--- a/Wage-Climate Elasticity Notes.docx
+++ b/Wage-Climate Elasticity Notes.docx
@@ -3,6 +3,9 @@
 <w:document xmlns:wpc="http://schemas.microsoft.com/office/word/2010/wordprocessingCanvas" xmlns:cx="http://schemas.microsoft.com/office/drawing/2014/chartex" xmlns:cx1="http://schemas.microsoft.com/office/drawing/2015/9/8/chartex" xmlns:cx2="http://schemas.microsoft.com/office/drawing/2015/10/21/chartex" xmlns:cx3="http://schemas.microsoft.com/office/drawing/2016/5/9/chartex" xmlns:cx4="http://schemas.microsoft.com/office/drawing/2016/5/10/chartex" xmlns:cx5="http://schemas.microsoft.com/office/drawing/2016/5/11/chartex" xmlns:cx6="http://schemas.microsoft.com/office/drawing/2016/5/12/chartex" xmlns:cx7="http://schemas.microsoft.com/office/drawing/2016/5/13/chartex" xmlns:cx8="http://schemas.microsoft.com/office/drawing/2016/5/14/chartex" xmlns:mc="http://schemas.openxmlformats.org/markup-compatibility/2006" xmlns:aink="http://schemas.microsoft.com/office/drawing/2016/ink" xmlns:am3d="http://schemas.microsoft.com/office/drawing/2017/model3d" xmlns:o="urn:schemas-microsoft-com:office:office" xmlns:oel="http://schemas.microsoft.com/office/2019/extlst" xmlns:r="http://schemas.openxmlformats.org/officeDocument/2006/relationships" xmlns:m="http://schemas.openxmlformats.org/officeDocument/2006/math" xmlns:v="urn:schemas-microsoft-com:vml" xmlns:wp14="http://schemas.microsoft.com/office/word/2010/wordprocessingDrawing" xmlns:wp="http://schemas.openxmlformats.org/drawingml/2006/wordprocessingDrawing" xmlns:w10="urn:schemas-microsoft-com:office:word" xmlns:w="http://schemas.openxmlformats.org/wordprocessingml/2006/main" xmlns:w14="http://schemas.microsoft.com/office/word/2010/wordml" xmlns:w15="http://schemas.microsoft.com/office/word/2012/wordml" xmlns:w16cex="http://schemas.microsoft.com/office/word/2018/wordml/cex" xmlns:w16cid="http://schemas.microsoft.com/office/word/2016/wordml/cid" xmlns:w16="http://schemas.microsoft.com/office/word/2018/wordml" xmlns:w16du="http://schemas.microsoft.com/office/word/2023/wordml/word16du" xmlns:w16sdtdh="http://schemas.microsoft.com/office/word/2020/wordml/sdtdatahash" xmlns:w16sdtfl="http://schemas.microsoft.com/office/word/2024/wordml/sdtformatlock" xmlns:w16se="http://schemas.microsoft.com/office/word/2015/wordml/symex" xmlns:wpg="http://schemas.microsoft.com/office/word/2010/wordprocessingGroup" xmlns:wpi="http://schemas.microsoft.com/office/word/2010/wordprocessingInk" xmlns:wne="http://schemas.microsoft.com/office/word/2006/wordml" xmlns:wps="http://schemas.microsoft.com/office/word/2010/wordprocessingShape" mc:Ignorable="w14 w15 w16se w16cid w16 w16cex w16sdtdh w16sdtfl w16du wp14">
   <w:body>
     <w:p>
+      <w:pPr>
+        <w:pStyle w:val="Heading1"/>
+      </w:pPr>
       <w:r>
         <w:t>Introduction:</w:t>
       </w:r>
@@ -17,15 +20,7 @@
         <w:jc w:val="both"/>
       </w:pPr>
       <w:r>
-        <w:t xml:space="preserve">The agricultural labor market is </w:t>
-      </w:r>
-      <w:proofErr w:type="gramStart"/>
-      <w:r>
-        <w:t>effected</w:t>
-      </w:r>
-      <w:proofErr w:type="gramEnd"/>
-      <w:r>
-        <w:t xml:space="preserve"> by more than just market forces</w:t>
+        <w:t>The agricultural labor market is effected by more than just market forces</w:t>
       </w:r>
     </w:p>
     <w:p>
@@ -142,28 +137,656 @@
         <w:t xml:space="preserve"> Weather Anomalies/Climate</w:t>
       </w:r>
     </w:p>
+    <w:p>
+      <w:pPr>
+        <w:pStyle w:val="Heading1"/>
+      </w:pPr>
+      <w:r>
+        <w:t>Theory and Concepts:</w:t>
+      </w:r>
+    </w:p>
+    <w:p>
+      <w:pPr>
+        <w:pStyle w:val="ListParagraph"/>
+        <w:numPr>
+          <w:ilvl w:val="0"/>
+          <w:numId w:val="2"/>
+        </w:numPr>
+        <w:spacing w:after="0"/>
+        <w:rPr>
+          <w:rFonts w:ascii="Arial" w:hAnsi="Arial" w:cs="Arial"/>
+        </w:rPr>
+      </w:pPr>
+      <w:r>
+        <w:rPr>
+          <w:rFonts w:ascii="Arial" w:hAnsi="Arial" w:cs="Arial"/>
+          <w:b/>
+          <w:bCs/>
+        </w:rPr>
+        <w:t>Climate Wage Risk</w:t>
+      </w:r>
+      <w:r>
+        <w:rPr>
+          <w:rFonts w:ascii="Arial" w:hAnsi="Arial" w:cs="Arial"/>
+        </w:rPr>
+        <w:t>: Sensitivity and variability of agricultural wages to climate shocks.</w:t>
+      </w:r>
+    </w:p>
+    <w:p>
+      <w:pPr>
+        <w:pStyle w:val="ListParagraph"/>
+        <w:numPr>
+          <w:ilvl w:val="0"/>
+          <w:numId w:val="2"/>
+        </w:numPr>
+        <w:spacing w:after="0"/>
+        <w:rPr>
+          <w:rFonts w:ascii="Arial" w:hAnsi="Arial" w:cs="Arial"/>
+        </w:rPr>
+      </w:pPr>
+      <w:r>
+        <w:rPr>
+          <w:rFonts w:ascii="Arial" w:hAnsi="Arial" w:cs="Arial"/>
+          <w:b/>
+          <w:bCs/>
+        </w:rPr>
+        <w:t>Wage Elasticity</w:t>
+      </w:r>
+      <w:r>
+        <w:rPr>
+          <w:rFonts w:ascii="Arial" w:hAnsi="Arial" w:cs="Arial"/>
+        </w:rPr>
+        <w:t>: How responsive wages are to external changes (e.g., weather or production).</w:t>
+      </w:r>
+    </w:p>
+    <w:p>
+      <w:pPr>
+        <w:pStyle w:val="ListParagraph"/>
+        <w:numPr>
+          <w:ilvl w:val="0"/>
+          <w:numId w:val="2"/>
+        </w:numPr>
+        <w:spacing w:after="0"/>
+        <w:rPr>
+          <w:rFonts w:ascii="Arial" w:hAnsi="Arial" w:cs="Arial"/>
+        </w:rPr>
+      </w:pPr>
+      <w:r>
+        <w:rPr>
+          <w:rFonts w:ascii="Arial" w:hAnsi="Arial" w:cs="Arial"/>
+          <w:b/>
+          <w:bCs/>
+        </w:rPr>
+        <w:t>Volatility</w:t>
+      </w:r>
+      <w:r>
+        <w:rPr>
+          <w:rFonts w:ascii="Arial" w:hAnsi="Arial" w:cs="Arial"/>
+        </w:rPr>
+        <w:t>: Standard deviation or CV of wages over time as an indicator of stability.</w:t>
+      </w:r>
+    </w:p>
+    <w:p>
+      <w:pPr>
+        <w:pStyle w:val="ListParagraph"/>
+        <w:numPr>
+          <w:ilvl w:val="0"/>
+          <w:numId w:val="2"/>
+        </w:numPr>
+        <w:spacing w:after="0"/>
+        <w:rPr>
+          <w:rFonts w:ascii="Arial" w:hAnsi="Arial" w:cs="Arial"/>
+        </w:rPr>
+      </w:pPr>
+      <w:r>
+        <w:rPr>
+          <w:rFonts w:ascii="Arial" w:hAnsi="Arial" w:cs="Arial"/>
+          <w:b/>
+          <w:bCs/>
+        </w:rPr>
+        <w:t>Crop Labor Intensity</w:t>
+      </w:r>
+      <w:r>
+        <w:rPr>
+          <w:rFonts w:ascii="Arial" w:hAnsi="Arial" w:cs="Arial"/>
+        </w:rPr>
+        <w:t>: Certain crops require more manual labor → more vulnerable to shocks.</w:t>
+      </w:r>
+    </w:p>
+    <w:p>
+      <w:pPr>
+        <w:pStyle w:val="ListParagraph"/>
+        <w:numPr>
+          <w:ilvl w:val="0"/>
+          <w:numId w:val="2"/>
+        </w:numPr>
+        <w:spacing w:after="0"/>
+        <w:rPr>
+          <w:rFonts w:ascii="Arial" w:hAnsi="Arial" w:cs="Arial"/>
+        </w:rPr>
+      </w:pPr>
+      <w:r>
+        <w:rPr>
+          <w:rFonts w:ascii="Arial" w:hAnsi="Arial" w:cs="Arial"/>
+          <w:b/>
+          <w:bCs/>
+        </w:rPr>
+        <w:t>Rural Economic Spillovers</w:t>
+      </w:r>
+      <w:r>
+        <w:rPr>
+          <w:rFonts w:ascii="Arial" w:hAnsi="Arial" w:cs="Arial"/>
+        </w:rPr>
+        <w:t>: Wage changes in ag can affect or mirror trends in other sectors.</w:t>
+      </w:r>
+    </w:p>
+    <w:p>
+      <w:pPr>
+        <w:pStyle w:val="ListParagraph"/>
+        <w:numPr>
+          <w:ilvl w:val="0"/>
+          <w:numId w:val="2"/>
+        </w:numPr>
+        <w:spacing w:after="0"/>
+        <w:rPr>
+          <w:rFonts w:ascii="Arial" w:hAnsi="Arial" w:cs="Arial"/>
+        </w:rPr>
+      </w:pPr>
+      <w:r>
+        <w:rPr>
+          <w:rFonts w:ascii="Arial" w:hAnsi="Arial" w:cs="Arial"/>
+          <w:b/>
+          <w:bCs/>
+        </w:rPr>
+        <w:t>Resilience Factors</w:t>
+      </w:r>
+      <w:r>
+        <w:rPr>
+          <w:rFonts w:ascii="Arial" w:hAnsi="Arial" w:cs="Arial"/>
+        </w:rPr>
+        <w:t>: Irrigation, subsidies, mechanization may mitigate climate sensitivity.</w:t>
+      </w:r>
+    </w:p>
+    <w:p>
+      <w:pPr>
+        <w:pStyle w:val="Heading1"/>
+      </w:pPr>
+      <w:r>
+        <w:t>Modeling &amp; Analysis Techniques</w:t>
+      </w:r>
+    </w:p>
+    <w:p>
+      <w:pPr>
+        <w:pStyle w:val="ListParagraph"/>
+        <w:numPr>
+          <w:ilvl w:val="0"/>
+          <w:numId w:val="3"/>
+        </w:numPr>
+      </w:pPr>
+      <w:r>
+        <w:rPr>
+          <w:b/>
+          <w:bCs/>
+        </w:rPr>
+        <w:t>Descriptive Analysis:</w:t>
+      </w:r>
+      <w:r>
+        <w:t xml:space="preserve"> Mean, CV of wages by crop type, region, and year.</w:t>
+      </w:r>
+    </w:p>
+    <w:p>
+      <w:pPr>
+        <w:pStyle w:val="ListParagraph"/>
+        <w:numPr>
+          <w:ilvl w:val="0"/>
+          <w:numId w:val="3"/>
+        </w:numPr>
+      </w:pPr>
+      <w:r>
+        <w:rPr>
+          <w:b/>
+          <w:bCs/>
+        </w:rPr>
+        <w:t>Climate Anomaly Construction:</w:t>
+      </w:r>
+      <w:r>
+        <w:t xml:space="preserve"> Z-scores or SD deviations from historical climate baselines.</w:t>
+      </w:r>
+    </w:p>
+    <w:p>
+      <w:pPr>
+        <w:pStyle w:val="ListParagraph"/>
+        <w:numPr>
+          <w:ilvl w:val="0"/>
+          <w:numId w:val="3"/>
+        </w:numPr>
+      </w:pPr>
+      <w:r>
+        <w:rPr>
+          <w:b/>
+          <w:bCs/>
+        </w:rPr>
+        <w:t>Panel Regression:</w:t>
+      </w:r>
+      <w:r>
+        <w:t xml:space="preserve"> County and year fixed effects for wage ~ climate + crop + policy covariates.</w:t>
+      </w:r>
+    </w:p>
+    <w:p>
+      <w:pPr>
+        <w:pStyle w:val="ListParagraph"/>
+        <w:numPr>
+          <w:ilvl w:val="0"/>
+          <w:numId w:val="3"/>
+        </w:numPr>
+      </w:pPr>
+      <w:r>
+        <w:rPr>
+          <w:b/>
+          <w:bCs/>
+        </w:rPr>
+        <w:t>Interaction Terms:</w:t>
+      </w:r>
+      <w:r>
+        <w:t xml:space="preserve"> Climate × crop type, or drought × region.</w:t>
+      </w:r>
+    </w:p>
+    <w:p>
+      <w:pPr>
+        <w:pStyle w:val="ListParagraph"/>
+        <w:numPr>
+          <w:ilvl w:val="0"/>
+          <w:numId w:val="3"/>
+        </w:numPr>
+      </w:pPr>
+      <w:r>
+        <w:rPr>
+          <w:b/>
+          <w:bCs/>
+        </w:rPr>
+        <w:t>Geographically Weighted Regression (GWR):</w:t>
+      </w:r>
+      <w:r>
+        <w:t xml:space="preserve"> Spatial heterogeneity in wage–climate links.</w:t>
+      </w:r>
+    </w:p>
+    <w:p>
+      <w:pPr>
+        <w:pStyle w:val="ListParagraph"/>
+        <w:numPr>
+          <w:ilvl w:val="0"/>
+          <w:numId w:val="3"/>
+        </w:numPr>
+      </w:pPr>
+      <w:r>
+        <w:rPr>
+          <w:b/>
+          <w:bCs/>
+        </w:rPr>
+        <w:t>Hotspot Analysis / LISA / Moran’s I:</w:t>
+      </w:r>
+      <w:r>
+        <w:t xml:space="preserve"> Spatial clustering of wage shocks or variability.</w:t>
+      </w:r>
+    </w:p>
+    <w:p>
+      <w:pPr>
+        <w:pStyle w:val="ListParagraph"/>
+        <w:numPr>
+          <w:ilvl w:val="0"/>
+          <w:numId w:val="3"/>
+        </w:numPr>
+      </w:pPr>
+      <w:r>
+        <w:rPr>
+          <w:b/>
+          <w:bCs/>
+        </w:rPr>
+        <w:t xml:space="preserve">Lag Models: </w:t>
+      </w:r>
+      <w:r>
+        <w:t>t-1 climate variables → t wage outcomes.</w:t>
+      </w:r>
+    </w:p>
+    <w:p>
+      <w:pPr>
+        <w:rPr>
+          <w:b/>
+          <w:bCs/>
+        </w:rPr>
+      </w:pPr>
+      <w:r>
+        <w:rPr>
+          <w:b/>
+          <w:bCs/>
+        </w:rPr>
+        <w:t>Technical Tools &amp; Code Elements</w:t>
+      </w:r>
+    </w:p>
+    <w:p>
+      <w:pPr>
+        <w:numPr>
+          <w:ilvl w:val="0"/>
+          <w:numId w:val="4"/>
+        </w:numPr>
+      </w:pPr>
+      <w:r>
+        <w:rPr>
+          <w:b/>
+          <w:bCs/>
+        </w:rPr>
+        <w:t>NASS API Pipeline (Python)</w:t>
+      </w:r>
+      <w:r>
+        <w:t>:</w:t>
+      </w:r>
+    </w:p>
+    <w:p>
+      <w:pPr>
+        <w:numPr>
+          <w:ilvl w:val="1"/>
+          <w:numId w:val="4"/>
+        </w:numPr>
+      </w:pPr>
+      <w:proofErr w:type="spellStart"/>
+      <w:r>
+        <w:lastRenderedPageBreak/>
+        <w:t>get_available_parameters</w:t>
+      </w:r>
+      <w:proofErr w:type="spellEnd"/>
+      <w:r>
+        <w:t>()</w:t>
+      </w:r>
+    </w:p>
+    <w:p>
+      <w:pPr>
+        <w:numPr>
+          <w:ilvl w:val="1"/>
+          <w:numId w:val="4"/>
+        </w:numPr>
+      </w:pPr>
+      <w:proofErr w:type="spellStart"/>
+      <w:r>
+        <w:t>save_options_report</w:t>
+      </w:r>
+      <w:proofErr w:type="spellEnd"/>
+      <w:r>
+        <w:t>()</w:t>
+      </w:r>
+    </w:p>
+    <w:p>
+      <w:pPr>
+        <w:numPr>
+          <w:ilvl w:val="1"/>
+          <w:numId w:val="4"/>
+        </w:numPr>
+      </w:pPr>
+      <w:proofErr w:type="spellStart"/>
+      <w:r>
+        <w:t>run_core_variable_reports</w:t>
+      </w:r>
+      <w:proofErr w:type="spellEnd"/>
+      <w:r>
+        <w:t>()</w:t>
+      </w:r>
+    </w:p>
+    <w:p>
+      <w:pPr>
+        <w:numPr>
+          <w:ilvl w:val="0"/>
+          <w:numId w:val="4"/>
+        </w:numPr>
+      </w:pPr>
+      <w:r>
+        <w:rPr>
+          <w:b/>
+          <w:bCs/>
+        </w:rPr>
+        <w:t>QCEW Ingestion</w:t>
+      </w:r>
+      <w:r>
+        <w:t>:</w:t>
+      </w:r>
+    </w:p>
+    <w:p>
+      <w:pPr>
+        <w:numPr>
+          <w:ilvl w:val="1"/>
+          <w:numId w:val="4"/>
+        </w:numPr>
+      </w:pPr>
+      <w:r>
+        <w:t>Downloaded as .csv from BLS QCEW Data Viewer (or FTP access).</w:t>
+      </w:r>
+    </w:p>
+    <w:p>
+      <w:pPr>
+        <w:numPr>
+          <w:ilvl w:val="1"/>
+          <w:numId w:val="4"/>
+        </w:numPr>
+      </w:pPr>
+      <w:r>
+        <w:t>Merge by county-year (FIPS codes).</w:t>
+      </w:r>
+    </w:p>
+    <w:p>
+      <w:pPr>
+        <w:numPr>
+          <w:ilvl w:val="0"/>
+          <w:numId w:val="4"/>
+        </w:numPr>
+      </w:pPr>
+      <w:r>
+        <w:rPr>
+          <w:b/>
+          <w:bCs/>
+        </w:rPr>
+        <w:t>Climate Integration</w:t>
+      </w:r>
+      <w:r>
+        <w:t>:</w:t>
+      </w:r>
+    </w:p>
+    <w:p>
+      <w:pPr>
+        <w:numPr>
+          <w:ilvl w:val="1"/>
+          <w:numId w:val="4"/>
+        </w:numPr>
+      </w:pPr>
+      <w:r>
+        <w:t>Use PRISM/NOAA gridded data, spatial join or raster extraction to county centroids or polygons.</w:t>
+      </w:r>
+    </w:p>
+    <w:p>
+      <w:pPr>
+        <w:numPr>
+          <w:ilvl w:val="0"/>
+          <w:numId w:val="4"/>
+        </w:numPr>
+      </w:pPr>
+      <w:proofErr w:type="spellStart"/>
+      <w:r>
+        <w:rPr>
+          <w:b/>
+          <w:bCs/>
+        </w:rPr>
+        <w:t>GeoData</w:t>
+      </w:r>
+      <w:proofErr w:type="spellEnd"/>
+      <w:r>
+        <w:rPr>
+          <w:b/>
+          <w:bCs/>
+        </w:rPr>
+        <w:t xml:space="preserve"> Processing</w:t>
+      </w:r>
+      <w:r>
+        <w:t>:</w:t>
+      </w:r>
+    </w:p>
+    <w:p>
+      <w:pPr>
+        <w:numPr>
+          <w:ilvl w:val="1"/>
+          <w:numId w:val="4"/>
+        </w:numPr>
+      </w:pPr>
+      <w:r>
+        <w:t xml:space="preserve">Use </w:t>
+      </w:r>
+      <w:proofErr w:type="spellStart"/>
+      <w:r>
+        <w:t>GeoPandas</w:t>
+      </w:r>
+      <w:proofErr w:type="spellEnd"/>
+      <w:r>
+        <w:t xml:space="preserve"> for joins, Shapely for spatial filters, and </w:t>
+      </w:r>
+      <w:proofErr w:type="spellStart"/>
+      <w:r>
+        <w:t>PySAL</w:t>
+      </w:r>
+      <w:proofErr w:type="spellEnd"/>
+      <w:r>
+        <w:t xml:space="preserve"> for spatial econometrics.</w:t>
+      </w:r>
+    </w:p>
+    <w:p>
+      <w:pPr>
+        <w:rPr>
+          <w:b/>
+          <w:bCs/>
+        </w:rPr>
+      </w:pPr>
+      <w:r>
+        <w:rPr>
+          <w:b/>
+          <w:bCs/>
+        </w:rPr>
+        <w:t>Key Concepts and Variables (Index)</w:t>
+      </w:r>
+    </w:p>
+    <w:p>
+      <w:pPr>
+        <w:numPr>
+          <w:ilvl w:val="0"/>
+          <w:numId w:val="5"/>
+        </w:numPr>
+      </w:pPr>
+      <w:r>
+        <w:t>CLIMATE_WAGE_RISK</w:t>
+      </w:r>
+    </w:p>
+    <w:p>
+      <w:pPr>
+        <w:numPr>
+          <w:ilvl w:val="0"/>
+          <w:numId w:val="5"/>
+        </w:numPr>
+      </w:pPr>
+      <w:r>
+        <w:t>WAGE_VOLATILITY_INDEX</w:t>
+      </w:r>
+    </w:p>
+    <w:p>
+      <w:pPr>
+        <w:numPr>
+          <w:ilvl w:val="0"/>
+          <w:numId w:val="5"/>
+        </w:numPr>
+      </w:pPr>
+      <w:r>
+        <w:t>CROP_INTENSITY_SCORE</w:t>
+      </w:r>
+    </w:p>
+    <w:p>
+      <w:pPr>
+        <w:numPr>
+          <w:ilvl w:val="0"/>
+          <w:numId w:val="5"/>
+        </w:numPr>
+      </w:pPr>
+      <w:r>
+        <w:t>PRECIP_ANOMALY, TEMP_ANOMALY, DROUGHT_INDEX</w:t>
+      </w:r>
+    </w:p>
+    <w:p>
+      <w:pPr>
+        <w:numPr>
+          <w:ilvl w:val="0"/>
+          <w:numId w:val="5"/>
+        </w:numPr>
+      </w:pPr>
+      <w:r>
+        <w:t>AG_WAGE, NONAG_WAGE, WAGE_ELASTICITY</w:t>
+      </w:r>
+    </w:p>
+    <w:p>
+      <w:pPr>
+        <w:numPr>
+          <w:ilvl w:val="0"/>
+          <w:numId w:val="5"/>
+        </w:numPr>
+      </w:pPr>
+      <w:r>
+        <w:t>FIPS, NAICS, ACREAGE, YIELD, PRODUCTION_VALUE</w:t>
+      </w:r>
+    </w:p>
+    <w:p>
+      <w:pPr>
+        <w:numPr>
+          <w:ilvl w:val="0"/>
+          <w:numId w:val="5"/>
+        </w:numPr>
+      </w:pPr>
+      <w:r>
+        <w:t>GWR, PANEL_FE, LISA, MORAN_I, SPATIAL_LAG</w:t>
+      </w:r>
+    </w:p>
     <w:p/>
     <w:p>
-      <w:r>
-        <w:t xml:space="preserve">Area planted, Area </w:t>
-      </w:r>
-      <w:r>
-        <w:t>H</w:t>
-      </w:r>
-      <w:r>
-        <w:t>arvested</w:t>
-      </w:r>
-      <w:r>
-        <w:t>: (Acres, BU),</w:t>
-      </w:r>
-      <w:r>
-        <w:t xml:space="preserve"> </w:t>
-      </w:r>
-    </w:p>
-    <w:p>
-      <w:r>
-        <w:t>Sales (BU, $)</w:t>
-      </w:r>
+      <w:pPr>
+        <w:pStyle w:val="Heading1"/>
+      </w:pPr>
+      <w:r>
+        <w:t>NASS Quick Stats Data</w:t>
+      </w:r>
+    </w:p>
+    <w:p>
+      <w:pPr>
+        <w:pStyle w:val="ListParagraph"/>
+        <w:numPr>
+          <w:ilvl w:val="0"/>
+          <w:numId w:val="1"/>
+        </w:numPr>
+      </w:pPr>
+      <w:proofErr w:type="spellStart"/>
+      <w:r>
+        <w:t>land_use</w:t>
+      </w:r>
+      <w:proofErr w:type="spellEnd"/>
+      <w:r>
+        <w:t xml:space="preserve">: Area planted, Area Harvested: (Acres, BU), </w:t>
+      </w:r>
+    </w:p>
+    <w:p>
+      <w:pPr>
+        <w:pStyle w:val="ListParagraph"/>
+        <w:numPr>
+          <w:ilvl w:val="0"/>
+          <w:numId w:val="1"/>
+        </w:numPr>
+      </w:pPr>
+      <w:r>
+        <w:t>supply: Sales (BU, $)</w:t>
+      </w:r>
+    </w:p>
+    <w:p>
+      <w:pPr>
+        <w:ind w:left="360"/>
+      </w:pPr>
     </w:p>
     <w:sectPr>
       <w:pgSz w:w="12240" w:h="15840"/>
@@ -178,9 +801,158 @@
 <file path=word/numbering.xml><?xml version="1.0" encoding="utf-8"?>
 <w:numbering xmlns:wpc="http://schemas.microsoft.com/office/word/2010/wordprocessingCanvas" xmlns:cx="http://schemas.microsoft.com/office/drawing/2014/chartex" xmlns:cx1="http://schemas.microsoft.com/office/drawing/2015/9/8/chartex" xmlns:cx2="http://schemas.microsoft.com/office/drawing/2015/10/21/chartex" xmlns:cx3="http://schemas.microsoft.com/office/drawing/2016/5/9/chartex" xmlns:cx4="http://schemas.microsoft.com/office/drawing/2016/5/10/chartex" xmlns:cx5="http://schemas.microsoft.com/office/drawing/2016/5/11/chartex" xmlns:cx6="http://schemas.microsoft.com/office/drawing/2016/5/12/chartex" xmlns:cx7="http://schemas.microsoft.com/office/drawing/2016/5/13/chartex" xmlns:cx8="http://schemas.microsoft.com/office/drawing/2016/5/14/chartex" xmlns:mc="http://schemas.openxmlformats.org/markup-compatibility/2006" xmlns:aink="http://schemas.microsoft.com/office/drawing/2016/ink" xmlns:am3d="http://schemas.microsoft.com/office/drawing/2017/model3d" xmlns:o="urn:schemas-microsoft-com:office:office" xmlns:oel="http://schemas.microsoft.com/office/2019/extlst" xmlns:r="http://schemas.openxmlformats.org/officeDocument/2006/relationships" xmlns:m="http://schemas.openxmlformats.org/officeDocument/2006/math" xmlns:v="urn:schemas-microsoft-com:vml" xmlns:wp14="http://schemas.microsoft.com/office/word/2010/wordprocessingDrawing" xmlns:wp="http://schemas.openxmlformats.org/drawingml/2006/wordprocessingDrawing" xmlns:w10="urn:schemas-microsoft-com:office:word" xmlns:w="http://schemas.openxmlformats.org/wordprocessingml/2006/main" xmlns:w14="http://schemas.microsoft.com/office/word/2010/wordml" xmlns:w15="http://schemas.microsoft.com/office/word/2012/wordml" xmlns:w16cex="http://schemas.microsoft.com/office/word/2018/wordml/cex" xmlns:w16cid="http://schemas.microsoft.com/office/word/2016/wordml/cid" xmlns:w16="http://schemas.microsoft.com/office/word/2018/wordml" xmlns:w16du="http://schemas.microsoft.com/office/word/2023/wordml/word16du" xmlns:w16sdtdh="http://schemas.microsoft.com/office/word/2020/wordml/sdtdatahash" xmlns:w16sdtfl="http://schemas.microsoft.com/office/word/2024/wordml/sdtformatlock" xmlns:w16se="http://schemas.microsoft.com/office/word/2015/wordml/symex" xmlns:wpg="http://schemas.microsoft.com/office/word/2010/wordprocessingGroup" xmlns:wpi="http://schemas.microsoft.com/office/word/2010/wordprocessingInk" xmlns:wne="http://schemas.microsoft.com/office/word/2006/wordml" xmlns:wps="http://schemas.microsoft.com/office/word/2010/wordprocessingShape" mc:Ignorable="w14 w15 w16se w16cid w16 w16cex w16sdtdh w16sdtfl w16du wp14">
   <w:abstractNum w:abstractNumId="0" w15:restartNumberingAfterBreak="0">
+    <w:nsid w:val="17B1241C"/>
+    <w:multiLevelType w:val="multilevel"/>
+    <w:tmpl w:val="EEFA73E8"/>
+    <w:lvl w:ilvl="0">
+      <w:start w:val="1"/>
+      <w:numFmt w:val="bullet"/>
+      <w:lvlText w:val=""/>
+      <w:lvlJc w:val="left"/>
+      <w:pPr>
+        <w:tabs>
+          <w:tab w:val="num" w:pos="720"/>
+        </w:tabs>
+        <w:ind w:left="720" w:hanging="360"/>
+      </w:pPr>
+      <w:rPr>
+        <w:rFonts w:ascii="Symbol" w:hAnsi="Symbol" w:hint="default"/>
+        <w:sz w:val="20"/>
+      </w:rPr>
+    </w:lvl>
+    <w:lvl w:ilvl="1" w:tentative="1">
+      <w:start w:val="1"/>
+      <w:numFmt w:val="bullet"/>
+      <w:lvlText w:val="o"/>
+      <w:lvlJc w:val="left"/>
+      <w:pPr>
+        <w:tabs>
+          <w:tab w:val="num" w:pos="1440"/>
+        </w:tabs>
+        <w:ind w:left="1440" w:hanging="360"/>
+      </w:pPr>
+      <w:rPr>
+        <w:rFonts w:ascii="Courier New" w:hAnsi="Courier New" w:hint="default"/>
+        <w:sz w:val="20"/>
+      </w:rPr>
+    </w:lvl>
+    <w:lvl w:ilvl="2" w:tentative="1">
+      <w:start w:val="1"/>
+      <w:numFmt w:val="bullet"/>
+      <w:lvlText w:val=""/>
+      <w:lvlJc w:val="left"/>
+      <w:pPr>
+        <w:tabs>
+          <w:tab w:val="num" w:pos="2160"/>
+        </w:tabs>
+        <w:ind w:left="2160" w:hanging="360"/>
+      </w:pPr>
+      <w:rPr>
+        <w:rFonts w:ascii="Wingdings" w:hAnsi="Wingdings" w:hint="default"/>
+        <w:sz w:val="20"/>
+      </w:rPr>
+    </w:lvl>
+    <w:lvl w:ilvl="3" w:tentative="1">
+      <w:start w:val="1"/>
+      <w:numFmt w:val="bullet"/>
+      <w:lvlText w:val=""/>
+      <w:lvlJc w:val="left"/>
+      <w:pPr>
+        <w:tabs>
+          <w:tab w:val="num" w:pos="2880"/>
+        </w:tabs>
+        <w:ind w:left="2880" w:hanging="360"/>
+      </w:pPr>
+      <w:rPr>
+        <w:rFonts w:ascii="Wingdings" w:hAnsi="Wingdings" w:hint="default"/>
+        <w:sz w:val="20"/>
+      </w:rPr>
+    </w:lvl>
+    <w:lvl w:ilvl="4" w:tentative="1">
+      <w:start w:val="1"/>
+      <w:numFmt w:val="bullet"/>
+      <w:lvlText w:val=""/>
+      <w:lvlJc w:val="left"/>
+      <w:pPr>
+        <w:tabs>
+          <w:tab w:val="num" w:pos="3600"/>
+        </w:tabs>
+        <w:ind w:left="3600" w:hanging="360"/>
+      </w:pPr>
+      <w:rPr>
+        <w:rFonts w:ascii="Wingdings" w:hAnsi="Wingdings" w:hint="default"/>
+        <w:sz w:val="20"/>
+      </w:rPr>
+    </w:lvl>
+    <w:lvl w:ilvl="5" w:tentative="1">
+      <w:start w:val="1"/>
+      <w:numFmt w:val="bullet"/>
+      <w:lvlText w:val=""/>
+      <w:lvlJc w:val="left"/>
+      <w:pPr>
+        <w:tabs>
+          <w:tab w:val="num" w:pos="4320"/>
+        </w:tabs>
+        <w:ind w:left="4320" w:hanging="360"/>
+      </w:pPr>
+      <w:rPr>
+        <w:rFonts w:ascii="Wingdings" w:hAnsi="Wingdings" w:hint="default"/>
+        <w:sz w:val="20"/>
+      </w:rPr>
+    </w:lvl>
+    <w:lvl w:ilvl="6" w:tentative="1">
+      <w:start w:val="1"/>
+      <w:numFmt w:val="bullet"/>
+      <w:lvlText w:val=""/>
+      <w:lvlJc w:val="left"/>
+      <w:pPr>
+        <w:tabs>
+          <w:tab w:val="num" w:pos="5040"/>
+        </w:tabs>
+        <w:ind w:left="5040" w:hanging="360"/>
+      </w:pPr>
+      <w:rPr>
+        <w:rFonts w:ascii="Wingdings" w:hAnsi="Wingdings" w:hint="default"/>
+        <w:sz w:val="20"/>
+      </w:rPr>
+    </w:lvl>
+    <w:lvl w:ilvl="7" w:tentative="1">
+      <w:start w:val="1"/>
+      <w:numFmt w:val="bullet"/>
+      <w:lvlText w:val=""/>
+      <w:lvlJc w:val="left"/>
+      <w:pPr>
+        <w:tabs>
+          <w:tab w:val="num" w:pos="5760"/>
+        </w:tabs>
+        <w:ind w:left="5760" w:hanging="360"/>
+      </w:pPr>
+      <w:rPr>
+        <w:rFonts w:ascii="Wingdings" w:hAnsi="Wingdings" w:hint="default"/>
+        <w:sz w:val="20"/>
+      </w:rPr>
+    </w:lvl>
+    <w:lvl w:ilvl="8" w:tentative="1">
+      <w:start w:val="1"/>
+      <w:numFmt w:val="bullet"/>
+      <w:lvlText w:val=""/>
+      <w:lvlJc w:val="left"/>
+      <w:pPr>
+        <w:tabs>
+          <w:tab w:val="num" w:pos="6480"/>
+        </w:tabs>
+        <w:ind w:left="6480" w:hanging="360"/>
+      </w:pPr>
+      <w:rPr>
+        <w:rFonts w:ascii="Wingdings" w:hAnsi="Wingdings" w:hint="default"/>
+        <w:sz w:val="20"/>
+      </w:rPr>
+    </w:lvl>
+  </w:abstractNum>
+  <w:abstractNum w:abstractNumId="1" w15:restartNumberingAfterBreak="0">
     <w:nsid w:val="2FCC6A32"/>
     <w:multiLevelType w:val="hybridMultilevel"/>
-    <w:tmpl w:val="4F9C78E0"/>
+    <w:tmpl w:val="309AE152"/>
     <w:lvl w:ilvl="0" w:tplc="FD94C642">
       <w:numFmt w:val="bullet"/>
       <w:lvlText w:val="-"/>
@@ -286,10 +1058,397 @@
       </w:pPr>
       <w:rPr>
         <w:rFonts w:ascii="Wingdings" w:hAnsi="Wingdings" w:hint="default"/>
+      </w:rPr>
+    </w:lvl>
+  </w:abstractNum>
+  <w:abstractNum w:abstractNumId="2" w15:restartNumberingAfterBreak="0">
+    <w:nsid w:val="3C0A1786"/>
+    <w:multiLevelType w:val="hybridMultilevel"/>
+    <w:tmpl w:val="B568E458"/>
+    <w:lvl w:ilvl="0" w:tplc="E2D0C9E4">
+      <w:numFmt w:val="bullet"/>
+      <w:lvlText w:val=""/>
+      <w:lvlJc w:val="left"/>
+      <w:pPr>
+        <w:ind w:left="720" w:hanging="360"/>
+      </w:pPr>
+      <w:rPr>
+        <w:rFonts w:ascii="Symbol" w:hAnsi="Symbol" w:cstheme="minorBidi" w:hint="default"/>
+        <w:color w:val="002060"/>
+      </w:rPr>
+    </w:lvl>
+    <w:lvl w:ilvl="1" w:tplc="FFFFFFFF">
+      <w:start w:val="1"/>
+      <w:numFmt w:val="bullet"/>
+      <w:lvlText w:val="o"/>
+      <w:lvlJc w:val="left"/>
+      <w:pPr>
+        <w:ind w:left="1440" w:hanging="360"/>
+      </w:pPr>
+      <w:rPr>
+        <w:rFonts w:ascii="Courier New" w:hAnsi="Courier New" w:cs="Courier New" w:hint="default"/>
+      </w:rPr>
+    </w:lvl>
+    <w:lvl w:ilvl="2" w:tplc="FFFFFFFF" w:tentative="1">
+      <w:start w:val="1"/>
+      <w:numFmt w:val="bullet"/>
+      <w:lvlText w:val=""/>
+      <w:lvlJc w:val="left"/>
+      <w:pPr>
+        <w:ind w:left="2160" w:hanging="360"/>
+      </w:pPr>
+      <w:rPr>
+        <w:rFonts w:ascii="Wingdings" w:hAnsi="Wingdings" w:hint="default"/>
+      </w:rPr>
+    </w:lvl>
+    <w:lvl w:ilvl="3" w:tplc="FFFFFFFF" w:tentative="1">
+      <w:start w:val="1"/>
+      <w:numFmt w:val="bullet"/>
+      <w:lvlText w:val=""/>
+      <w:lvlJc w:val="left"/>
+      <w:pPr>
+        <w:ind w:left="2880" w:hanging="360"/>
+      </w:pPr>
+      <w:rPr>
+        <w:rFonts w:ascii="Symbol" w:hAnsi="Symbol" w:hint="default"/>
+      </w:rPr>
+    </w:lvl>
+    <w:lvl w:ilvl="4" w:tplc="FFFFFFFF" w:tentative="1">
+      <w:start w:val="1"/>
+      <w:numFmt w:val="bullet"/>
+      <w:lvlText w:val="o"/>
+      <w:lvlJc w:val="left"/>
+      <w:pPr>
+        <w:ind w:left="3600" w:hanging="360"/>
+      </w:pPr>
+      <w:rPr>
+        <w:rFonts w:ascii="Courier New" w:hAnsi="Courier New" w:cs="Courier New" w:hint="default"/>
+      </w:rPr>
+    </w:lvl>
+    <w:lvl w:ilvl="5" w:tplc="FFFFFFFF" w:tentative="1">
+      <w:start w:val="1"/>
+      <w:numFmt w:val="bullet"/>
+      <w:lvlText w:val=""/>
+      <w:lvlJc w:val="left"/>
+      <w:pPr>
+        <w:ind w:left="4320" w:hanging="360"/>
+      </w:pPr>
+      <w:rPr>
+        <w:rFonts w:ascii="Wingdings" w:hAnsi="Wingdings" w:hint="default"/>
+      </w:rPr>
+    </w:lvl>
+    <w:lvl w:ilvl="6" w:tplc="FFFFFFFF" w:tentative="1">
+      <w:start w:val="1"/>
+      <w:numFmt w:val="bullet"/>
+      <w:lvlText w:val=""/>
+      <w:lvlJc w:val="left"/>
+      <w:pPr>
+        <w:ind w:left="5040" w:hanging="360"/>
+      </w:pPr>
+      <w:rPr>
+        <w:rFonts w:ascii="Symbol" w:hAnsi="Symbol" w:hint="default"/>
+      </w:rPr>
+    </w:lvl>
+    <w:lvl w:ilvl="7" w:tplc="FFFFFFFF" w:tentative="1">
+      <w:start w:val="1"/>
+      <w:numFmt w:val="bullet"/>
+      <w:lvlText w:val="o"/>
+      <w:lvlJc w:val="left"/>
+      <w:pPr>
+        <w:ind w:left="5760" w:hanging="360"/>
+      </w:pPr>
+      <w:rPr>
+        <w:rFonts w:ascii="Courier New" w:hAnsi="Courier New" w:cs="Courier New" w:hint="default"/>
+      </w:rPr>
+    </w:lvl>
+    <w:lvl w:ilvl="8" w:tplc="FFFFFFFF" w:tentative="1">
+      <w:start w:val="1"/>
+      <w:numFmt w:val="bullet"/>
+      <w:lvlText w:val=""/>
+      <w:lvlJc w:val="left"/>
+      <w:pPr>
+        <w:ind w:left="6480" w:hanging="360"/>
+      </w:pPr>
+      <w:rPr>
+        <w:rFonts w:ascii="Wingdings" w:hAnsi="Wingdings" w:hint="default"/>
+      </w:rPr>
+    </w:lvl>
+  </w:abstractNum>
+  <w:abstractNum w:abstractNumId="3" w15:restartNumberingAfterBreak="0">
+    <w:nsid w:val="687058B5"/>
+    <w:multiLevelType w:val="hybridMultilevel"/>
+    <w:tmpl w:val="D3EC7BE8"/>
+    <w:lvl w:ilvl="0" w:tplc="E2D0C9E4">
+      <w:numFmt w:val="bullet"/>
+      <w:lvlText w:val=""/>
+      <w:lvlJc w:val="left"/>
+      <w:pPr>
+        <w:ind w:left="720" w:hanging="360"/>
+      </w:pPr>
+      <w:rPr>
+        <w:rFonts w:ascii="Symbol" w:hAnsi="Symbol" w:cstheme="minorBidi" w:hint="default"/>
+        <w:color w:val="002060"/>
+      </w:rPr>
+    </w:lvl>
+    <w:lvl w:ilvl="1" w:tplc="04090003" w:tentative="1">
+      <w:start w:val="1"/>
+      <w:numFmt w:val="bullet"/>
+      <w:lvlText w:val="o"/>
+      <w:lvlJc w:val="left"/>
+      <w:pPr>
+        <w:ind w:left="1440" w:hanging="360"/>
+      </w:pPr>
+      <w:rPr>
+        <w:rFonts w:ascii="Courier New" w:hAnsi="Courier New" w:cs="Courier New" w:hint="default"/>
+      </w:rPr>
+    </w:lvl>
+    <w:lvl w:ilvl="2" w:tplc="04090005" w:tentative="1">
+      <w:start w:val="1"/>
+      <w:numFmt w:val="bullet"/>
+      <w:lvlText w:val=""/>
+      <w:lvlJc w:val="left"/>
+      <w:pPr>
+        <w:ind w:left="2160" w:hanging="360"/>
+      </w:pPr>
+      <w:rPr>
+        <w:rFonts w:ascii="Wingdings" w:hAnsi="Wingdings" w:hint="default"/>
+      </w:rPr>
+    </w:lvl>
+    <w:lvl w:ilvl="3" w:tplc="04090001" w:tentative="1">
+      <w:start w:val="1"/>
+      <w:numFmt w:val="bullet"/>
+      <w:lvlText w:val=""/>
+      <w:lvlJc w:val="left"/>
+      <w:pPr>
+        <w:ind w:left="2880" w:hanging="360"/>
+      </w:pPr>
+      <w:rPr>
+        <w:rFonts w:ascii="Symbol" w:hAnsi="Symbol" w:hint="default"/>
+      </w:rPr>
+    </w:lvl>
+    <w:lvl w:ilvl="4" w:tplc="04090003" w:tentative="1">
+      <w:start w:val="1"/>
+      <w:numFmt w:val="bullet"/>
+      <w:lvlText w:val="o"/>
+      <w:lvlJc w:val="left"/>
+      <w:pPr>
+        <w:ind w:left="3600" w:hanging="360"/>
+      </w:pPr>
+      <w:rPr>
+        <w:rFonts w:ascii="Courier New" w:hAnsi="Courier New" w:cs="Courier New" w:hint="default"/>
+      </w:rPr>
+    </w:lvl>
+    <w:lvl w:ilvl="5" w:tplc="04090005" w:tentative="1">
+      <w:start w:val="1"/>
+      <w:numFmt w:val="bullet"/>
+      <w:lvlText w:val=""/>
+      <w:lvlJc w:val="left"/>
+      <w:pPr>
+        <w:ind w:left="4320" w:hanging="360"/>
+      </w:pPr>
+      <w:rPr>
+        <w:rFonts w:ascii="Wingdings" w:hAnsi="Wingdings" w:hint="default"/>
+      </w:rPr>
+    </w:lvl>
+    <w:lvl w:ilvl="6" w:tplc="04090001" w:tentative="1">
+      <w:start w:val="1"/>
+      <w:numFmt w:val="bullet"/>
+      <w:lvlText w:val=""/>
+      <w:lvlJc w:val="left"/>
+      <w:pPr>
+        <w:ind w:left="5040" w:hanging="360"/>
+      </w:pPr>
+      <w:rPr>
+        <w:rFonts w:ascii="Symbol" w:hAnsi="Symbol" w:hint="default"/>
+      </w:rPr>
+    </w:lvl>
+    <w:lvl w:ilvl="7" w:tplc="04090003" w:tentative="1">
+      <w:start w:val="1"/>
+      <w:numFmt w:val="bullet"/>
+      <w:lvlText w:val="o"/>
+      <w:lvlJc w:val="left"/>
+      <w:pPr>
+        <w:ind w:left="5760" w:hanging="360"/>
+      </w:pPr>
+      <w:rPr>
+        <w:rFonts w:ascii="Courier New" w:hAnsi="Courier New" w:cs="Courier New" w:hint="default"/>
+      </w:rPr>
+    </w:lvl>
+    <w:lvl w:ilvl="8" w:tplc="04090005" w:tentative="1">
+      <w:start w:val="1"/>
+      <w:numFmt w:val="bullet"/>
+      <w:lvlText w:val=""/>
+      <w:lvlJc w:val="left"/>
+      <w:pPr>
+        <w:ind w:left="6480" w:hanging="360"/>
+      </w:pPr>
+      <w:rPr>
+        <w:rFonts w:ascii="Wingdings" w:hAnsi="Wingdings" w:hint="default"/>
+      </w:rPr>
+    </w:lvl>
+  </w:abstractNum>
+  <w:abstractNum w:abstractNumId="4" w15:restartNumberingAfterBreak="0">
+    <w:nsid w:val="70621C78"/>
+    <w:multiLevelType w:val="multilevel"/>
+    <w:tmpl w:val="9A9A9780"/>
+    <w:lvl w:ilvl="0">
+      <w:start w:val="1"/>
+      <w:numFmt w:val="bullet"/>
+      <w:lvlText w:val=""/>
+      <w:lvlJc w:val="left"/>
+      <w:pPr>
+        <w:tabs>
+          <w:tab w:val="num" w:pos="720"/>
+        </w:tabs>
+        <w:ind w:left="720" w:hanging="360"/>
+      </w:pPr>
+      <w:rPr>
+        <w:rFonts w:ascii="Symbol" w:hAnsi="Symbol" w:hint="default"/>
+        <w:sz w:val="20"/>
+      </w:rPr>
+    </w:lvl>
+    <w:lvl w:ilvl="1">
+      <w:start w:val="1"/>
+      <w:numFmt w:val="bullet"/>
+      <w:lvlText w:val="o"/>
+      <w:lvlJc w:val="left"/>
+      <w:pPr>
+        <w:tabs>
+          <w:tab w:val="num" w:pos="1440"/>
+        </w:tabs>
+        <w:ind w:left="1440" w:hanging="360"/>
+      </w:pPr>
+      <w:rPr>
+        <w:rFonts w:ascii="Courier New" w:hAnsi="Courier New" w:hint="default"/>
+        <w:sz w:val="20"/>
+      </w:rPr>
+    </w:lvl>
+    <w:lvl w:ilvl="2" w:tentative="1">
+      <w:start w:val="1"/>
+      <w:numFmt w:val="bullet"/>
+      <w:lvlText w:val=""/>
+      <w:lvlJc w:val="left"/>
+      <w:pPr>
+        <w:tabs>
+          <w:tab w:val="num" w:pos="2160"/>
+        </w:tabs>
+        <w:ind w:left="2160" w:hanging="360"/>
+      </w:pPr>
+      <w:rPr>
+        <w:rFonts w:ascii="Wingdings" w:hAnsi="Wingdings" w:hint="default"/>
+        <w:sz w:val="20"/>
+      </w:rPr>
+    </w:lvl>
+    <w:lvl w:ilvl="3" w:tentative="1">
+      <w:start w:val="1"/>
+      <w:numFmt w:val="bullet"/>
+      <w:lvlText w:val=""/>
+      <w:lvlJc w:val="left"/>
+      <w:pPr>
+        <w:tabs>
+          <w:tab w:val="num" w:pos="2880"/>
+        </w:tabs>
+        <w:ind w:left="2880" w:hanging="360"/>
+      </w:pPr>
+      <w:rPr>
+        <w:rFonts w:ascii="Wingdings" w:hAnsi="Wingdings" w:hint="default"/>
+        <w:sz w:val="20"/>
+      </w:rPr>
+    </w:lvl>
+    <w:lvl w:ilvl="4" w:tentative="1">
+      <w:start w:val="1"/>
+      <w:numFmt w:val="bullet"/>
+      <w:lvlText w:val=""/>
+      <w:lvlJc w:val="left"/>
+      <w:pPr>
+        <w:tabs>
+          <w:tab w:val="num" w:pos="3600"/>
+        </w:tabs>
+        <w:ind w:left="3600" w:hanging="360"/>
+      </w:pPr>
+      <w:rPr>
+        <w:rFonts w:ascii="Wingdings" w:hAnsi="Wingdings" w:hint="default"/>
+        <w:sz w:val="20"/>
+      </w:rPr>
+    </w:lvl>
+    <w:lvl w:ilvl="5" w:tentative="1">
+      <w:start w:val="1"/>
+      <w:numFmt w:val="bullet"/>
+      <w:lvlText w:val=""/>
+      <w:lvlJc w:val="left"/>
+      <w:pPr>
+        <w:tabs>
+          <w:tab w:val="num" w:pos="4320"/>
+        </w:tabs>
+        <w:ind w:left="4320" w:hanging="360"/>
+      </w:pPr>
+      <w:rPr>
+        <w:rFonts w:ascii="Wingdings" w:hAnsi="Wingdings" w:hint="default"/>
+        <w:sz w:val="20"/>
+      </w:rPr>
+    </w:lvl>
+    <w:lvl w:ilvl="6" w:tentative="1">
+      <w:start w:val="1"/>
+      <w:numFmt w:val="bullet"/>
+      <w:lvlText w:val=""/>
+      <w:lvlJc w:val="left"/>
+      <w:pPr>
+        <w:tabs>
+          <w:tab w:val="num" w:pos="5040"/>
+        </w:tabs>
+        <w:ind w:left="5040" w:hanging="360"/>
+      </w:pPr>
+      <w:rPr>
+        <w:rFonts w:ascii="Wingdings" w:hAnsi="Wingdings" w:hint="default"/>
+        <w:sz w:val="20"/>
+      </w:rPr>
+    </w:lvl>
+    <w:lvl w:ilvl="7" w:tentative="1">
+      <w:start w:val="1"/>
+      <w:numFmt w:val="bullet"/>
+      <w:lvlText w:val=""/>
+      <w:lvlJc w:val="left"/>
+      <w:pPr>
+        <w:tabs>
+          <w:tab w:val="num" w:pos="5760"/>
+        </w:tabs>
+        <w:ind w:left="5760" w:hanging="360"/>
+      </w:pPr>
+      <w:rPr>
+        <w:rFonts w:ascii="Wingdings" w:hAnsi="Wingdings" w:hint="default"/>
+        <w:sz w:val="20"/>
+      </w:rPr>
+    </w:lvl>
+    <w:lvl w:ilvl="8" w:tentative="1">
+      <w:start w:val="1"/>
+      <w:numFmt w:val="bullet"/>
+      <w:lvlText w:val=""/>
+      <w:lvlJc w:val="left"/>
+      <w:pPr>
+        <w:tabs>
+          <w:tab w:val="num" w:pos="6480"/>
+        </w:tabs>
+        <w:ind w:left="6480" w:hanging="360"/>
+      </w:pPr>
+      <w:rPr>
+        <w:rFonts w:ascii="Wingdings" w:hAnsi="Wingdings" w:hint="default"/>
+        <w:sz w:val="20"/>
       </w:rPr>
     </w:lvl>
   </w:abstractNum>
   <w:num w:numId="1" w16cid:durableId="435827181">
+    <w:abstractNumId w:val="1"/>
+  </w:num>
+  <w:num w:numId="2" w16cid:durableId="456677387">
+    <w:abstractNumId w:val="2"/>
+  </w:num>
+  <w:num w:numId="3" w16cid:durableId="1949048088">
+    <w:abstractNumId w:val="3"/>
+  </w:num>
+  <w:num w:numId="4" w16cid:durableId="1524711767">
+    <w:abstractNumId w:val="4"/>
+  </w:num>
+  <w:num w:numId="5" w16cid:durableId="354892043">
     <w:abstractNumId w:val="0"/>
   </w:num>
 </w:numbering>
@@ -703,7 +1862,7 @@
     <w:link w:val="Heading1Char"/>
     <w:uiPriority w:val="9"/>
     <w:qFormat/>
-    <w:rsid w:val="00F1155B"/>
+    <w:rsid w:val="00A74472"/>
     <w:pPr>
       <w:keepNext/>
       <w:keepLines/>
@@ -711,9 +1870,10 @@
       <w:outlineLvl w:val="0"/>
     </w:pPr>
     <w:rPr>
-      <w:rFonts w:asciiTheme="majorHAnsi" w:eastAsiaTheme="majorEastAsia" w:hAnsiTheme="majorHAnsi" w:cstheme="majorBidi"/>
-      <w:color w:val="2F5496" w:themeColor="accent1" w:themeShade="BF"/>
-      <w:sz w:val="40"/>
+      <w:rFonts w:ascii="Arial Black" w:eastAsiaTheme="majorEastAsia" w:hAnsi="Arial Black" w:cstheme="majorBidi"/>
+      <w:b/>
+      <w:color w:val="000000" w:themeColor="text1"/>
+      <w:sz w:val="36"/>
       <w:szCs w:val="40"/>
     </w:rPr>
   </w:style>
@@ -898,7 +2058,6 @@
   <w:style w:type="character" w:default="1" w:styleId="DefaultParagraphFont">
     <w:name w:val="Default Paragraph Font"/>
     <w:uiPriority w:val="1"/>
-    <w:semiHidden/>
     <w:unhideWhenUsed/>
   </w:style>
   <w:style w:type="table" w:default="1" w:styleId="TableNormal">
@@ -927,11 +2086,12 @@
     <w:basedOn w:val="DefaultParagraphFont"/>
     <w:link w:val="Heading1"/>
     <w:uiPriority w:val="9"/>
-    <w:rsid w:val="00F1155B"/>
-    <w:rPr>
-      <w:rFonts w:asciiTheme="majorHAnsi" w:eastAsiaTheme="majorEastAsia" w:hAnsiTheme="majorHAnsi" w:cstheme="majorBidi"/>
-      <w:color w:val="2F5496" w:themeColor="accent1" w:themeShade="BF"/>
-      <w:sz w:val="40"/>
+    <w:rsid w:val="00A74472"/>
+    <w:rPr>
+      <w:rFonts w:ascii="Arial Black" w:eastAsiaTheme="majorEastAsia" w:hAnsi="Arial Black" w:cstheme="majorBidi"/>
+      <w:b/>
+      <w:color w:val="000000" w:themeColor="text1"/>
+      <w:sz w:val="36"/>
       <w:szCs w:val="40"/>
     </w:rPr>
   </w:style>

--- a/Wage-Climate Elasticity Notes.docx
+++ b/Wage-Climate Elasticity Notes.docx
@@ -1,10 +1,11 @@
 
 <file path=word/document.xml><?xml version="1.0" encoding="utf-8"?>
-<w:document xmlns:wpc="http://schemas.microsoft.com/office/word/2010/wordprocessingCanvas" xmlns:cx="http://schemas.microsoft.com/office/drawing/2014/chartex" xmlns:cx1="http://schemas.microsoft.com/office/drawing/2015/9/8/chartex" xmlns:cx2="http://schemas.microsoft.com/office/drawing/2015/10/21/chartex" xmlns:cx3="http://schemas.microsoft.com/office/drawing/2016/5/9/chartex" xmlns:cx4="http://schemas.microsoft.com/office/drawing/2016/5/10/chartex" xmlns:cx5="http://schemas.microsoft.com/office/drawing/2016/5/11/chartex" xmlns:cx6="http://schemas.microsoft.com/office/drawing/2016/5/12/chartex" xmlns:cx7="http://schemas.microsoft.com/office/drawing/2016/5/13/chartex" xmlns:cx8="http://schemas.microsoft.com/office/drawing/2016/5/14/chartex" xmlns:mc="http://schemas.openxmlformats.org/markup-compatibility/2006" xmlns:aink="http://schemas.microsoft.com/office/drawing/2016/ink" xmlns:am3d="http://schemas.microsoft.com/office/drawing/2017/model3d" xmlns:o="urn:schemas-microsoft-com:office:office" xmlns:oel="http://schemas.microsoft.com/office/2019/extlst" xmlns:r="http://schemas.openxmlformats.org/officeDocument/2006/relationships" xmlns:m="http://schemas.openxmlformats.org/officeDocument/2006/math" xmlns:v="urn:schemas-microsoft-com:vml" xmlns:wp14="http://schemas.microsoft.com/office/word/2010/wordprocessingDrawing" xmlns:wp="http://schemas.openxmlformats.org/drawingml/2006/wordprocessingDrawing" xmlns:w10="urn:schemas-microsoft-com:office:word" xmlns:w="http://schemas.openxmlformats.org/wordprocessingml/2006/main" xmlns:w14="http://schemas.microsoft.com/office/word/2010/wordml" xmlns:w15="http://schemas.microsoft.com/office/word/2012/wordml" xmlns:w16cex="http://schemas.microsoft.com/office/word/2018/wordml/cex" xmlns:w16cid="http://schemas.microsoft.com/office/word/2016/wordml/cid" xmlns:w16="http://schemas.microsoft.com/office/word/2018/wordml" xmlns:w16du="http://schemas.microsoft.com/office/word/2023/wordml/word16du" xmlns:w16sdtdh="http://schemas.microsoft.com/office/word/2020/wordml/sdtdatahash" xmlns:w16sdtfl="http://schemas.microsoft.com/office/word/2024/wordml/sdtformatlock" xmlns:w16se="http://schemas.microsoft.com/office/word/2015/wordml/symex" xmlns:wpg="http://schemas.microsoft.com/office/word/2010/wordprocessingGroup" xmlns:wpi="http://schemas.microsoft.com/office/word/2010/wordprocessingInk" xmlns:wne="http://schemas.microsoft.com/office/word/2006/wordml" xmlns:wps="http://schemas.microsoft.com/office/word/2010/wordprocessingShape" mc:Ignorable="w14 w15 w16se w16cid w16 w16cex w16sdtdh w16sdtfl w16du wp14">
+<w:document xmlns:wpc="http://schemas.microsoft.com/office/word/2010/wordprocessingCanvas" xmlns:cx="http://schemas.microsoft.com/office/drawing/2014/chartex" xmlns:cx1="http://schemas.microsoft.com/office/drawing/2015/9/8/chartex" xmlns:cx2="http://schemas.microsoft.com/office/drawing/2015/10/21/chartex" xmlns:cx3="http://schemas.microsoft.com/office/drawing/2016/5/9/chartex" xmlns:cx4="http://schemas.microsoft.com/office/drawing/2016/5/10/chartex" xmlns:cx5="http://schemas.microsoft.com/office/drawing/2016/5/11/chartex" xmlns:cx6="http://schemas.microsoft.com/office/drawing/2016/5/12/chartex" xmlns:cx7="http://schemas.microsoft.com/office/drawing/2016/5/13/chartex" xmlns:cx8="http://schemas.microsoft.com/office/drawing/2016/5/14/chartex" xmlns:mc="http://schemas.openxmlformats.org/markup-compatibility/2006" xmlns:aink="http://schemas.microsoft.com/office/drawing/2016/ink" xmlns:am3d="http://schemas.microsoft.com/office/drawing/2017/model3d" xmlns:o="urn:schemas-microsoft-com:office:office" xmlns:oel="http://schemas.microsoft.com/office/2019/extlst" xmlns:r="http://schemas.openxmlformats.org/officeDocument/2006/relationships" xmlns:m="http://schemas.openxmlformats.org/officeDocument/2006/math" xmlns:v="urn:schemas-microsoft-com:vml" xmlns:wp14="http://schemas.microsoft.com/office/word/2010/wordprocessingDrawing" xmlns:wp="http://schemas.openxmlformats.org/drawingml/2006/wordprocessingDrawing" xmlns:w10="urn:schemas-microsoft-com:office:word" xmlns:w="http://schemas.openxmlformats.org/wordprocessingml/2006/main" xmlns:w14="http://schemas.microsoft.com/office/word/2010/wordml" xmlns:w15="http://schemas.microsoft.com/office/word/2012/wordml" xmlns:w16cex="http://schemas.microsoft.com/office/word/2018/wordml/cex" xmlns:w16cid="http://schemas.microsoft.com/office/word/2016/wordml/cid" xmlns:w16="http://schemas.microsoft.com/office/word/2018/wordml" xmlns:w16sdtdh="http://schemas.microsoft.com/office/word/2020/wordml/sdtdatahash" xmlns:w16se="http://schemas.microsoft.com/office/word/2015/wordml/symex" xmlns:wpg="http://schemas.microsoft.com/office/word/2010/wordprocessingGroup" xmlns:wpi="http://schemas.microsoft.com/office/word/2010/wordprocessingInk" xmlns:wne="http://schemas.microsoft.com/office/word/2006/wordml" xmlns:wps="http://schemas.microsoft.com/office/word/2010/wordprocessingShape" mc:Ignorable="w14 w15 w16se w16cid w16 w16cex w16sdtdh wp14">
   <w:body>
     <w:p>
       <w:pPr>
         <w:pStyle w:val="Heading1"/>
+        <w:spacing w:before="0" w:after="0"/>
       </w:pPr>
       <w:r>
         <w:t>Introduction:</w:t>
@@ -17,15 +18,23 @@
           <w:ilvl w:val="0"/>
           <w:numId w:val="1"/>
         </w:numPr>
+        <w:spacing w:after="0"/>
         <w:jc w:val="both"/>
       </w:pPr>
       <w:r>
-        <w:t>The agricultural labor market is effected by more than just market forces</w:t>
+        <w:t xml:space="preserve">The agricultural labor market is </w:t>
+      </w:r>
+      <w:r>
+        <w:t>affected</w:t>
+      </w:r>
+      <w:r>
+        <w:t xml:space="preserve"> by more than just market forces</w:t>
       </w:r>
     </w:p>
     <w:p>
       <w:pPr>
         <w:pStyle w:val="ListParagraph"/>
+        <w:spacing w:after="0"/>
         <w:jc w:val="both"/>
         <w:rPr>
           <w:i/>
@@ -43,6 +52,7 @@
     <w:p>
       <w:pPr>
         <w:pStyle w:val="ListParagraph"/>
+        <w:spacing w:after="0"/>
         <w:jc w:val="center"/>
         <w:rPr>
           <w:i/>
@@ -120,6 +130,7 @@
           <w:ilvl w:val="0"/>
           <w:numId w:val="1"/>
         </w:numPr>
+        <w:spacing w:after="0"/>
       </w:pPr>
       <w:r>
         <w:t xml:space="preserve">Agricultural Wages </w:t>
@@ -138,8 +149,25 @@
       </w:r>
     </w:p>
     <w:p>
+      <w:r>
+        <w:t>How does the elasticity of annual farm wages to precipitation and temperature vary across space and time in U.S. counties from 1990 to 2024?</w:t>
+      </w:r>
+    </w:p>
+    <w:p>
+      <w:r>
+        <w:t>How do spatial and temporal variations in precipitation and temperature affect annual farm wage volatility across U.S. counties from 1990 to 2024?</w:t>
+      </w:r>
+    </w:p>
+    <w:p>
       <w:pPr>
         <w:pStyle w:val="Heading1"/>
+        <w:spacing w:before="0" w:after="0"/>
+      </w:pPr>
+    </w:p>
+    <w:p>
+      <w:pPr>
+        <w:pStyle w:val="Heading1"/>
+        <w:spacing w:before="0" w:after="0"/>
       </w:pPr>
       <w:r>
         <w:t>Theory and Concepts:</w:t>
@@ -310,6 +338,7 @@
     <w:p>
       <w:pPr>
         <w:pStyle w:val="Heading1"/>
+        <w:spacing w:before="0" w:after="0"/>
       </w:pPr>
       <w:r>
         <w:t>Modeling &amp; Analysis Techniques</w:t>
@@ -322,6 +351,7 @@
           <w:ilvl w:val="0"/>
           <w:numId w:val="3"/>
         </w:numPr>
+        <w:spacing w:after="0"/>
       </w:pPr>
       <w:r>
         <w:rPr>
@@ -341,6 +371,7 @@
           <w:ilvl w:val="0"/>
           <w:numId w:val="3"/>
         </w:numPr>
+        <w:spacing w:after="0"/>
       </w:pPr>
       <w:r>
         <w:rPr>
@@ -360,6 +391,7 @@
           <w:ilvl w:val="0"/>
           <w:numId w:val="3"/>
         </w:numPr>
+        <w:spacing w:after="0"/>
       </w:pPr>
       <w:r>
         <w:rPr>
@@ -379,6 +411,7 @@
           <w:ilvl w:val="0"/>
           <w:numId w:val="3"/>
         </w:numPr>
+        <w:spacing w:after="0"/>
       </w:pPr>
       <w:r>
         <w:rPr>
@@ -398,6 +431,7 @@
           <w:ilvl w:val="0"/>
           <w:numId w:val="3"/>
         </w:numPr>
+        <w:spacing w:after="0"/>
       </w:pPr>
       <w:r>
         <w:rPr>
@@ -417,6 +451,7 @@
           <w:ilvl w:val="0"/>
           <w:numId w:val="3"/>
         </w:numPr>
+        <w:spacing w:after="0"/>
       </w:pPr>
       <w:r>
         <w:rPr>
@@ -436,6 +471,7 @@
           <w:ilvl w:val="0"/>
           <w:numId w:val="3"/>
         </w:numPr>
+        <w:spacing w:after="0"/>
       </w:pPr>
       <w:r>
         <w:rPr>
@@ -450,17 +486,149 @@
     </w:p>
     <w:p>
       <w:pPr>
+        <w:pStyle w:val="Heading1"/>
+        <w:spacing w:before="0" w:after="0"/>
+      </w:pPr>
+      <w:r>
+        <w:lastRenderedPageBreak/>
+        <w:t>Technical Tools &amp; Code Elements</w:t>
+      </w:r>
+    </w:p>
+    <w:p>
+      <w:pPr>
+        <w:numPr>
+          <w:ilvl w:val="0"/>
+          <w:numId w:val="4"/>
+        </w:numPr>
+        <w:spacing w:after="0"/>
+      </w:pPr>
+      <w:r>
         <w:rPr>
           <w:b/>
           <w:bCs/>
         </w:rPr>
+        <w:t>NASS API Pipeline (Python)</w:t>
+      </w:r>
+      <w:r>
+        <w:t>:</w:t>
+      </w:r>
+    </w:p>
+    <w:p>
+      <w:pPr>
+        <w:numPr>
+          <w:ilvl w:val="1"/>
+          <w:numId w:val="4"/>
+        </w:numPr>
+        <w:spacing w:after="0"/>
+      </w:pPr>
+      <w:proofErr w:type="spellStart"/>
+      <w:r>
+        <w:t>get_available_</w:t>
+      </w:r>
+      <w:proofErr w:type="gramStart"/>
+      <w:r>
+        <w:t>parameters</w:t>
+      </w:r>
+      <w:proofErr w:type="spellEnd"/>
+      <w:r>
+        <w:t>(</w:t>
+      </w:r>
+      <w:proofErr w:type="gramEnd"/>
+      <w:r>
+        <w:t>)</w:t>
+      </w:r>
+    </w:p>
+    <w:p>
+      <w:pPr>
+        <w:numPr>
+          <w:ilvl w:val="1"/>
+          <w:numId w:val="4"/>
+        </w:numPr>
+        <w:spacing w:after="0"/>
+      </w:pPr>
+      <w:proofErr w:type="spellStart"/>
+      <w:r>
+        <w:t>save_options_</w:t>
+      </w:r>
+      <w:proofErr w:type="gramStart"/>
+      <w:r>
+        <w:t>report</w:t>
+      </w:r>
+      <w:proofErr w:type="spellEnd"/>
+      <w:r>
+        <w:t>(</w:t>
+      </w:r>
+      <w:proofErr w:type="gramEnd"/>
+      <w:r>
+        <w:t>)</w:t>
+      </w:r>
+    </w:p>
+    <w:p>
+      <w:pPr>
+        <w:numPr>
+          <w:ilvl w:val="1"/>
+          <w:numId w:val="4"/>
+        </w:numPr>
+        <w:spacing w:after="0"/>
+      </w:pPr>
+      <w:proofErr w:type="spellStart"/>
+      <w:r>
+        <w:t>run_core_variable_</w:t>
+      </w:r>
+      <w:proofErr w:type="gramStart"/>
+      <w:r>
+        <w:t>reports</w:t>
+      </w:r>
+      <w:proofErr w:type="spellEnd"/>
+      <w:r>
+        <w:t>(</w:t>
+      </w:r>
+      <w:proofErr w:type="gramEnd"/>
+      <w:r>
+        <w:t>)</w:t>
+      </w:r>
+    </w:p>
+    <w:p>
+      <w:pPr>
+        <w:numPr>
+          <w:ilvl w:val="0"/>
+          <w:numId w:val="4"/>
+        </w:numPr>
+        <w:spacing w:after="0"/>
       </w:pPr>
       <w:r>
         <w:rPr>
           <w:b/>
           <w:bCs/>
         </w:rPr>
-        <w:t>Technical Tools &amp; Code Elements</w:t>
+        <w:t>QCEW Ingestion</w:t>
+      </w:r>
+      <w:r>
+        <w:t>:</w:t>
+      </w:r>
+    </w:p>
+    <w:p>
+      <w:pPr>
+        <w:numPr>
+          <w:ilvl w:val="1"/>
+          <w:numId w:val="4"/>
+        </w:numPr>
+        <w:spacing w:after="0"/>
+      </w:pPr>
+      <w:r>
+        <w:t>Downloaded as .csv from BLS QCEW Data Viewer (or FTP access).</w:t>
+      </w:r>
+    </w:p>
+    <w:p>
+      <w:pPr>
+        <w:numPr>
+          <w:ilvl w:val="1"/>
+          <w:numId w:val="4"/>
+        </w:numPr>
+        <w:spacing w:after="0"/>
+      </w:pPr>
+      <w:r>
+        <w:t>Merge by county-year (FIPS codes).</w:t>
       </w:r>
     </w:p>
     <w:p>
@@ -469,13 +637,14 @@
           <w:ilvl w:val="0"/>
           <w:numId w:val="4"/>
         </w:numPr>
+        <w:spacing w:after="0"/>
       </w:pPr>
       <w:r>
         <w:rPr>
           <w:b/>
           <w:bCs/>
         </w:rPr>
-        <w:t>NASS API Pipeline (Python)</w:t>
+        <w:t>Climate Integration</w:t>
       </w:r>
       <w:r>
         <w:t>:</w:t>
@@ -487,15 +656,38 @@
           <w:ilvl w:val="1"/>
           <w:numId w:val="4"/>
         </w:numPr>
+        <w:spacing w:after="0"/>
+      </w:pPr>
+      <w:r>
+        <w:t>Use PRISM/NOAA gridded data, spatial join or raster extraction to county centroids or polygons.</w:t>
+      </w:r>
+    </w:p>
+    <w:p>
+      <w:pPr>
+        <w:numPr>
+          <w:ilvl w:val="0"/>
+          <w:numId w:val="4"/>
+        </w:numPr>
+        <w:spacing w:after="0"/>
       </w:pPr>
       <w:proofErr w:type="spellStart"/>
       <w:r>
-        <w:lastRenderedPageBreak/>
-        <w:t>get_available_parameters</w:t>
+        <w:rPr>
+          <w:b/>
+          <w:bCs/>
+        </w:rPr>
+        <w:t>GeoData</w:t>
       </w:r>
       <w:proofErr w:type="spellEnd"/>
       <w:r>
-        <w:t>()</w:t>
+        <w:rPr>
+          <w:b/>
+          <w:bCs/>
+        </w:rPr>
+        <w:t xml:space="preserve"> Processing</w:t>
+      </w:r>
+      <w:r>
+        <w:t>:</w:t>
       </w:r>
     </w:p>
     <w:p>
@@ -504,167 +696,41 @@
           <w:ilvl w:val="1"/>
           <w:numId w:val="4"/>
         </w:numPr>
-      </w:pPr>
+        <w:spacing w:after="0"/>
+      </w:pPr>
+      <w:r>
+        <w:t xml:space="preserve">Use </w:t>
+      </w:r>
       <w:proofErr w:type="spellStart"/>
       <w:r>
-        <w:t>save_options_report</w:t>
+        <w:t>GeoPandas</w:t>
       </w:r>
       <w:proofErr w:type="spellEnd"/>
       <w:r>
-        <w:t>()</w:t>
-      </w:r>
-    </w:p>
-    <w:p>
-      <w:pPr>
-        <w:numPr>
-          <w:ilvl w:val="1"/>
-          <w:numId w:val="4"/>
-        </w:numPr>
-      </w:pPr>
+        <w:t xml:space="preserve"> for joins, Shapely for spatial filters, and </w:t>
+      </w:r>
       <w:proofErr w:type="spellStart"/>
       <w:r>
-        <w:t>run_core_variable_reports</w:t>
+        <w:t>PySAL</w:t>
       </w:r>
       <w:proofErr w:type="spellEnd"/>
       <w:r>
-        <w:t>()</w:t>
-      </w:r>
-    </w:p>
-    <w:p>
-      <w:pPr>
-        <w:numPr>
-          <w:ilvl w:val="0"/>
-          <w:numId w:val="4"/>
-        </w:numPr>
-      </w:pPr>
-      <w:r>
+        <w:t xml:space="preserve"> for spatial econometrics.</w:t>
+      </w:r>
+    </w:p>
+    <w:p>
+      <w:pPr>
+        <w:spacing w:after="0"/>
         <w:rPr>
           <w:b/>
           <w:bCs/>
         </w:rPr>
-        <w:t>QCEW Ingestion</w:t>
-      </w:r>
-      <w:r>
-        <w:t>:</w:t>
-      </w:r>
-    </w:p>
-    <w:p>
-      <w:pPr>
-        <w:numPr>
-          <w:ilvl w:val="1"/>
-          <w:numId w:val="4"/>
-        </w:numPr>
-      </w:pPr>
-      <w:r>
-        <w:t>Downloaded as .csv from BLS QCEW Data Viewer (or FTP access).</w:t>
-      </w:r>
-    </w:p>
-    <w:p>
-      <w:pPr>
-        <w:numPr>
-          <w:ilvl w:val="1"/>
-          <w:numId w:val="4"/>
-        </w:numPr>
-      </w:pPr>
-      <w:r>
-        <w:t>Merge by county-year (FIPS codes).</w:t>
-      </w:r>
-    </w:p>
-    <w:p>
-      <w:pPr>
-        <w:numPr>
-          <w:ilvl w:val="0"/>
-          <w:numId w:val="4"/>
-        </w:numPr>
       </w:pPr>
       <w:r>
         <w:rPr>
           <w:b/>
           <w:bCs/>
         </w:rPr>
-        <w:t>Climate Integration</w:t>
-      </w:r>
-      <w:r>
-        <w:t>:</w:t>
-      </w:r>
-    </w:p>
-    <w:p>
-      <w:pPr>
-        <w:numPr>
-          <w:ilvl w:val="1"/>
-          <w:numId w:val="4"/>
-        </w:numPr>
-      </w:pPr>
-      <w:r>
-        <w:t>Use PRISM/NOAA gridded data, spatial join or raster extraction to county centroids or polygons.</w:t>
-      </w:r>
-    </w:p>
-    <w:p>
-      <w:pPr>
-        <w:numPr>
-          <w:ilvl w:val="0"/>
-          <w:numId w:val="4"/>
-        </w:numPr>
-      </w:pPr>
-      <w:proofErr w:type="spellStart"/>
-      <w:r>
-        <w:rPr>
-          <w:b/>
-          <w:bCs/>
-        </w:rPr>
-        <w:t>GeoData</w:t>
-      </w:r>
-      <w:proofErr w:type="spellEnd"/>
-      <w:r>
-        <w:rPr>
-          <w:b/>
-          <w:bCs/>
-        </w:rPr>
-        <w:t xml:space="preserve"> Processing</w:t>
-      </w:r>
-      <w:r>
-        <w:t>:</w:t>
-      </w:r>
-    </w:p>
-    <w:p>
-      <w:pPr>
-        <w:numPr>
-          <w:ilvl w:val="1"/>
-          <w:numId w:val="4"/>
-        </w:numPr>
-      </w:pPr>
-      <w:r>
-        <w:t xml:space="preserve">Use </w:t>
-      </w:r>
-      <w:proofErr w:type="spellStart"/>
-      <w:r>
-        <w:t>GeoPandas</w:t>
-      </w:r>
-      <w:proofErr w:type="spellEnd"/>
-      <w:r>
-        <w:t xml:space="preserve"> for joins, Shapely for spatial filters, and </w:t>
-      </w:r>
-      <w:proofErr w:type="spellStart"/>
-      <w:r>
-        <w:t>PySAL</w:t>
-      </w:r>
-      <w:proofErr w:type="spellEnd"/>
-      <w:r>
-        <w:t xml:space="preserve"> for spatial econometrics.</w:t>
-      </w:r>
-    </w:p>
-    <w:p>
-      <w:pPr>
-        <w:rPr>
-          <w:b/>
-          <w:bCs/>
-        </w:rPr>
-      </w:pPr>
-      <w:r>
-        <w:rPr>
-          <w:b/>
-          <w:bCs/>
-        </w:rPr>
         <w:t>Key Concepts and Variables (Index)</w:t>
       </w:r>
     </w:p>
@@ -674,6 +740,7 @@
           <w:ilvl w:val="0"/>
           <w:numId w:val="5"/>
         </w:numPr>
+        <w:spacing w:after="0"/>
       </w:pPr>
       <w:r>
         <w:t>CLIMATE_WAGE_RISK</w:t>
@@ -685,6 +752,7 @@
           <w:ilvl w:val="0"/>
           <w:numId w:val="5"/>
         </w:numPr>
+        <w:spacing w:after="0"/>
       </w:pPr>
       <w:r>
         <w:t>WAGE_VOLATILITY_INDEX</w:t>
@@ -696,6 +764,7 @@
           <w:ilvl w:val="0"/>
           <w:numId w:val="5"/>
         </w:numPr>
+        <w:spacing w:after="0"/>
       </w:pPr>
       <w:r>
         <w:t>CROP_INTENSITY_SCORE</w:t>
@@ -707,6 +776,7 @@
           <w:ilvl w:val="0"/>
           <w:numId w:val="5"/>
         </w:numPr>
+        <w:spacing w:after="0"/>
       </w:pPr>
       <w:r>
         <w:t>PRECIP_ANOMALY, TEMP_ANOMALY, DROUGHT_INDEX</w:t>
@@ -718,6 +788,7 @@
           <w:ilvl w:val="0"/>
           <w:numId w:val="5"/>
         </w:numPr>
+        <w:spacing w:after="0"/>
       </w:pPr>
       <w:r>
         <w:t>AG_WAGE, NONAG_WAGE, WAGE_ELASTICITY</w:t>
@@ -729,6 +800,7 @@
           <w:ilvl w:val="0"/>
           <w:numId w:val="5"/>
         </w:numPr>
+        <w:spacing w:after="0"/>
       </w:pPr>
       <w:r>
         <w:t>FIPS, NAICS, ACREAGE, YIELD, PRODUCTION_VALUE</w:t>
@@ -740,15 +812,21 @@
           <w:ilvl w:val="0"/>
           <w:numId w:val="5"/>
         </w:numPr>
+        <w:spacing w:after="0"/>
       </w:pPr>
       <w:r>
         <w:t>GWR, PANEL_FE, LISA, MORAN_I, SPATIAL_LAG</w:t>
       </w:r>
     </w:p>
-    <w:p/>
+    <w:p>
+      <w:pPr>
+        <w:spacing w:after="0"/>
+      </w:pPr>
+    </w:p>
     <w:p>
       <w:pPr>
         <w:pStyle w:val="Heading1"/>
+        <w:spacing w:before="0" w:after="0"/>
       </w:pPr>
       <w:r>
         <w:t>NASS Quick Stats Data</w:t>
@@ -761,6 +839,7 @@
           <w:ilvl w:val="0"/>
           <w:numId w:val="1"/>
         </w:numPr>
+        <w:spacing w:after="0"/>
       </w:pPr>
       <w:proofErr w:type="spellStart"/>
       <w:r>
@@ -778,6 +857,7 @@
           <w:ilvl w:val="0"/>
           <w:numId w:val="1"/>
         </w:numPr>
+        <w:spacing w:after="0"/>
       </w:pPr>
       <w:r>
         <w:t>supply: Sales (BU, $)</w:t>
@@ -785,6 +865,7 @@
     </w:p>
     <w:p>
       <w:pPr>
+        <w:spacing w:after="0"/>
         <w:ind w:left="360"/>
       </w:pPr>
     </w:p>
@@ -799,7 +880,7 @@
 </file>
 
 <file path=word/numbering.xml><?xml version="1.0" encoding="utf-8"?>
-<w:numbering xmlns:wpc="http://schemas.microsoft.com/office/word/2010/wordprocessingCanvas" xmlns:cx="http://schemas.microsoft.com/office/drawing/2014/chartex" xmlns:cx1="http://schemas.microsoft.com/office/drawing/2015/9/8/chartex" xmlns:cx2="http://schemas.microsoft.com/office/drawing/2015/10/21/chartex" xmlns:cx3="http://schemas.microsoft.com/office/drawing/2016/5/9/chartex" xmlns:cx4="http://schemas.microsoft.com/office/drawing/2016/5/10/chartex" xmlns:cx5="http://schemas.microsoft.com/office/drawing/2016/5/11/chartex" xmlns:cx6="http://schemas.microsoft.com/office/drawing/2016/5/12/chartex" xmlns:cx7="http://schemas.microsoft.com/office/drawing/2016/5/13/chartex" xmlns:cx8="http://schemas.microsoft.com/office/drawing/2016/5/14/chartex" xmlns:mc="http://schemas.openxmlformats.org/markup-compatibility/2006" xmlns:aink="http://schemas.microsoft.com/office/drawing/2016/ink" xmlns:am3d="http://schemas.microsoft.com/office/drawing/2017/model3d" xmlns:o="urn:schemas-microsoft-com:office:office" xmlns:oel="http://schemas.microsoft.com/office/2019/extlst" xmlns:r="http://schemas.openxmlformats.org/officeDocument/2006/relationships" xmlns:m="http://schemas.openxmlformats.org/officeDocument/2006/math" xmlns:v="urn:schemas-microsoft-com:vml" xmlns:wp14="http://schemas.microsoft.com/office/word/2010/wordprocessingDrawing" xmlns:wp="http://schemas.openxmlformats.org/drawingml/2006/wordprocessingDrawing" xmlns:w10="urn:schemas-microsoft-com:office:word" xmlns:w="http://schemas.openxmlformats.org/wordprocessingml/2006/main" xmlns:w14="http://schemas.microsoft.com/office/word/2010/wordml" xmlns:w15="http://schemas.microsoft.com/office/word/2012/wordml" xmlns:w16cex="http://schemas.microsoft.com/office/word/2018/wordml/cex" xmlns:w16cid="http://schemas.microsoft.com/office/word/2016/wordml/cid" xmlns:w16="http://schemas.microsoft.com/office/word/2018/wordml" xmlns:w16du="http://schemas.microsoft.com/office/word/2023/wordml/word16du" xmlns:w16sdtdh="http://schemas.microsoft.com/office/word/2020/wordml/sdtdatahash" xmlns:w16sdtfl="http://schemas.microsoft.com/office/word/2024/wordml/sdtformatlock" xmlns:w16se="http://schemas.microsoft.com/office/word/2015/wordml/symex" xmlns:wpg="http://schemas.microsoft.com/office/word/2010/wordprocessingGroup" xmlns:wpi="http://schemas.microsoft.com/office/word/2010/wordprocessingInk" xmlns:wne="http://schemas.microsoft.com/office/word/2006/wordml" xmlns:wps="http://schemas.microsoft.com/office/word/2010/wordprocessingShape" mc:Ignorable="w14 w15 w16se w16cid w16 w16cex w16sdtdh w16sdtfl w16du wp14">
+<w:numbering xmlns:wpc="http://schemas.microsoft.com/office/word/2010/wordprocessingCanvas" xmlns:cx="http://schemas.microsoft.com/office/drawing/2014/chartex" xmlns:cx1="http://schemas.microsoft.com/office/drawing/2015/9/8/chartex" xmlns:cx2="http://schemas.microsoft.com/office/drawing/2015/10/21/chartex" xmlns:cx3="http://schemas.microsoft.com/office/drawing/2016/5/9/chartex" xmlns:cx4="http://schemas.microsoft.com/office/drawing/2016/5/10/chartex" xmlns:cx5="http://schemas.microsoft.com/office/drawing/2016/5/11/chartex" xmlns:cx6="http://schemas.microsoft.com/office/drawing/2016/5/12/chartex" xmlns:cx7="http://schemas.microsoft.com/office/drawing/2016/5/13/chartex" xmlns:cx8="http://schemas.microsoft.com/office/drawing/2016/5/14/chartex" xmlns:mc="http://schemas.openxmlformats.org/markup-compatibility/2006" xmlns:aink="http://schemas.microsoft.com/office/drawing/2016/ink" xmlns:am3d="http://schemas.microsoft.com/office/drawing/2017/model3d" xmlns:o="urn:schemas-microsoft-com:office:office" xmlns:oel="http://schemas.microsoft.com/office/2019/extlst" xmlns:r="http://schemas.openxmlformats.org/officeDocument/2006/relationships" xmlns:m="http://schemas.openxmlformats.org/officeDocument/2006/math" xmlns:v="urn:schemas-microsoft-com:vml" xmlns:wp14="http://schemas.microsoft.com/office/word/2010/wordprocessingDrawing" xmlns:wp="http://schemas.openxmlformats.org/drawingml/2006/wordprocessingDrawing" xmlns:w10="urn:schemas-microsoft-com:office:word" xmlns:w="http://schemas.openxmlformats.org/wordprocessingml/2006/main" xmlns:w14="http://schemas.microsoft.com/office/word/2010/wordml" xmlns:w15="http://schemas.microsoft.com/office/word/2012/wordml" xmlns:w16cex="http://schemas.microsoft.com/office/word/2018/wordml/cex" xmlns:w16cid="http://schemas.microsoft.com/office/word/2016/wordml/cid" xmlns:w16="http://schemas.microsoft.com/office/word/2018/wordml" xmlns:w16sdtdh="http://schemas.microsoft.com/office/word/2020/wordml/sdtdatahash" xmlns:w16se="http://schemas.microsoft.com/office/word/2015/wordml/symex" xmlns:wpg="http://schemas.microsoft.com/office/word/2010/wordprocessingGroup" xmlns:wpi="http://schemas.microsoft.com/office/word/2010/wordprocessingInk" xmlns:wne="http://schemas.microsoft.com/office/word/2006/wordml" xmlns:wps="http://schemas.microsoft.com/office/word/2010/wordprocessingShape" mc:Ignorable="w14 w15 w16se w16cid w16 w16cex w16sdtdh wp14">
   <w:abstractNum w:abstractNumId="0" w15:restartNumberingAfterBreak="0">
     <w:nsid w:val="17B1241C"/>
     <w:multiLevelType w:val="multilevel"/>
@@ -1455,7 +1536,7 @@
 </file>
 
 <file path=word/styles.xml><?xml version="1.0" encoding="utf-8"?>
-<w:styles xmlns:mc="http://schemas.openxmlformats.org/markup-compatibility/2006" xmlns:r="http://schemas.openxmlformats.org/officeDocument/2006/relationships" xmlns:w="http://schemas.openxmlformats.org/wordprocessingml/2006/main" xmlns:w14="http://schemas.microsoft.com/office/word/2010/wordml" xmlns:w15="http://schemas.microsoft.com/office/word/2012/wordml" xmlns:w16cex="http://schemas.microsoft.com/office/word/2018/wordml/cex" xmlns:w16cid="http://schemas.microsoft.com/office/word/2016/wordml/cid" xmlns:w16="http://schemas.microsoft.com/office/word/2018/wordml" xmlns:w16du="http://schemas.microsoft.com/office/word/2023/wordml/word16du" xmlns:w16sdtdh="http://schemas.microsoft.com/office/word/2020/wordml/sdtdatahash" xmlns:w16sdtfl="http://schemas.microsoft.com/office/word/2024/wordml/sdtformatlock" xmlns:w16se="http://schemas.microsoft.com/office/word/2015/wordml/symex" mc:Ignorable="w14 w15 w16se w16cid w16 w16cex w16sdtdh w16sdtfl w16du">
+<w:styles xmlns:mc="http://schemas.openxmlformats.org/markup-compatibility/2006" xmlns:r="http://schemas.openxmlformats.org/officeDocument/2006/relationships" xmlns:w="http://schemas.openxmlformats.org/wordprocessingml/2006/main" xmlns:w14="http://schemas.microsoft.com/office/word/2010/wordml" xmlns:w15="http://schemas.microsoft.com/office/word/2012/wordml" xmlns:w16cex="http://schemas.microsoft.com/office/word/2018/wordml/cex" xmlns:w16cid="http://schemas.microsoft.com/office/word/2016/wordml/cid" xmlns:w16="http://schemas.microsoft.com/office/word/2018/wordml" xmlns:w16sdtdh="http://schemas.microsoft.com/office/word/2020/wordml/sdtdatahash" xmlns:w16se="http://schemas.microsoft.com/office/word/2015/wordml/symex" mc:Ignorable="w14 w15 w16se w16cid w16 w16cex w16sdtdh">
   <w:docDefaults>
     <w:rPrDefault>
       <w:rPr>

--- a/Wage-Climate Elasticity Notes.docx
+++ b/Wage-Climate Elasticity Notes.docx
@@ -1,6 +1,6 @@
 
 <file path=word/document.xml><?xml version="1.0" encoding="utf-8"?>
-<w:document xmlns:wpc="http://schemas.microsoft.com/office/word/2010/wordprocessingCanvas" xmlns:cx="http://schemas.microsoft.com/office/drawing/2014/chartex" xmlns:cx1="http://schemas.microsoft.com/office/drawing/2015/9/8/chartex" xmlns:cx2="http://schemas.microsoft.com/office/drawing/2015/10/21/chartex" xmlns:cx3="http://schemas.microsoft.com/office/drawing/2016/5/9/chartex" xmlns:cx4="http://schemas.microsoft.com/office/drawing/2016/5/10/chartex" xmlns:cx5="http://schemas.microsoft.com/office/drawing/2016/5/11/chartex" xmlns:cx6="http://schemas.microsoft.com/office/drawing/2016/5/12/chartex" xmlns:cx7="http://schemas.microsoft.com/office/drawing/2016/5/13/chartex" xmlns:cx8="http://schemas.microsoft.com/office/drawing/2016/5/14/chartex" xmlns:mc="http://schemas.openxmlformats.org/markup-compatibility/2006" xmlns:aink="http://schemas.microsoft.com/office/drawing/2016/ink" xmlns:am3d="http://schemas.microsoft.com/office/drawing/2017/model3d" xmlns:o="urn:schemas-microsoft-com:office:office" xmlns:oel="http://schemas.microsoft.com/office/2019/extlst" xmlns:r="http://schemas.openxmlformats.org/officeDocument/2006/relationships" xmlns:m="http://schemas.openxmlformats.org/officeDocument/2006/math" xmlns:v="urn:schemas-microsoft-com:vml" xmlns:wp14="http://schemas.microsoft.com/office/word/2010/wordprocessingDrawing" xmlns:wp="http://schemas.openxmlformats.org/drawingml/2006/wordprocessingDrawing" xmlns:w10="urn:schemas-microsoft-com:office:word" xmlns:w="http://schemas.openxmlformats.org/wordprocessingml/2006/main" xmlns:w14="http://schemas.microsoft.com/office/word/2010/wordml" xmlns:w15="http://schemas.microsoft.com/office/word/2012/wordml" xmlns:w16cex="http://schemas.microsoft.com/office/word/2018/wordml/cex" xmlns:w16cid="http://schemas.microsoft.com/office/word/2016/wordml/cid" xmlns:w16="http://schemas.microsoft.com/office/word/2018/wordml" xmlns:w16sdtdh="http://schemas.microsoft.com/office/word/2020/wordml/sdtdatahash" xmlns:w16se="http://schemas.microsoft.com/office/word/2015/wordml/symex" xmlns:wpg="http://schemas.microsoft.com/office/word/2010/wordprocessingGroup" xmlns:wpi="http://schemas.microsoft.com/office/word/2010/wordprocessingInk" xmlns:wne="http://schemas.microsoft.com/office/word/2006/wordml" xmlns:wps="http://schemas.microsoft.com/office/word/2010/wordprocessingShape" mc:Ignorable="w14 w15 w16se w16cid w16 w16cex w16sdtdh wp14">
+<w:document xmlns:wpc="http://schemas.microsoft.com/office/word/2010/wordprocessingCanvas" xmlns:cx="http://schemas.microsoft.com/office/drawing/2014/chartex" xmlns:cx1="http://schemas.microsoft.com/office/drawing/2015/9/8/chartex" xmlns:cx2="http://schemas.microsoft.com/office/drawing/2015/10/21/chartex" xmlns:cx3="http://schemas.microsoft.com/office/drawing/2016/5/9/chartex" xmlns:cx4="http://schemas.microsoft.com/office/drawing/2016/5/10/chartex" xmlns:cx5="http://schemas.microsoft.com/office/drawing/2016/5/11/chartex" xmlns:cx6="http://schemas.microsoft.com/office/drawing/2016/5/12/chartex" xmlns:cx7="http://schemas.microsoft.com/office/drawing/2016/5/13/chartex" xmlns:cx8="http://schemas.microsoft.com/office/drawing/2016/5/14/chartex" xmlns:mc="http://schemas.openxmlformats.org/markup-compatibility/2006" xmlns:aink="http://schemas.microsoft.com/office/drawing/2016/ink" xmlns:am3d="http://schemas.microsoft.com/office/drawing/2017/model3d" xmlns:o="urn:schemas-microsoft-com:office:office" xmlns:oel="http://schemas.microsoft.com/office/2019/extlst" xmlns:r="http://schemas.openxmlformats.org/officeDocument/2006/relationships" xmlns:m="http://schemas.openxmlformats.org/officeDocument/2006/math" xmlns:v="urn:schemas-microsoft-com:vml" xmlns:wp14="http://schemas.microsoft.com/office/word/2010/wordprocessingDrawing" xmlns:wp="http://schemas.openxmlformats.org/drawingml/2006/wordprocessingDrawing" xmlns:w10="urn:schemas-microsoft-com:office:word" xmlns:w="http://schemas.openxmlformats.org/wordprocessingml/2006/main" xmlns:w14="http://schemas.microsoft.com/office/word/2010/wordml" xmlns:w15="http://schemas.microsoft.com/office/word/2012/wordml" xmlns:w16cex="http://schemas.microsoft.com/office/word/2018/wordml/cex" xmlns:w16cid="http://schemas.microsoft.com/office/word/2016/wordml/cid" xmlns:w16="http://schemas.microsoft.com/office/word/2018/wordml" xmlns:w16du="http://schemas.microsoft.com/office/word/2023/wordml/word16du" xmlns:w16sdtdh="http://schemas.microsoft.com/office/word/2020/wordml/sdtdatahash" xmlns:w16sdtfl="http://schemas.microsoft.com/office/word/2024/wordml/sdtformatlock" xmlns:w16se="http://schemas.microsoft.com/office/word/2015/wordml/symex" xmlns:wpg="http://schemas.microsoft.com/office/word/2010/wordprocessingGroup" xmlns:wpi="http://schemas.microsoft.com/office/word/2010/wordprocessingInk" xmlns:wne="http://schemas.microsoft.com/office/word/2006/wordml" xmlns:wps="http://schemas.microsoft.com/office/word/2010/wordprocessingShape" mc:Ignorable="w14 w15 w16se w16cid w16 w16cex w16sdtdh w16sdtfl w16du wp14">
   <w:body>
     <w:p>
       <w:pPr>
@@ -548,19 +548,11 @@
       </w:pPr>
       <w:proofErr w:type="spellStart"/>
       <w:r>
-        <w:t>save_options_</w:t>
-      </w:r>
-      <w:proofErr w:type="gramStart"/>
-      <w:r>
-        <w:t>report</w:t>
+        <w:t>save_options_report</w:t>
       </w:r>
       <w:proofErr w:type="spellEnd"/>
       <w:r>
-        <w:t>(</w:t>
-      </w:r>
-      <w:proofErr w:type="gramEnd"/>
-      <w:r>
-        <w:t>)</w:t>
+        <w:t>()</w:t>
       </w:r>
     </w:p>
     <w:p>
@@ -573,19 +565,11 @@
       </w:pPr>
       <w:proofErr w:type="spellStart"/>
       <w:r>
-        <w:t>run_core_variable_</w:t>
-      </w:r>
-      <w:proofErr w:type="gramStart"/>
-      <w:r>
-        <w:t>reports</w:t>
+        <w:t>run_core_variable_reports</w:t>
       </w:r>
       <w:proofErr w:type="spellEnd"/>
       <w:r>
-        <w:t>(</w:t>
-      </w:r>
-      <w:proofErr w:type="gramEnd"/>
-      <w:r>
-        <w:t>)</w:t>
+        <w:t>()</w:t>
       </w:r>
     </w:p>
     <w:p>
@@ -866,7 +850,2086 @@
     <w:p>
       <w:pPr>
         <w:spacing w:after="0"/>
-        <w:ind w:left="360"/>
+      </w:pPr>
+    </w:p>
+    <w:p>
+      <w:pPr>
+        <w:spacing w:after="0"/>
+        <w:rPr>
+          <w:b/>
+          <w:bCs/>
+        </w:rPr>
+      </w:pPr>
+      <w:r>
+        <w:rPr>
+          <w:rFonts w:ascii="Segoe UI Emoji" w:hAnsi="Segoe UI Emoji" w:cs="Segoe UI Emoji"/>
+          <w:b/>
+          <w:bCs/>
+        </w:rPr>
+        <w:t>📐</w:t>
+      </w:r>
+      <w:r>
+        <w:rPr>
+          <w:b/>
+          <w:bCs/>
+        </w:rPr>
+        <w:t xml:space="preserve"> Interpreting the Combo: High Elasticity + Low Volatility</w:t>
+      </w:r>
+    </w:p>
+    <w:p>
+      <w:pPr>
+        <w:spacing w:after="0"/>
+        <w:rPr>
+          <w:b/>
+          <w:bCs/>
+        </w:rPr>
+      </w:pPr>
+      <w:r>
+        <w:rPr>
+          <w:rFonts w:ascii="Segoe UI Emoji" w:hAnsi="Segoe UI Emoji" w:cs="Segoe UI Emoji"/>
+          <w:b/>
+          <w:bCs/>
+        </w:rPr>
+        <w:t>➕</w:t>
+      </w:r>
+      <w:r>
+        <w:rPr>
+          <w:b/>
+          <w:bCs/>
+        </w:rPr>
+        <w:t xml:space="preserve"> High Elasticity:</w:t>
+      </w:r>
+    </w:p>
+    <w:p>
+      <w:pPr>
+        <w:numPr>
+          <w:ilvl w:val="0"/>
+          <w:numId w:val="6"/>
+        </w:numPr>
+        <w:spacing w:after="0"/>
+      </w:pPr>
+      <w:r>
+        <w:t xml:space="preserve">Wages </w:t>
+      </w:r>
+      <w:r>
+        <w:rPr>
+          <w:b/>
+          <w:bCs/>
+        </w:rPr>
+        <w:t>respond strongly</w:t>
+      </w:r>
+      <w:r>
+        <w:t xml:space="preserve"> to </w:t>
+      </w:r>
+      <w:r>
+        <w:rPr>
+          <w:i/>
+          <w:iCs/>
+        </w:rPr>
+        <w:t>any</w:t>
+      </w:r>
+      <w:r>
+        <w:t xml:space="preserve"> climate shock — e.g., a 1°C anomaly = 5% wage change.</w:t>
+      </w:r>
+    </w:p>
+    <w:p>
+      <w:pPr>
+        <w:numPr>
+          <w:ilvl w:val="0"/>
+          <w:numId w:val="6"/>
+        </w:numPr>
+        <w:spacing w:after="0"/>
+      </w:pPr>
+      <w:r>
+        <w:t xml:space="preserve">This reflects a </w:t>
+      </w:r>
+      <w:r>
+        <w:rPr>
+          <w:b/>
+          <w:bCs/>
+        </w:rPr>
+        <w:t>sensitive labor market</w:t>
+      </w:r>
+      <w:r>
+        <w:t xml:space="preserve"> — potentially </w:t>
+      </w:r>
+      <w:r>
+        <w:rPr>
+          <w:b/>
+          <w:bCs/>
+        </w:rPr>
+        <w:t>tightly coupled to production output</w:t>
+      </w:r>
+      <w:r>
+        <w:t>.</w:t>
+      </w:r>
+    </w:p>
+    <w:p>
+      <w:pPr>
+        <w:spacing w:after="0"/>
+        <w:rPr>
+          <w:b/>
+          <w:bCs/>
+        </w:rPr>
+      </w:pPr>
+      <w:r>
+        <w:rPr>
+          <w:rFonts w:ascii="Segoe UI Emoji" w:hAnsi="Segoe UI Emoji" w:cs="Segoe UI Emoji"/>
+          <w:b/>
+          <w:bCs/>
+        </w:rPr>
+        <w:t>➖</w:t>
+      </w:r>
+      <w:r>
+        <w:rPr>
+          <w:b/>
+          <w:bCs/>
+        </w:rPr>
+        <w:t xml:space="preserve"> Low Volatility:</w:t>
+      </w:r>
+    </w:p>
+    <w:p>
+      <w:pPr>
+        <w:numPr>
+          <w:ilvl w:val="0"/>
+          <w:numId w:val="7"/>
+        </w:numPr>
+        <w:spacing w:after="0"/>
+      </w:pPr>
+      <w:r>
+        <w:t xml:space="preserve">Over time, </w:t>
+      </w:r>
+      <w:r>
+        <w:rPr>
+          <w:b/>
+          <w:bCs/>
+        </w:rPr>
+        <w:t>wages don’t fluctuate much</w:t>
+      </w:r>
+      <w:r>
+        <w:t>.</w:t>
+      </w:r>
+    </w:p>
+    <w:p>
+      <w:pPr>
+        <w:numPr>
+          <w:ilvl w:val="0"/>
+          <w:numId w:val="7"/>
+        </w:numPr>
+        <w:spacing w:after="0"/>
+      </w:pPr>
+      <w:r>
+        <w:t>Standard deviation or CV of wages is relatively small.</w:t>
+      </w:r>
+    </w:p>
+    <w:p>
+      <w:pPr>
+        <w:spacing w:after="0"/>
+      </w:pPr>
+      <w:r>
+        <w:rPr>
+          <w:b/>
+          <w:bCs/>
+        </w:rPr>
+        <w:t>Elasticity reflects</w:t>
+      </w:r>
+      <w:r>
+        <w:t xml:space="preserve"> the </w:t>
+      </w:r>
+      <w:r>
+        <w:rPr>
+          <w:b/>
+          <w:bCs/>
+        </w:rPr>
+        <w:t>slope of the labor demand curve with respect to climate</w:t>
+      </w:r>
+      <w:r>
+        <w:t>. You're measuring:</w:t>
+      </w:r>
+    </w:p>
+    <w:p>
+      <w:pPr>
+        <w:spacing w:after="0"/>
+      </w:pPr>
+      <w:r>
+        <w:t>%</w:t>
+      </w:r>
+      <w:proofErr w:type="spellStart"/>
+      <w:r>
+        <w:t>ΔWageΔClimate</w:t>
+      </w:r>
+      <w:proofErr w:type="spellEnd"/>
+      <w:r>
+        <w:t>\frac{\%\Delta \text{Wage}}{\Delta \text{Climate}}</w:t>
+      </w:r>
+      <w:proofErr w:type="spellStart"/>
+      <w:r>
+        <w:t>ΔClimate%ΔWage</w:t>
+      </w:r>
+      <w:proofErr w:type="spellEnd"/>
+      <w:r>
+        <w:t>​</w:t>
+      </w:r>
+    </w:p>
+    <w:p>
+      <w:pPr>
+        <w:spacing w:after="0"/>
+      </w:pPr>
+      <w:r>
+        <w:rPr>
+          <w:b/>
+          <w:bCs/>
+        </w:rPr>
+        <w:t>Volatility reflects</w:t>
+      </w:r>
+      <w:r>
+        <w:t xml:space="preserve"> the </w:t>
+      </w:r>
+      <w:r>
+        <w:rPr>
+          <w:b/>
+          <w:bCs/>
+        </w:rPr>
+        <w:t>standard deviation of wages</w:t>
+      </w:r>
+      <w:r>
+        <w:t>, i.e., the spread of equilibrium points over time.</w:t>
+      </w:r>
+    </w:p>
+    <w:p>
+      <w:pPr>
+        <w:spacing w:after="0"/>
+      </w:pPr>
+    </w:p>
+    <w:p>
+      <w:pPr>
+        <w:spacing w:after="0"/>
+      </w:pPr>
+      <w:r>
+        <w:t xml:space="preserve">So </w:t>
+      </w:r>
+      <w:r>
+        <w:rPr>
+          <w:b/>
+          <w:bCs/>
+        </w:rPr>
+        <w:t>high elasticity but low volatility</w:t>
+      </w:r>
+      <w:r>
+        <w:t xml:space="preserve"> tells us:</w:t>
+      </w:r>
+    </w:p>
+    <w:p>
+      <w:pPr>
+        <w:spacing w:after="0"/>
+      </w:pPr>
+      <w:r>
+        <w:t>"This market is capable of strong wage responses to climate, but it hasn’t experienced sustained or frequent enough shocks to make those wage responses accumulate over time."</w:t>
+      </w:r>
+    </w:p>
+    <w:p>
+      <w:pPr>
+        <w:spacing w:after="0"/>
+      </w:pPr>
+      <w:r>
+        <w:rPr>
+          <w:b/>
+          <w:bCs/>
+        </w:rPr>
+        <w:t>High elasticity + low volatility</w:t>
+      </w:r>
+      <w:r>
+        <w:t xml:space="preserve"> suggests </w:t>
+      </w:r>
+      <w:r>
+        <w:rPr>
+          <w:b/>
+          <w:bCs/>
+        </w:rPr>
+        <w:t>a responsive system in a stable environment</w:t>
+      </w:r>
+      <w:r>
+        <w:t xml:space="preserve">, or </w:t>
+      </w:r>
+      <w:r>
+        <w:rPr>
+          <w:b/>
+          <w:bCs/>
+        </w:rPr>
+        <w:t>one that adapts rapidly and returns to equilibrium</w:t>
+      </w:r>
+      <w:r>
+        <w:t>.</w:t>
+      </w:r>
+    </w:p>
+    <w:p>
+      <w:pPr>
+        <w:spacing w:after="0"/>
+      </w:pPr>
+    </w:p>
+    <w:p>
+      <w:pPr>
+        <w:spacing w:after="0"/>
+        <w:rPr>
+          <w:b/>
+          <w:bCs/>
+        </w:rPr>
+      </w:pPr>
+      <w:r>
+        <w:rPr>
+          <w:rFonts w:ascii="Segoe UI Emoji" w:hAnsi="Segoe UI Emoji" w:cs="Segoe UI Emoji"/>
+          <w:b/>
+          <w:bCs/>
+        </w:rPr>
+        <w:t>📈</w:t>
+      </w:r>
+      <w:r>
+        <w:rPr>
+          <w:b/>
+          <w:bCs/>
+        </w:rPr>
+        <w:t xml:space="preserve"> Push Yourself: Try This</w:t>
+      </w:r>
+    </w:p>
+    <w:p>
+      <w:pPr>
+        <w:spacing w:after="0"/>
+      </w:pPr>
+      <w:r>
+        <w:t>Take a county with high elasticity and low volatility.</w:t>
+      </w:r>
+    </w:p>
+    <w:p>
+      <w:pPr>
+        <w:spacing w:after="0"/>
+      </w:pPr>
+      <w:r>
+        <w:t>Look at its:</w:t>
+      </w:r>
+    </w:p>
+    <w:p>
+      <w:pPr>
+        <w:numPr>
+          <w:ilvl w:val="0"/>
+          <w:numId w:val="8"/>
+        </w:numPr>
+        <w:spacing w:after="0"/>
+      </w:pPr>
+      <w:r>
+        <w:t>Yield variability (NASS)</w:t>
+      </w:r>
+    </w:p>
+    <w:p>
+      <w:pPr>
+        <w:numPr>
+          <w:ilvl w:val="0"/>
+          <w:numId w:val="8"/>
+        </w:numPr>
+        <w:spacing w:after="0"/>
+      </w:pPr>
+      <w:r>
+        <w:t>Crop condition (PCT EXCELLENT, PCT POOR)</w:t>
+      </w:r>
+    </w:p>
+    <w:p>
+      <w:pPr>
+        <w:numPr>
+          <w:ilvl w:val="0"/>
+          <w:numId w:val="8"/>
+        </w:numPr>
+        <w:spacing w:after="0"/>
+      </w:pPr>
+      <w:r>
+        <w:t>Water use / irrigation</w:t>
+      </w:r>
+    </w:p>
+    <w:p>
+      <w:pPr>
+        <w:spacing w:after="0"/>
+      </w:pPr>
+      <w:r>
+        <w:t>Ask: Is production itself stable, or is it unstable but wages are buffered?</w:t>
+      </w:r>
+    </w:p>
+    <w:p>
+      <w:pPr>
+        <w:spacing w:after="0"/>
+      </w:pPr>
+      <w:r>
+        <w:t xml:space="preserve">You’ll start uncovering </w:t>
+      </w:r>
+      <w:proofErr w:type="spellStart"/>
+      <w:r>
+        <w:rPr>
+          <w:b/>
+          <w:bCs/>
+        </w:rPr>
+        <w:t>agro</w:t>
+      </w:r>
+      <w:proofErr w:type="spellEnd"/>
+      <w:r>
+        <w:rPr>
+          <w:b/>
+          <w:bCs/>
+        </w:rPr>
+        <w:t>-economic resilience profiles</w:t>
+      </w:r>
+      <w:r>
+        <w:t xml:space="preserve"> — and that’s how this becomes more than just a stats project.</w:t>
+      </w:r>
+    </w:p>
+    <w:p>
+      <w:pPr>
+        <w:spacing w:after="0"/>
+      </w:pPr>
+    </w:p>
+    <w:p>
+      <w:pPr>
+        <w:spacing w:after="0"/>
+        <w:rPr>
+          <w:b/>
+          <w:bCs/>
+        </w:rPr>
+      </w:pPr>
+      <w:r>
+        <w:rPr>
+          <w:rFonts w:ascii="Segoe UI Emoji" w:hAnsi="Segoe UI Emoji" w:cs="Segoe UI Emoji"/>
+          <w:b/>
+          <w:bCs/>
+        </w:rPr>
+        <w:t>🧠</w:t>
+      </w:r>
+      <w:r>
+        <w:rPr>
+          <w:b/>
+          <w:bCs/>
+        </w:rPr>
+        <w:t xml:space="preserve"> Push Challenge</w:t>
+      </w:r>
+    </w:p>
+    <w:p>
+      <w:pPr>
+        <w:spacing w:after="0"/>
+      </w:pPr>
+      <w:r>
+        <w:t>Pick a few counties that fall into each quadrant of:</w:t>
+      </w:r>
+    </w:p>
+    <w:p>
+      <w:pPr>
+        <w:numPr>
+          <w:ilvl w:val="0"/>
+          <w:numId w:val="9"/>
+        </w:numPr>
+        <w:spacing w:after="0"/>
+      </w:pPr>
+      <w:r>
+        <w:t>High/Low Elasticity × High/Low Volatility</w:t>
+      </w:r>
+    </w:p>
+    <w:p>
+      <w:pPr>
+        <w:spacing w:after="0"/>
+      </w:pPr>
+      <w:r>
+        <w:t>Then build a mini-profile:</w:t>
+      </w:r>
+    </w:p>
+    <w:p>
+      <w:pPr>
+        <w:numPr>
+          <w:ilvl w:val="0"/>
+          <w:numId w:val="10"/>
+        </w:numPr>
+        <w:spacing w:after="0"/>
+      </w:pPr>
+      <w:r>
+        <w:t>Crop mix</w:t>
+      </w:r>
+    </w:p>
+    <w:p>
+      <w:pPr>
+        <w:numPr>
+          <w:ilvl w:val="0"/>
+          <w:numId w:val="10"/>
+        </w:numPr>
+        <w:spacing w:after="0"/>
+      </w:pPr>
+      <w:r>
+        <w:t>Yield stability</w:t>
+      </w:r>
+    </w:p>
+    <w:p>
+      <w:pPr>
+        <w:numPr>
+          <w:ilvl w:val="0"/>
+          <w:numId w:val="10"/>
+        </w:numPr>
+        <w:spacing w:after="0"/>
+      </w:pPr>
+      <w:r>
+        <w:t>Condition ratings</w:t>
+      </w:r>
+    </w:p>
+    <w:p>
+      <w:pPr>
+        <w:numPr>
+          <w:ilvl w:val="0"/>
+          <w:numId w:val="10"/>
+        </w:numPr>
+        <w:spacing w:after="0"/>
+      </w:pPr>
+      <w:r>
+        <w:t>Irrigation use</w:t>
+      </w:r>
+    </w:p>
+    <w:p>
+      <w:pPr>
+        <w:numPr>
+          <w:ilvl w:val="0"/>
+          <w:numId w:val="10"/>
+        </w:numPr>
+        <w:spacing w:after="0"/>
+      </w:pPr>
+      <w:r>
+        <w:t>Price trends</w:t>
+      </w:r>
+    </w:p>
+    <w:p>
+      <w:pPr>
+        <w:spacing w:after="0"/>
+      </w:pPr>
+      <w:r>
+        <w:t xml:space="preserve">Ask: </w:t>
+      </w:r>
+      <w:r>
+        <w:rPr>
+          <w:i/>
+          <w:iCs/>
+        </w:rPr>
+        <w:t>Does the NASS data tell a consistent story?</w:t>
+      </w:r>
+      <w:r>
+        <w:br/>
+        <w:t xml:space="preserve">If yes → You’ve discovered </w:t>
+      </w:r>
+      <w:r>
+        <w:rPr>
+          <w:b/>
+          <w:bCs/>
+        </w:rPr>
+        <w:t>climate-labor regime types</w:t>
+      </w:r>
+      <w:r>
+        <w:t>.</w:t>
+      </w:r>
+    </w:p>
+    <w:p>
+      <w:pPr>
+        <w:spacing w:after="0"/>
+      </w:pPr>
+    </w:p>
+    <w:p>
+      <w:pPr>
+        <w:spacing w:after="0"/>
+      </w:pPr>
+      <w:r>
+        <w:t>This study utilizes a county-level panel dataset spanning agricultural wages, climate anomalies, and crop system characteristics to assess the sensitivity of agricultural labor markets to climate variability across the United States.</w:t>
+      </w:r>
+    </w:p>
+    <w:p>
+      <w:pPr>
+        <w:spacing w:after="0"/>
+      </w:pPr>
+      <w:r>
+        <w:t>We focus on two key outcome measures:</w:t>
+      </w:r>
+    </w:p>
+    <w:p>
+      <w:pPr>
+        <w:numPr>
+          <w:ilvl w:val="0"/>
+          <w:numId w:val="11"/>
+        </w:numPr>
+        <w:spacing w:after="0"/>
+      </w:pPr>
+      <w:r>
+        <w:rPr>
+          <w:b/>
+          <w:bCs/>
+        </w:rPr>
+        <w:t>Elasticity of wages</w:t>
+      </w:r>
+      <w:r>
+        <w:t xml:space="preserve"> to climate anomalies, estimated via a log-linear two-way fixed effects panel regression:</w:t>
+      </w:r>
+    </w:p>
+    <w:p>
+      <w:pPr>
+        <w:spacing w:after="0"/>
+      </w:pPr>
+      <w:r>
+        <w:t>log</w:t>
+      </w:r>
+      <w:r>
+        <w:rPr>
+          <w:rFonts w:ascii="Cambria Math" w:hAnsi="Cambria Math" w:cs="Cambria Math"/>
+        </w:rPr>
+        <w:t>⁡</w:t>
+      </w:r>
+      <w:r>
+        <w:t>(</w:t>
+      </w:r>
+      <w:proofErr w:type="spellStart"/>
+      <w:r>
+        <w:t>Wageit</w:t>
+      </w:r>
+      <w:proofErr w:type="spellEnd"/>
+      <w:r>
+        <w:t>)=</w:t>
+      </w:r>
+      <w:r>
+        <w:rPr>
+          <w:rFonts w:ascii="Calibri" w:hAnsi="Calibri" w:cs="Calibri"/>
+        </w:rPr>
+        <w:t>β</w:t>
+      </w:r>
+      <w:r>
+        <w:t>1</w:t>
+      </w:r>
+      <w:r>
+        <w:rPr>
+          <w:rFonts w:ascii="Cambria Math" w:hAnsi="Cambria Math" w:cs="Cambria Math"/>
+        </w:rPr>
+        <w:t>⋅</w:t>
+      </w:r>
+      <w:r>
+        <w:t>ClimateAnomalyit+</w:t>
+      </w:r>
+      <w:r>
+        <w:rPr>
+          <w:rFonts w:ascii="Calibri" w:hAnsi="Calibri" w:cs="Calibri"/>
+        </w:rPr>
+        <w:t>α</w:t>
+      </w:r>
+      <w:proofErr w:type="spellStart"/>
+      <w:r>
+        <w:t>i+</w:t>
+      </w:r>
+      <w:r>
+        <w:rPr>
+          <w:rFonts w:ascii="Calibri" w:hAnsi="Calibri" w:cs="Calibri"/>
+        </w:rPr>
+        <w:t>δ</w:t>
+      </w:r>
+      <w:r>
+        <w:t>t+</w:t>
+      </w:r>
+      <w:r>
+        <w:rPr>
+          <w:rFonts w:ascii="Calibri" w:hAnsi="Calibri" w:cs="Calibri"/>
+        </w:rPr>
+        <w:t>ε</w:t>
+      </w:r>
+      <w:r>
+        <w:t>it</w:t>
+      </w:r>
+      <w:proofErr w:type="spellEnd"/>
+      <w:r>
+        <w:t>\log(\text{Wage}_{it}) = \beta_1 \</w:t>
+      </w:r>
+      <w:proofErr w:type="spellStart"/>
+      <w:r>
+        <w:t>cdot</w:t>
+      </w:r>
+      <w:proofErr w:type="spellEnd"/>
+      <w:r>
+        <w:t xml:space="preserve"> \text{</w:t>
+      </w:r>
+      <w:proofErr w:type="spellStart"/>
+      <w:r>
+        <w:t>ClimateAnomaly</w:t>
+      </w:r>
+      <w:proofErr w:type="spellEnd"/>
+      <w:r>
+        <w:t>}_{it} + \</w:t>
+      </w:r>
+      <w:proofErr w:type="spellStart"/>
+      <w:r>
+        <w:t>alpha_i</w:t>
+      </w:r>
+      <w:proofErr w:type="spellEnd"/>
+      <w:r>
+        <w:t xml:space="preserve"> + \</w:t>
+      </w:r>
+      <w:proofErr w:type="spellStart"/>
+      <w:r>
+        <w:t>delta_t</w:t>
+      </w:r>
+      <w:proofErr w:type="spellEnd"/>
+      <w:r>
+        <w:t xml:space="preserve"> + \</w:t>
+      </w:r>
+      <w:proofErr w:type="spellStart"/>
+      <w:r>
+        <w:t>varepsilon</w:t>
+      </w:r>
+      <w:proofErr w:type="spellEnd"/>
+      <w:r>
+        <w:t>_{it}log(</w:t>
+      </w:r>
+      <w:proofErr w:type="spellStart"/>
+      <w:r>
+        <w:t>Wageit</w:t>
+      </w:r>
+      <w:proofErr w:type="spellEnd"/>
+      <w:r>
+        <w:t>​)=β1​</w:t>
+      </w:r>
+      <w:r>
+        <w:rPr>
+          <w:rFonts w:ascii="Cambria Math" w:hAnsi="Cambria Math" w:cs="Cambria Math"/>
+        </w:rPr>
+        <w:t>⋅</w:t>
+      </w:r>
+      <w:proofErr w:type="spellStart"/>
+      <w:r>
+        <w:t>ClimateAnomalyit</w:t>
+      </w:r>
+      <w:proofErr w:type="spellEnd"/>
+      <w:r>
+        <w:t>​+α</w:t>
+      </w:r>
+      <w:proofErr w:type="spellStart"/>
+      <w:r>
+        <w:t>i</w:t>
+      </w:r>
+      <w:proofErr w:type="spellEnd"/>
+      <w:r>
+        <w:t>​+</w:t>
+      </w:r>
+      <w:proofErr w:type="spellStart"/>
+      <w:r>
+        <w:t>δt</w:t>
+      </w:r>
+      <w:proofErr w:type="spellEnd"/>
+      <w:r>
+        <w:t>​+</w:t>
+      </w:r>
+      <w:proofErr w:type="spellStart"/>
+      <w:r>
+        <w:t>εit</w:t>
+      </w:r>
+      <w:proofErr w:type="spellEnd"/>
+      <w:r>
+        <w:t>​</w:t>
+      </w:r>
+    </w:p>
+    <w:p>
+      <w:pPr>
+        <w:numPr>
+          <w:ilvl w:val="0"/>
+          <w:numId w:val="12"/>
+        </w:numPr>
+        <w:spacing w:after="0"/>
+      </w:pPr>
+      <w:r>
+        <w:t>where α</w:t>
+      </w:r>
+      <w:proofErr w:type="spellStart"/>
+      <w:r>
+        <w:t>i</w:t>
+      </w:r>
+      <w:proofErr w:type="spellEnd"/>
+      <w:r>
+        <w:t>\</w:t>
+      </w:r>
+      <w:proofErr w:type="spellStart"/>
+      <w:r>
+        <w:t>alpha_i</w:t>
+      </w:r>
+      <w:proofErr w:type="spellEnd"/>
+      <w:r>
+        <w:t xml:space="preserve">αi​ are county fixed effects and </w:t>
+      </w:r>
+      <w:proofErr w:type="spellStart"/>
+      <w:r>
+        <w:t>δt</w:t>
+      </w:r>
+      <w:proofErr w:type="spellEnd"/>
+      <w:r>
+        <w:t>\</w:t>
+      </w:r>
+      <w:proofErr w:type="spellStart"/>
+      <w:r>
+        <w:t>delta_tδt</w:t>
+      </w:r>
+      <w:proofErr w:type="spellEnd"/>
+      <w:r>
+        <w:t>​ are year fixed effects. The coefficient β1\beta_1β1​ captures the elasticity of agricultural wages with respect to climate variation.</w:t>
+      </w:r>
+    </w:p>
+    <w:p>
+      <w:pPr>
+        <w:numPr>
+          <w:ilvl w:val="0"/>
+          <w:numId w:val="12"/>
+        </w:numPr>
+        <w:spacing w:after="0"/>
+      </w:pPr>
+      <w:r>
+        <w:rPr>
+          <w:b/>
+          <w:bCs/>
+        </w:rPr>
+        <w:t>Volatility of wages</w:t>
+      </w:r>
+      <w:r>
+        <w:t xml:space="preserve">, calculated as either the </w:t>
+      </w:r>
+      <w:r>
+        <w:rPr>
+          <w:b/>
+          <w:bCs/>
+        </w:rPr>
+        <w:t>standard deviation</w:t>
+      </w:r>
+      <w:r>
+        <w:t xml:space="preserve"> or the </w:t>
+      </w:r>
+      <w:r>
+        <w:rPr>
+          <w:b/>
+          <w:bCs/>
+        </w:rPr>
+        <w:t>coefficient of variation (CV)</w:t>
+      </w:r>
+      <w:r>
+        <w:t xml:space="preserve"> of agricultural wages. This may be computed over the full period or using </w:t>
+      </w:r>
+      <w:r>
+        <w:rPr>
+          <w:b/>
+          <w:bCs/>
+        </w:rPr>
+        <w:t>rolling windows</w:t>
+      </w:r>
+      <w:r>
+        <w:t xml:space="preserve"> (e.g., 3- or 5-year). Volatility is treated as a </w:t>
+      </w:r>
+      <w:r>
+        <w:rPr>
+          <w:b/>
+          <w:bCs/>
+        </w:rPr>
+        <w:t>derived outcome variable</w:t>
+      </w:r>
+      <w:r>
+        <w:t xml:space="preserve"> at the county level:</w:t>
+      </w:r>
+    </w:p>
+    <w:p>
+      <w:pPr>
+        <w:spacing w:after="0"/>
+      </w:pPr>
+      <w:proofErr w:type="spellStart"/>
+      <w:r>
+        <w:t>CVi</w:t>
+      </w:r>
+      <w:proofErr w:type="spellEnd"/>
+      <w:r>
+        <w:t>=</w:t>
+      </w:r>
+      <w:proofErr w:type="spellStart"/>
+      <w:r>
+        <w:t>σiWageˉiorσi</w:t>
+      </w:r>
+      <w:proofErr w:type="spellEnd"/>
+      <w:r>
+        <w:t>=1T∑t=1T(</w:t>
+      </w:r>
+      <w:proofErr w:type="spellStart"/>
+      <w:r>
+        <w:t>Wageit−Wageˉi</w:t>
+      </w:r>
+      <w:proofErr w:type="spellEnd"/>
+      <w:r>
+        <w:t>)2\text{CV}_</w:t>
+      </w:r>
+      <w:proofErr w:type="spellStart"/>
+      <w:r>
+        <w:t>i</w:t>
+      </w:r>
+      <w:proofErr w:type="spellEnd"/>
+      <w:r>
+        <w:t xml:space="preserve"> = \frac{\</w:t>
+      </w:r>
+      <w:proofErr w:type="spellStart"/>
+      <w:r>
+        <w:t>sigma_i</w:t>
+      </w:r>
+      <w:proofErr w:type="spellEnd"/>
+      <w:r>
+        <w:t>}{\bar{\text{Wage}}_</w:t>
+      </w:r>
+      <w:proofErr w:type="spellStart"/>
+      <w:r>
+        <w:t>i</w:t>
+      </w:r>
+      <w:proofErr w:type="spellEnd"/>
+      <w:r>
+        <w:t>} \quad \text{or} \quad \</w:t>
+      </w:r>
+      <w:proofErr w:type="spellStart"/>
+      <w:r>
+        <w:t>sigma_i</w:t>
+      </w:r>
+      <w:proofErr w:type="spellEnd"/>
+      <w:r>
+        <w:t xml:space="preserve"> = \sqrt{\frac{1}{T} \sum_{t=1}^{T} (\text{Wage}_{it} - \bar{\text{Wage}}_i)^2}CVi​=Wageˉ​i​σi​​orσi​=T1​t=1∑T​(Wageit​−Wageˉ​i​)2​ </w:t>
+      </w:r>
+    </w:p>
+    <w:p>
+      <w:pPr>
+        <w:spacing w:after="0"/>
+      </w:pPr>
+      <w:r>
+        <w:t>We then model volatility to understand its drivers across space. A second-stage regression is used to relate volatility to climate instability, elasticity, and agricultural system traits:</w:t>
+      </w:r>
+    </w:p>
+    <w:p>
+      <w:pPr>
+        <w:spacing w:after="0"/>
+      </w:pPr>
+      <w:r>
+        <w:t>Volatilityi=γ1</w:t>
+      </w:r>
+      <w:r>
+        <w:rPr>
+          <w:rFonts w:ascii="Cambria Math" w:hAnsi="Cambria Math" w:cs="Cambria Math"/>
+        </w:rPr>
+        <w:t>⋅</w:t>
+      </w:r>
+      <w:r>
+        <w:t>MeanClimatei+</w:t>
+      </w:r>
+      <w:r>
+        <w:rPr>
+          <w:rFonts w:ascii="Calibri" w:hAnsi="Calibri" w:cs="Calibri"/>
+        </w:rPr>
+        <w:t>γ</w:t>
+      </w:r>
+      <w:r>
+        <w:t>2</w:t>
+      </w:r>
+      <w:r>
+        <w:rPr>
+          <w:rFonts w:ascii="Cambria Math" w:hAnsi="Cambria Math" w:cs="Cambria Math"/>
+        </w:rPr>
+        <w:t>⋅</w:t>
+      </w:r>
+      <w:r>
+        <w:t>ClimateVariancei+</w:t>
+      </w:r>
+      <w:r>
+        <w:rPr>
+          <w:rFonts w:ascii="Calibri" w:hAnsi="Calibri" w:cs="Calibri"/>
+        </w:rPr>
+        <w:t>γ</w:t>
+      </w:r>
+      <w:r>
+        <w:t>3</w:t>
+      </w:r>
+      <w:r>
+        <w:rPr>
+          <w:rFonts w:ascii="Cambria Math" w:hAnsi="Cambria Math" w:cs="Cambria Math"/>
+        </w:rPr>
+        <w:t>⋅</w:t>
+      </w:r>
+      <w:r>
+        <w:t>Elasticityi+</w:t>
+      </w:r>
+      <w:r>
+        <w:rPr>
+          <w:rFonts w:ascii="Calibri" w:hAnsi="Calibri" w:cs="Calibri"/>
+        </w:rPr>
+        <w:t>ε</w:t>
+      </w:r>
+      <w:r>
+        <w:t>i\text{Volatility}_i = \gamma_1 \</w:t>
+      </w:r>
+      <w:proofErr w:type="spellStart"/>
+      <w:r>
+        <w:t>cdot</w:t>
+      </w:r>
+      <w:proofErr w:type="spellEnd"/>
+      <w:r>
+        <w:t xml:space="preserve"> \text{</w:t>
+      </w:r>
+      <w:proofErr w:type="spellStart"/>
+      <w:r>
+        <w:t>MeanClimate</w:t>
+      </w:r>
+      <w:proofErr w:type="spellEnd"/>
+      <w:r>
+        <w:t>}_</w:t>
+      </w:r>
+      <w:proofErr w:type="spellStart"/>
+      <w:r>
+        <w:t>i</w:t>
+      </w:r>
+      <w:proofErr w:type="spellEnd"/>
+      <w:r>
+        <w:t xml:space="preserve"> + \gamma_2 \</w:t>
+      </w:r>
+      <w:proofErr w:type="spellStart"/>
+      <w:r>
+        <w:t>cdot</w:t>
+      </w:r>
+      <w:proofErr w:type="spellEnd"/>
+      <w:r>
+        <w:t xml:space="preserve"> \text{</w:t>
+      </w:r>
+      <w:proofErr w:type="spellStart"/>
+      <w:r>
+        <w:t>ClimateVariance</w:t>
+      </w:r>
+      <w:proofErr w:type="spellEnd"/>
+      <w:r>
+        <w:t>}_</w:t>
+      </w:r>
+      <w:proofErr w:type="spellStart"/>
+      <w:r>
+        <w:t>i</w:t>
+      </w:r>
+      <w:proofErr w:type="spellEnd"/>
+      <w:r>
+        <w:t xml:space="preserve"> + \gamma_3 \</w:t>
+      </w:r>
+      <w:proofErr w:type="spellStart"/>
+      <w:r>
+        <w:t>cdot</w:t>
+      </w:r>
+      <w:proofErr w:type="spellEnd"/>
+      <w:r>
+        <w:t xml:space="preserve"> \text{Elasticity}_</w:t>
+      </w:r>
+      <w:proofErr w:type="spellStart"/>
+      <w:r>
+        <w:t>i</w:t>
+      </w:r>
+      <w:proofErr w:type="spellEnd"/>
+      <w:r>
+        <w:t xml:space="preserve"> + \varepsilon_iVolatilityi​=γ1​</w:t>
+      </w:r>
+      <w:r>
+        <w:rPr>
+          <w:rFonts w:ascii="Cambria Math" w:hAnsi="Cambria Math" w:cs="Cambria Math"/>
+        </w:rPr>
+        <w:t>⋅</w:t>
+      </w:r>
+      <w:r>
+        <w:t>MeanClimatei​+γ2​</w:t>
+      </w:r>
+      <w:r>
+        <w:rPr>
+          <w:rFonts w:ascii="Cambria Math" w:hAnsi="Cambria Math" w:cs="Cambria Math"/>
+        </w:rPr>
+        <w:t>⋅</w:t>
+      </w:r>
+      <w:r>
+        <w:t>ClimateVariancei​+γ3​</w:t>
+      </w:r>
+      <w:r>
+        <w:rPr>
+          <w:rFonts w:ascii="Cambria Math" w:hAnsi="Cambria Math" w:cs="Cambria Math"/>
+        </w:rPr>
+        <w:t>⋅</w:t>
+      </w:r>
+      <w:r>
+        <w:t>Elasticityi​+εi​</w:t>
+      </w:r>
+    </w:p>
+    <w:p>
+      <w:pPr>
+        <w:spacing w:after="0"/>
+      </w:pPr>
+      <w:r>
+        <w:rPr>
+          <w:noProof/>
+        </w:rPr>
+        <w:drawing>
+          <wp:inline distT="0" distB="0" distL="0" distR="0" wp14:anchorId="2EA23D42" wp14:editId="374BC736">
+            <wp:extent cx="5943600" cy="3672840"/>
+            <wp:effectExtent l="0" t="0" r="0" b="3810"/>
+            <wp:docPr id="319948694" name="Picture 1"/>
+            <wp:cNvGraphicFramePr>
+              <a:graphicFrameLocks xmlns:a="http://schemas.openxmlformats.org/drawingml/2006/main" noChangeAspect="1"/>
+            </wp:cNvGraphicFramePr>
+            <a:graphic xmlns:a="http://schemas.openxmlformats.org/drawingml/2006/main">
+              <a:graphicData uri="http://schemas.openxmlformats.org/drawingml/2006/picture">
+                <pic:pic xmlns:pic="http://schemas.openxmlformats.org/drawingml/2006/picture">
+                  <pic:nvPicPr>
+                    <pic:cNvPr id="319948694" name=""/>
+                    <pic:cNvPicPr/>
+                  </pic:nvPicPr>
+                  <pic:blipFill>
+                    <a:blip r:embed="rId5"/>
+                    <a:stretch>
+                      <a:fillRect/>
+                    </a:stretch>
+                  </pic:blipFill>
+                  <pic:spPr>
+                    <a:xfrm>
+                      <a:off x="0" y="0"/>
+                      <a:ext cx="5943600" cy="3672840"/>
+                    </a:xfrm>
+                    <a:prstGeom prst="rect">
+                      <a:avLst/>
+                    </a:prstGeom>
+                  </pic:spPr>
+                </pic:pic>
+              </a:graphicData>
+            </a:graphic>
+          </wp:inline>
+        </w:drawing>
+      </w:r>
+    </w:p>
+    <w:p>
+      <w:pPr>
+        <w:spacing w:after="0"/>
+      </w:pPr>
+      <w:r>
+        <w:t xml:space="preserve">To investigate why certain counties exhibit distinct climate-wage response patterns, we cluster counties using their </w:t>
+      </w:r>
+      <w:r>
+        <w:rPr>
+          <w:b/>
+          <w:bCs/>
+        </w:rPr>
+        <w:t>elasticity</w:t>
+      </w:r>
+      <w:r>
+        <w:t xml:space="preserve"> and </w:t>
+      </w:r>
+      <w:r>
+        <w:rPr>
+          <w:b/>
+          <w:bCs/>
+        </w:rPr>
+        <w:t>volatility</w:t>
+      </w:r>
+      <w:r>
+        <w:t xml:space="preserve"> estimates. These clusters represent distinct adaptation or vulnerability regimes. We then examine whether characteristics from the USDA NASS Quick Stats API — such as:</w:t>
+      </w:r>
+    </w:p>
+    <w:p>
+      <w:pPr>
+        <w:numPr>
+          <w:ilvl w:val="0"/>
+          <w:numId w:val="13"/>
+        </w:numPr>
+        <w:spacing w:after="0"/>
+      </w:pPr>
+      <w:r>
+        <w:rPr>
+          <w:b/>
+          <w:bCs/>
+        </w:rPr>
+        <w:t>Land use</w:t>
+      </w:r>
+      <w:r>
+        <w:t>: acres planted and harvested</w:t>
+      </w:r>
+    </w:p>
+    <w:p>
+      <w:pPr>
+        <w:numPr>
+          <w:ilvl w:val="0"/>
+          <w:numId w:val="13"/>
+        </w:numPr>
+        <w:spacing w:after="0"/>
+      </w:pPr>
+      <w:r>
+        <w:rPr>
+          <w:b/>
+          <w:bCs/>
+        </w:rPr>
+        <w:t>Production</w:t>
+      </w:r>
+      <w:r>
+        <w:t>: crop yield, total production, and sales</w:t>
+      </w:r>
+    </w:p>
+    <w:p>
+      <w:pPr>
+        <w:numPr>
+          <w:ilvl w:val="0"/>
+          <w:numId w:val="13"/>
+        </w:numPr>
+        <w:spacing w:after="0"/>
+      </w:pPr>
+      <w:r>
+        <w:rPr>
+          <w:b/>
+          <w:bCs/>
+        </w:rPr>
+        <w:t>Price received</w:t>
+      </w:r>
+      <w:r>
+        <w:t>: farmgate price per unit</w:t>
+      </w:r>
+    </w:p>
+    <w:p>
+      <w:pPr>
+        <w:numPr>
+          <w:ilvl w:val="0"/>
+          <w:numId w:val="13"/>
+        </w:numPr>
+        <w:spacing w:after="0"/>
+      </w:pPr>
+      <w:r>
+        <w:rPr>
+          <w:b/>
+          <w:bCs/>
+        </w:rPr>
+        <w:t>Condition</w:t>
+      </w:r>
+      <w:r>
+        <w:t>: percentage of crop rated Excellent to Very Poor</w:t>
+      </w:r>
+    </w:p>
+    <w:p>
+      <w:pPr>
+        <w:numPr>
+          <w:ilvl w:val="0"/>
+          <w:numId w:val="13"/>
+        </w:numPr>
+        <w:spacing w:after="0"/>
+      </w:pPr>
+      <w:r>
+        <w:rPr>
+          <w:b/>
+          <w:bCs/>
+        </w:rPr>
+        <w:t>Climate sensitivity</w:t>
+      </w:r>
+      <w:r>
+        <w:t>: irrigation rates and soil moisture indicators</w:t>
+      </w:r>
+    </w:p>
+    <w:p>
+      <w:pPr>
+        <w:spacing w:after="0"/>
+      </w:pPr>
+      <w:r>
+        <w:t>— explain or predict a county’s response profile using exploratory classification models.</w:t>
+      </w:r>
+    </w:p>
+    <w:p>
+      <w:pPr>
+        <w:spacing w:after="0"/>
+      </w:pPr>
+    </w:p>
+    <w:p>
+      <w:pPr>
+        <w:spacing w:after="0"/>
+        <w:rPr>
+          <w:b/>
+          <w:bCs/>
+        </w:rPr>
+      </w:pPr>
+      <w:r>
+        <w:rPr>
+          <w:b/>
+          <w:bCs/>
+        </w:rPr>
+        <w:t>1. Elasticity Model</w:t>
+      </w:r>
+    </w:p>
+    <w:p>
+      <w:pPr>
+        <w:spacing w:after="0"/>
+      </w:pPr>
+      <w:r>
+        <w:rPr>
+          <w:i/>
+          <w:iCs/>
+        </w:rPr>
+        <w:t>Climate → (Production/Sales) → log(Wages)</w:t>
+      </w:r>
+    </w:p>
+    <w:p>
+      <w:pPr>
+        <w:numPr>
+          <w:ilvl w:val="0"/>
+          <w:numId w:val="14"/>
+        </w:numPr>
+        <w:spacing w:after="0"/>
+      </w:pPr>
+      <w:r>
+        <w:t xml:space="preserve">This model estimates </w:t>
+      </w:r>
+      <w:r>
+        <w:rPr>
+          <w:b/>
+          <w:bCs/>
+        </w:rPr>
+        <w:t>marginal responsiveness</w:t>
+      </w:r>
+      <w:r>
+        <w:t>.</w:t>
+      </w:r>
+    </w:p>
+    <w:p>
+      <w:pPr>
+        <w:numPr>
+          <w:ilvl w:val="0"/>
+          <w:numId w:val="14"/>
+        </w:numPr>
+        <w:spacing w:after="0"/>
+      </w:pPr>
+      <w:r>
+        <w:t xml:space="preserve">Including </w:t>
+      </w:r>
+      <w:r>
+        <w:rPr>
+          <w:b/>
+          <w:bCs/>
+        </w:rPr>
+        <w:t>Production/Sales</w:t>
+      </w:r>
+      <w:r>
+        <w:t xml:space="preserve"> is smart — it lets you assess if climate’s effect on wages is </w:t>
+      </w:r>
+      <w:r>
+        <w:rPr>
+          <w:b/>
+          <w:bCs/>
+        </w:rPr>
+        <w:t>mediated through crop output</w:t>
+      </w:r>
+      <w:r>
+        <w:t xml:space="preserve"> or more </w:t>
+      </w:r>
+      <w:r>
+        <w:rPr>
+          <w:b/>
+          <w:bCs/>
+        </w:rPr>
+        <w:t>direct</w:t>
+      </w:r>
+      <w:r>
+        <w:t xml:space="preserve"> (labor supply/demand shifts).</w:t>
+      </w:r>
+    </w:p>
+    <w:p>
+      <w:pPr>
+        <w:numPr>
+          <w:ilvl w:val="0"/>
+          <w:numId w:val="14"/>
+        </w:numPr>
+        <w:spacing w:after="0"/>
+      </w:pPr>
+      <w:r>
+        <w:t>You can compare:</w:t>
+      </w:r>
+    </w:p>
+    <w:p>
+      <w:pPr>
+        <w:numPr>
+          <w:ilvl w:val="1"/>
+          <w:numId w:val="14"/>
+        </w:numPr>
+        <w:spacing w:after="0"/>
+      </w:pPr>
+      <w:r>
+        <w:rPr>
+          <w:b/>
+          <w:bCs/>
+        </w:rPr>
+        <w:t>Direct model</w:t>
+      </w:r>
+      <w:r>
+        <w:t>: log(Wages) ~ Climate + FE</w:t>
+      </w:r>
+    </w:p>
+    <w:p>
+      <w:pPr>
+        <w:numPr>
+          <w:ilvl w:val="1"/>
+          <w:numId w:val="14"/>
+        </w:numPr>
+        <w:spacing w:after="0"/>
+      </w:pPr>
+      <w:r>
+        <w:rPr>
+          <w:b/>
+          <w:bCs/>
+        </w:rPr>
+        <w:t>Extended model</w:t>
+      </w:r>
+      <w:r>
+        <w:t>: log(Wages) ~ Climate + Yield + Sales + FE</w:t>
+      </w:r>
+    </w:p>
+    <w:p>
+      <w:pPr>
+        <w:spacing w:after="0"/>
+      </w:pPr>
+      <w:r>
+        <w:pict w14:anchorId="3A407503">
+          <v:rect id="_x0000_i1049" style="width:0;height:1.5pt" o:hralign="center" o:hrstd="t" o:hr="t" fillcolor="#a0a0a0" stroked="f"/>
+        </w:pict>
+      </w:r>
+    </w:p>
+    <w:p>
+      <w:pPr>
+        <w:spacing w:after="0"/>
+        <w:rPr>
+          <w:b/>
+          <w:bCs/>
+        </w:rPr>
+      </w:pPr>
+      <w:r>
+        <w:rPr>
+          <w:b/>
+          <w:bCs/>
+        </w:rPr>
+        <w:t>2. Volatility Model</w:t>
+      </w:r>
+    </w:p>
+    <w:p>
+      <w:pPr>
+        <w:spacing w:after="0"/>
+      </w:pPr>
+      <w:r>
+        <w:rPr>
+          <w:i/>
+          <w:iCs/>
+        </w:rPr>
+        <w:t>Volatility of wages (CV or σ) as a function of climate variability</w:t>
+      </w:r>
+    </w:p>
+    <w:p>
+      <w:pPr>
+        <w:numPr>
+          <w:ilvl w:val="0"/>
+          <w:numId w:val="15"/>
+        </w:numPr>
+        <w:spacing w:after="0"/>
+      </w:pPr>
+      <w:r>
+        <w:t xml:space="preserve">This step </w:t>
+      </w:r>
+      <w:r>
+        <w:rPr>
+          <w:b/>
+          <w:bCs/>
+        </w:rPr>
+        <w:t>summarizes the instability</w:t>
+      </w:r>
+      <w:r>
+        <w:t>, not just the responsiveness.</w:t>
+      </w:r>
+    </w:p>
+    <w:p>
+      <w:pPr>
+        <w:numPr>
+          <w:ilvl w:val="0"/>
+          <w:numId w:val="15"/>
+        </w:numPr>
+        <w:spacing w:after="0"/>
+      </w:pPr>
+      <w:r>
+        <w:t>You might regress:</w:t>
+      </w:r>
+    </w:p>
+    <w:p>
+      <w:pPr>
+        <w:spacing w:after="0"/>
+      </w:pPr>
+      <w:proofErr w:type="spellStart"/>
+      <w:r>
+        <w:t>Volatilityi</w:t>
+      </w:r>
+      <w:proofErr w:type="spellEnd"/>
+      <w:r>
+        <w:t>=γ1</w:t>
+      </w:r>
+      <w:r>
+        <w:rPr>
+          <w:rFonts w:ascii="Cambria Math" w:hAnsi="Cambria Math" w:cs="Cambria Math"/>
+        </w:rPr>
+        <w:t>⋅</w:t>
+      </w:r>
+      <w:r>
+        <w:t>ClimateVari+</w:t>
+      </w:r>
+      <w:r>
+        <w:rPr>
+          <w:rFonts w:ascii="Calibri" w:hAnsi="Calibri" w:cs="Calibri"/>
+        </w:rPr>
+        <w:t>γ</w:t>
+      </w:r>
+      <w:r>
+        <w:t>2</w:t>
+      </w:r>
+      <w:r>
+        <w:rPr>
+          <w:rFonts w:ascii="Cambria Math" w:hAnsi="Cambria Math" w:cs="Cambria Math"/>
+        </w:rPr>
+        <w:t>⋅</w:t>
+      </w:r>
+      <w:r>
+        <w:t>Elasticityi+</w:t>
+      </w:r>
+      <w:r>
+        <w:rPr>
+          <w:rFonts w:ascii="Calibri" w:hAnsi="Calibri" w:cs="Calibri"/>
+        </w:rPr>
+        <w:t>ε</w:t>
+      </w:r>
+      <w:r>
+        <w:t>i\text{Volatility}_</w:t>
+      </w:r>
+      <w:proofErr w:type="spellStart"/>
+      <w:r>
+        <w:t>i</w:t>
+      </w:r>
+      <w:proofErr w:type="spellEnd"/>
+      <w:r>
+        <w:t xml:space="preserve"> = \gamma_1 \</w:t>
+      </w:r>
+      <w:proofErr w:type="spellStart"/>
+      <w:r>
+        <w:t>cdot</w:t>
+      </w:r>
+      <w:proofErr w:type="spellEnd"/>
+      <w:r>
+        <w:t xml:space="preserve"> \text{</w:t>
+      </w:r>
+      <w:proofErr w:type="spellStart"/>
+      <w:r>
+        <w:t>ClimateVar</w:t>
+      </w:r>
+      <w:proofErr w:type="spellEnd"/>
+      <w:r>
+        <w:t>}_</w:t>
+      </w:r>
+      <w:proofErr w:type="spellStart"/>
+      <w:r>
+        <w:t>i</w:t>
+      </w:r>
+      <w:proofErr w:type="spellEnd"/>
+      <w:r>
+        <w:t xml:space="preserve"> + \gamma_2 \</w:t>
+      </w:r>
+      <w:proofErr w:type="spellStart"/>
+      <w:r>
+        <w:t>cdot</w:t>
+      </w:r>
+      <w:proofErr w:type="spellEnd"/>
+      <w:r>
+        <w:t xml:space="preserve"> \text{Elasticity}_</w:t>
+      </w:r>
+      <w:proofErr w:type="spellStart"/>
+      <w:r>
+        <w:t>i</w:t>
+      </w:r>
+      <w:proofErr w:type="spellEnd"/>
+      <w:r>
+        <w:t xml:space="preserve"> + \</w:t>
+      </w:r>
+      <w:proofErr w:type="spellStart"/>
+      <w:r>
+        <w:t>varepsilon_iVolatilityi</w:t>
+      </w:r>
+      <w:proofErr w:type="spellEnd"/>
+      <w:r>
+        <w:t>​=γ1​</w:t>
+      </w:r>
+      <w:r>
+        <w:rPr>
+          <w:rFonts w:ascii="Cambria Math" w:hAnsi="Cambria Math" w:cs="Cambria Math"/>
+        </w:rPr>
+        <w:t>⋅</w:t>
+      </w:r>
+      <w:proofErr w:type="spellStart"/>
+      <w:r>
+        <w:t>ClimateVari</w:t>
+      </w:r>
+      <w:proofErr w:type="spellEnd"/>
+      <w:r>
+        <w:t>​+γ2​</w:t>
+      </w:r>
+      <w:r>
+        <w:rPr>
+          <w:rFonts w:ascii="Cambria Math" w:hAnsi="Cambria Math" w:cs="Cambria Math"/>
+        </w:rPr>
+        <w:t>⋅</w:t>
+      </w:r>
+      <w:proofErr w:type="spellStart"/>
+      <w:r>
+        <w:t>Elasticityi</w:t>
+      </w:r>
+      <w:proofErr w:type="spellEnd"/>
+      <w:r>
+        <w:t>​+</w:t>
+      </w:r>
+      <w:proofErr w:type="spellStart"/>
+      <w:r>
+        <w:t>εi</w:t>
+      </w:r>
+      <w:proofErr w:type="spellEnd"/>
+      <w:r>
+        <w:t xml:space="preserve">​ </w:t>
+      </w:r>
+    </w:p>
+    <w:p>
+      <w:pPr>
+        <w:numPr>
+          <w:ilvl w:val="0"/>
+          <w:numId w:val="15"/>
+        </w:numPr>
+        <w:spacing w:after="0"/>
+      </w:pPr>
+      <w:r>
+        <w:t xml:space="preserve">Volatility becomes its own </w:t>
+      </w:r>
+      <w:r>
+        <w:rPr>
+          <w:b/>
+          <w:bCs/>
+        </w:rPr>
+        <w:t>analytical target</w:t>
+      </w:r>
+      <w:r>
+        <w:t xml:space="preserve"> — distinct from elasticity.</w:t>
+      </w:r>
+    </w:p>
+    <w:p>
+      <w:pPr>
+        <w:spacing w:after="0"/>
+      </w:pPr>
+      <w:r>
+        <w:pict w14:anchorId="55D5B61A">
+          <v:rect id="_x0000_i1050" style="width:0;height:1.5pt" o:hralign="center" o:hrstd="t" o:hr="t" fillcolor="#a0a0a0" stroked="f"/>
+        </w:pict>
+      </w:r>
+    </w:p>
+    <w:p>
+      <w:pPr>
+        <w:spacing w:after="0"/>
+        <w:rPr>
+          <w:b/>
+          <w:bCs/>
+        </w:rPr>
+      </w:pPr>
+      <w:r>
+        <w:rPr>
+          <w:b/>
+          <w:bCs/>
+        </w:rPr>
+        <w:t>3. Clustering on Elasticity + Volatility</w:t>
+      </w:r>
+    </w:p>
+    <w:p>
+      <w:pPr>
+        <w:spacing w:after="0"/>
+      </w:pPr>
+      <w:r>
+        <w:rPr>
+          <w:i/>
+          <w:iCs/>
+        </w:rPr>
+        <w:t>Identify county response regimes</w:t>
+      </w:r>
+    </w:p>
+    <w:p>
+      <w:pPr>
+        <w:numPr>
+          <w:ilvl w:val="0"/>
+          <w:numId w:val="16"/>
+        </w:numPr>
+        <w:spacing w:after="0"/>
+      </w:pPr>
+      <w:r>
+        <w:t xml:space="preserve">You treat elasticity and volatility as a </w:t>
+      </w:r>
+      <w:r>
+        <w:rPr>
+          <w:b/>
+          <w:bCs/>
+        </w:rPr>
+        <w:t>joint behavioral profile</w:t>
+      </w:r>
+      <w:r>
+        <w:t>.</w:t>
+      </w:r>
+    </w:p>
+    <w:p>
+      <w:pPr>
+        <w:numPr>
+          <w:ilvl w:val="0"/>
+          <w:numId w:val="16"/>
+        </w:numPr>
+        <w:spacing w:after="0"/>
+      </w:pPr>
+      <w:r>
+        <w:t>Use unsupervised learning (e.g., k-means or DBSCAN) to assign counties to response classes:</w:t>
+      </w:r>
+    </w:p>
+    <w:p>
+      <w:pPr>
+        <w:numPr>
+          <w:ilvl w:val="1"/>
+          <w:numId w:val="16"/>
+        </w:numPr>
+        <w:spacing w:after="0"/>
+      </w:pPr>
+      <w:r>
+        <w:t>Resilient</w:t>
+      </w:r>
+    </w:p>
+    <w:p>
+      <w:pPr>
+        <w:numPr>
+          <w:ilvl w:val="1"/>
+          <w:numId w:val="16"/>
+        </w:numPr>
+        <w:spacing w:after="0"/>
+      </w:pPr>
+      <w:r>
+        <w:t>Fragile</w:t>
+      </w:r>
+    </w:p>
+    <w:p>
+      <w:pPr>
+        <w:numPr>
+          <w:ilvl w:val="1"/>
+          <w:numId w:val="16"/>
+        </w:numPr>
+        <w:spacing w:after="0"/>
+      </w:pPr>
+      <w:r>
+        <w:t>Hyper-sensitive</w:t>
+      </w:r>
+    </w:p>
+    <w:p>
+      <w:pPr>
+        <w:numPr>
+          <w:ilvl w:val="1"/>
+          <w:numId w:val="16"/>
+        </w:numPr>
+        <w:spacing w:after="0"/>
+      </w:pPr>
+      <w:r>
+        <w:t>Stable</w:t>
+      </w:r>
+    </w:p>
+    <w:p>
+      <w:pPr>
+        <w:spacing w:after="0"/>
+      </w:pPr>
+      <w:r>
+        <w:pict w14:anchorId="02B7DE43">
+          <v:rect id="_x0000_i1051" style="width:0;height:1.5pt" o:hralign="center" o:hrstd="t" o:hr="t" fillcolor="#a0a0a0" stroked="f"/>
+        </w:pict>
+      </w:r>
+    </w:p>
+    <w:p>
+      <w:pPr>
+        <w:spacing w:after="0"/>
+        <w:rPr>
+          <w:b/>
+          <w:bCs/>
+        </w:rPr>
+      </w:pPr>
+      <w:r>
+        <w:rPr>
+          <w:b/>
+          <w:bCs/>
+        </w:rPr>
+        <w:t>4. Interpret Clusters with Crop System Traits</w:t>
+      </w:r>
+    </w:p>
+    <w:p>
+      <w:pPr>
+        <w:spacing w:after="0"/>
+      </w:pPr>
+      <w:r>
+        <w:rPr>
+          <w:i/>
+          <w:iCs/>
+        </w:rPr>
+        <w:t>Use your NASS variables: condition, moisture, sales, irrigation</w:t>
+      </w:r>
+    </w:p>
+    <w:p>
+      <w:pPr>
+        <w:numPr>
+          <w:ilvl w:val="0"/>
+          <w:numId w:val="17"/>
+        </w:numPr>
+        <w:spacing w:after="0"/>
+      </w:pPr>
+      <w:r>
+        <w:t xml:space="preserve">This is the </w:t>
+      </w:r>
+      <w:r>
+        <w:rPr>
+          <w:b/>
+          <w:bCs/>
+        </w:rPr>
+        <w:t>structural understanding</w:t>
+      </w:r>
+      <w:r>
+        <w:t xml:space="preserve"> layer.</w:t>
+      </w:r>
+    </w:p>
+    <w:p>
+      <w:pPr>
+        <w:numPr>
+          <w:ilvl w:val="0"/>
+          <w:numId w:val="17"/>
+        </w:numPr>
+        <w:spacing w:after="0"/>
+      </w:pPr>
+      <w:r>
+        <w:t xml:space="preserve">Ask: What </w:t>
+      </w:r>
+      <w:proofErr w:type="spellStart"/>
+      <w:r>
+        <w:rPr>
+          <w:b/>
+          <w:bCs/>
+        </w:rPr>
+        <w:t>agro</w:t>
+      </w:r>
+      <w:proofErr w:type="spellEnd"/>
+      <w:r>
+        <w:rPr>
+          <w:b/>
+          <w:bCs/>
+        </w:rPr>
+        <w:t>-ecological or market traits</w:t>
+      </w:r>
+      <w:r>
+        <w:t xml:space="preserve"> explain why a county is highly elastic but not volatile?</w:t>
+      </w:r>
+    </w:p>
+    <w:p>
+      <w:pPr>
+        <w:numPr>
+          <w:ilvl w:val="0"/>
+          <w:numId w:val="17"/>
+        </w:numPr>
+        <w:spacing w:after="0"/>
+      </w:pPr>
+      <w:r>
+        <w:t>You can use:</w:t>
+      </w:r>
+    </w:p>
+    <w:p>
+      <w:pPr>
+        <w:numPr>
+          <w:ilvl w:val="1"/>
+          <w:numId w:val="17"/>
+        </w:numPr>
+        <w:spacing w:after="0"/>
+      </w:pPr>
+      <w:r>
+        <w:t>Group-wise summary stats (mean/variance)</w:t>
+      </w:r>
+    </w:p>
+    <w:p>
+      <w:pPr>
+        <w:numPr>
+          <w:ilvl w:val="1"/>
+          <w:numId w:val="17"/>
+        </w:numPr>
+        <w:spacing w:after="0"/>
+      </w:pPr>
+      <w:r>
+        <w:t>ANOVA or classification models</w:t>
+      </w:r>
+    </w:p>
+    <w:p>
+      <w:pPr>
+        <w:numPr>
+          <w:ilvl w:val="1"/>
+          <w:numId w:val="17"/>
+        </w:numPr>
+        <w:spacing w:after="0"/>
+      </w:pPr>
+      <w:r>
+        <w:t>Spatial mapping for regional context</w:t>
+      </w:r>
+    </w:p>
+    <w:p>
+      <w:pPr>
+        <w:spacing w:after="0"/>
+      </w:pPr>
+      <w:r>
+        <w:pict w14:anchorId="62D66982">
+          <v:rect id="_x0000_i1052" style="width:0;height:1.5pt" o:hralign="center" o:hrstd="t" o:hr="t" fillcolor="#a0a0a0" stroked="f"/>
+        </w:pict>
+      </w:r>
+    </w:p>
+    <w:p>
+      <w:pPr>
+        <w:spacing w:after="0"/>
+        <w:rPr>
+          <w:b/>
+          <w:bCs/>
+        </w:rPr>
+      </w:pPr>
+      <w:r>
+        <w:rPr>
+          <w:rFonts w:ascii="Segoe UI Emoji" w:hAnsi="Segoe UI Emoji" w:cs="Segoe UI Emoji"/>
+          <w:b/>
+          <w:bCs/>
+        </w:rPr>
+        <w:t>✅</w:t>
+      </w:r>
+      <w:r>
+        <w:rPr>
+          <w:b/>
+          <w:bCs/>
+        </w:rPr>
+        <w:t xml:space="preserve"> Summary: What You’re Doing</w:t>
+      </w:r>
+    </w:p>
+    <w:p>
+      <w:pPr>
+        <w:spacing w:after="0"/>
+      </w:pPr>
+      <w:r>
+        <w:t>You’re not building “a lot” of models — you’re building:</w:t>
+      </w:r>
+    </w:p>
+    <w:p>
+      <w:pPr>
+        <w:numPr>
+          <w:ilvl w:val="0"/>
+          <w:numId w:val="18"/>
+        </w:numPr>
+        <w:spacing w:after="0"/>
+      </w:pPr>
+      <w:r>
+        <w:rPr>
+          <w:b/>
+          <w:bCs/>
+        </w:rPr>
+        <w:t>One elasticity model</w:t>
+      </w:r>
+    </w:p>
+    <w:p>
+      <w:pPr>
+        <w:numPr>
+          <w:ilvl w:val="0"/>
+          <w:numId w:val="18"/>
+        </w:numPr>
+        <w:spacing w:after="0"/>
+      </w:pPr>
+      <w:r>
+        <w:rPr>
+          <w:b/>
+          <w:bCs/>
+        </w:rPr>
+        <w:t>One volatility model</w:t>
+      </w:r>
+    </w:p>
+    <w:p>
+      <w:pPr>
+        <w:numPr>
+          <w:ilvl w:val="0"/>
+          <w:numId w:val="18"/>
+        </w:numPr>
+        <w:spacing w:after="0"/>
+      </w:pPr>
+      <w:r>
+        <w:rPr>
+          <w:b/>
+          <w:bCs/>
+        </w:rPr>
+        <w:t>One clustering/classification process</w:t>
+      </w:r>
+    </w:p>
+    <w:p>
+      <w:pPr>
+        <w:numPr>
+          <w:ilvl w:val="0"/>
+          <w:numId w:val="18"/>
+        </w:numPr>
+        <w:spacing w:after="0"/>
+      </w:pPr>
+      <w:r>
+        <w:rPr>
+          <w:b/>
+          <w:bCs/>
+        </w:rPr>
+        <w:t>One interpretation framework</w:t>
+      </w:r>
+    </w:p>
+    <w:p>
+      <w:pPr>
+        <w:spacing w:after="0"/>
+      </w:pPr>
+      <w:r>
+        <w:t xml:space="preserve">Each model </w:t>
+      </w:r>
+      <w:r>
+        <w:rPr>
+          <w:b/>
+          <w:bCs/>
+        </w:rPr>
+        <w:t>feeds the next</w:t>
+      </w:r>
+      <w:r>
+        <w:t>, and the system as a whole lets you:</w:t>
+      </w:r>
+    </w:p>
+    <w:p>
+      <w:pPr>
+        <w:numPr>
+          <w:ilvl w:val="0"/>
+          <w:numId w:val="19"/>
+        </w:numPr>
+        <w:spacing w:after="0"/>
+      </w:pPr>
+      <w:r>
+        <w:t>Quantify,</w:t>
+      </w:r>
+    </w:p>
+    <w:p>
+      <w:pPr>
+        <w:numPr>
+          <w:ilvl w:val="0"/>
+          <w:numId w:val="19"/>
+        </w:numPr>
+        <w:spacing w:after="0"/>
+      </w:pPr>
+      <w:r>
+        <w:t>Classify,</w:t>
+      </w:r>
+    </w:p>
+    <w:p>
+      <w:pPr>
+        <w:numPr>
+          <w:ilvl w:val="0"/>
+          <w:numId w:val="19"/>
+        </w:numPr>
+        <w:spacing w:after="0"/>
+      </w:pPr>
+      <w:r>
+        <w:t>Explain.</w:t>
+      </w:r>
+    </w:p>
+    <w:p>
+      <w:pPr>
+        <w:spacing w:after="0"/>
       </w:pPr>
     </w:p>
     <w:sectPr>
@@ -880,8 +2943,306 @@
 </file>
 
 <file path=word/numbering.xml><?xml version="1.0" encoding="utf-8"?>
-<w:numbering xmlns:wpc="http://schemas.microsoft.com/office/word/2010/wordprocessingCanvas" xmlns:cx="http://schemas.microsoft.com/office/drawing/2014/chartex" xmlns:cx1="http://schemas.microsoft.com/office/drawing/2015/9/8/chartex" xmlns:cx2="http://schemas.microsoft.com/office/drawing/2015/10/21/chartex" xmlns:cx3="http://schemas.microsoft.com/office/drawing/2016/5/9/chartex" xmlns:cx4="http://schemas.microsoft.com/office/drawing/2016/5/10/chartex" xmlns:cx5="http://schemas.microsoft.com/office/drawing/2016/5/11/chartex" xmlns:cx6="http://schemas.microsoft.com/office/drawing/2016/5/12/chartex" xmlns:cx7="http://schemas.microsoft.com/office/drawing/2016/5/13/chartex" xmlns:cx8="http://schemas.microsoft.com/office/drawing/2016/5/14/chartex" xmlns:mc="http://schemas.openxmlformats.org/markup-compatibility/2006" xmlns:aink="http://schemas.microsoft.com/office/drawing/2016/ink" xmlns:am3d="http://schemas.microsoft.com/office/drawing/2017/model3d" xmlns:o="urn:schemas-microsoft-com:office:office" xmlns:oel="http://schemas.microsoft.com/office/2019/extlst" xmlns:r="http://schemas.openxmlformats.org/officeDocument/2006/relationships" xmlns:m="http://schemas.openxmlformats.org/officeDocument/2006/math" xmlns:v="urn:schemas-microsoft-com:vml" xmlns:wp14="http://schemas.microsoft.com/office/word/2010/wordprocessingDrawing" xmlns:wp="http://schemas.openxmlformats.org/drawingml/2006/wordprocessingDrawing" xmlns:w10="urn:schemas-microsoft-com:office:word" xmlns:w="http://schemas.openxmlformats.org/wordprocessingml/2006/main" xmlns:w14="http://schemas.microsoft.com/office/word/2010/wordml" xmlns:w15="http://schemas.microsoft.com/office/word/2012/wordml" xmlns:w16cex="http://schemas.microsoft.com/office/word/2018/wordml/cex" xmlns:w16cid="http://schemas.microsoft.com/office/word/2016/wordml/cid" xmlns:w16="http://schemas.microsoft.com/office/word/2018/wordml" xmlns:w16sdtdh="http://schemas.microsoft.com/office/word/2020/wordml/sdtdatahash" xmlns:w16se="http://schemas.microsoft.com/office/word/2015/wordml/symex" xmlns:wpg="http://schemas.microsoft.com/office/word/2010/wordprocessingGroup" xmlns:wpi="http://schemas.microsoft.com/office/word/2010/wordprocessingInk" xmlns:wne="http://schemas.microsoft.com/office/word/2006/wordml" xmlns:wps="http://schemas.microsoft.com/office/word/2010/wordprocessingShape" mc:Ignorable="w14 w15 w16se w16cid w16 w16cex w16sdtdh wp14">
+<w:numbering xmlns:wpc="http://schemas.microsoft.com/office/word/2010/wordprocessingCanvas" xmlns:cx="http://schemas.microsoft.com/office/drawing/2014/chartex" xmlns:cx1="http://schemas.microsoft.com/office/drawing/2015/9/8/chartex" xmlns:cx2="http://schemas.microsoft.com/office/drawing/2015/10/21/chartex" xmlns:cx3="http://schemas.microsoft.com/office/drawing/2016/5/9/chartex" xmlns:cx4="http://schemas.microsoft.com/office/drawing/2016/5/10/chartex" xmlns:cx5="http://schemas.microsoft.com/office/drawing/2016/5/11/chartex" xmlns:cx6="http://schemas.microsoft.com/office/drawing/2016/5/12/chartex" xmlns:cx7="http://schemas.microsoft.com/office/drawing/2016/5/13/chartex" xmlns:cx8="http://schemas.microsoft.com/office/drawing/2016/5/14/chartex" xmlns:mc="http://schemas.openxmlformats.org/markup-compatibility/2006" xmlns:aink="http://schemas.microsoft.com/office/drawing/2016/ink" xmlns:am3d="http://schemas.microsoft.com/office/drawing/2017/model3d" xmlns:o="urn:schemas-microsoft-com:office:office" xmlns:oel="http://schemas.microsoft.com/office/2019/extlst" xmlns:r="http://schemas.openxmlformats.org/officeDocument/2006/relationships" xmlns:m="http://schemas.openxmlformats.org/officeDocument/2006/math" xmlns:v="urn:schemas-microsoft-com:vml" xmlns:wp14="http://schemas.microsoft.com/office/word/2010/wordprocessingDrawing" xmlns:wp="http://schemas.openxmlformats.org/drawingml/2006/wordprocessingDrawing" xmlns:w10="urn:schemas-microsoft-com:office:word" xmlns:w="http://schemas.openxmlformats.org/wordprocessingml/2006/main" xmlns:w14="http://schemas.microsoft.com/office/word/2010/wordml" xmlns:w15="http://schemas.microsoft.com/office/word/2012/wordml" xmlns:w16cex="http://schemas.microsoft.com/office/word/2018/wordml/cex" xmlns:w16cid="http://schemas.microsoft.com/office/word/2016/wordml/cid" xmlns:w16="http://schemas.microsoft.com/office/word/2018/wordml" xmlns:w16du="http://schemas.microsoft.com/office/word/2023/wordml/word16du" xmlns:w16sdtdh="http://schemas.microsoft.com/office/word/2020/wordml/sdtdatahash" xmlns:w16sdtfl="http://schemas.microsoft.com/office/word/2024/wordml/sdtformatlock" xmlns:w16se="http://schemas.microsoft.com/office/word/2015/wordml/symex" xmlns:wpg="http://schemas.microsoft.com/office/word/2010/wordprocessingGroup" xmlns:wpi="http://schemas.microsoft.com/office/word/2010/wordprocessingInk" xmlns:wne="http://schemas.microsoft.com/office/word/2006/wordml" xmlns:wps="http://schemas.microsoft.com/office/word/2010/wordprocessingShape" mc:Ignorable="w14 w15 w16se w16cid w16 w16cex w16sdtdh w16sdtfl w16du wp14">
   <w:abstractNum w:abstractNumId="0" w15:restartNumberingAfterBreak="0">
+    <w:nsid w:val="046E1926"/>
+    <w:multiLevelType w:val="multilevel"/>
+    <w:tmpl w:val="EC201052"/>
+    <w:lvl w:ilvl="0">
+      <w:start w:val="1"/>
+      <w:numFmt w:val="bullet"/>
+      <w:lvlText w:val=""/>
+      <w:lvlJc w:val="left"/>
+      <w:pPr>
+        <w:tabs>
+          <w:tab w:val="num" w:pos="720"/>
+        </w:tabs>
+        <w:ind w:left="720" w:hanging="360"/>
+      </w:pPr>
+      <w:rPr>
+        <w:rFonts w:ascii="Symbol" w:hAnsi="Symbol" w:hint="default"/>
+        <w:sz w:val="20"/>
+      </w:rPr>
+    </w:lvl>
+    <w:lvl w:ilvl="1" w:tentative="1">
+      <w:start w:val="1"/>
+      <w:numFmt w:val="bullet"/>
+      <w:lvlText w:val="o"/>
+      <w:lvlJc w:val="left"/>
+      <w:pPr>
+        <w:tabs>
+          <w:tab w:val="num" w:pos="1440"/>
+        </w:tabs>
+        <w:ind w:left="1440" w:hanging="360"/>
+      </w:pPr>
+      <w:rPr>
+        <w:rFonts w:ascii="Courier New" w:hAnsi="Courier New" w:hint="default"/>
+        <w:sz w:val="20"/>
+      </w:rPr>
+    </w:lvl>
+    <w:lvl w:ilvl="2" w:tentative="1">
+      <w:start w:val="1"/>
+      <w:numFmt w:val="bullet"/>
+      <w:lvlText w:val=""/>
+      <w:lvlJc w:val="left"/>
+      <w:pPr>
+        <w:tabs>
+          <w:tab w:val="num" w:pos="2160"/>
+        </w:tabs>
+        <w:ind w:left="2160" w:hanging="360"/>
+      </w:pPr>
+      <w:rPr>
+        <w:rFonts w:ascii="Wingdings" w:hAnsi="Wingdings" w:hint="default"/>
+        <w:sz w:val="20"/>
+      </w:rPr>
+    </w:lvl>
+    <w:lvl w:ilvl="3" w:tentative="1">
+      <w:start w:val="1"/>
+      <w:numFmt w:val="bullet"/>
+      <w:lvlText w:val=""/>
+      <w:lvlJc w:val="left"/>
+      <w:pPr>
+        <w:tabs>
+          <w:tab w:val="num" w:pos="2880"/>
+        </w:tabs>
+        <w:ind w:left="2880" w:hanging="360"/>
+      </w:pPr>
+      <w:rPr>
+        <w:rFonts w:ascii="Wingdings" w:hAnsi="Wingdings" w:hint="default"/>
+        <w:sz w:val="20"/>
+      </w:rPr>
+    </w:lvl>
+    <w:lvl w:ilvl="4" w:tentative="1">
+      <w:start w:val="1"/>
+      <w:numFmt w:val="bullet"/>
+      <w:lvlText w:val=""/>
+      <w:lvlJc w:val="left"/>
+      <w:pPr>
+        <w:tabs>
+          <w:tab w:val="num" w:pos="3600"/>
+        </w:tabs>
+        <w:ind w:left="3600" w:hanging="360"/>
+      </w:pPr>
+      <w:rPr>
+        <w:rFonts w:ascii="Wingdings" w:hAnsi="Wingdings" w:hint="default"/>
+        <w:sz w:val="20"/>
+      </w:rPr>
+    </w:lvl>
+    <w:lvl w:ilvl="5" w:tentative="1">
+      <w:start w:val="1"/>
+      <w:numFmt w:val="bullet"/>
+      <w:lvlText w:val=""/>
+      <w:lvlJc w:val="left"/>
+      <w:pPr>
+        <w:tabs>
+          <w:tab w:val="num" w:pos="4320"/>
+        </w:tabs>
+        <w:ind w:left="4320" w:hanging="360"/>
+      </w:pPr>
+      <w:rPr>
+        <w:rFonts w:ascii="Wingdings" w:hAnsi="Wingdings" w:hint="default"/>
+        <w:sz w:val="20"/>
+      </w:rPr>
+    </w:lvl>
+    <w:lvl w:ilvl="6" w:tentative="1">
+      <w:start w:val="1"/>
+      <w:numFmt w:val="bullet"/>
+      <w:lvlText w:val=""/>
+      <w:lvlJc w:val="left"/>
+      <w:pPr>
+        <w:tabs>
+          <w:tab w:val="num" w:pos="5040"/>
+        </w:tabs>
+        <w:ind w:left="5040" w:hanging="360"/>
+      </w:pPr>
+      <w:rPr>
+        <w:rFonts w:ascii="Wingdings" w:hAnsi="Wingdings" w:hint="default"/>
+        <w:sz w:val="20"/>
+      </w:rPr>
+    </w:lvl>
+    <w:lvl w:ilvl="7" w:tentative="1">
+      <w:start w:val="1"/>
+      <w:numFmt w:val="bullet"/>
+      <w:lvlText w:val=""/>
+      <w:lvlJc w:val="left"/>
+      <w:pPr>
+        <w:tabs>
+          <w:tab w:val="num" w:pos="5760"/>
+        </w:tabs>
+        <w:ind w:left="5760" w:hanging="360"/>
+      </w:pPr>
+      <w:rPr>
+        <w:rFonts w:ascii="Wingdings" w:hAnsi="Wingdings" w:hint="default"/>
+        <w:sz w:val="20"/>
+      </w:rPr>
+    </w:lvl>
+    <w:lvl w:ilvl="8" w:tentative="1">
+      <w:start w:val="1"/>
+      <w:numFmt w:val="bullet"/>
+      <w:lvlText w:val=""/>
+      <w:lvlJc w:val="left"/>
+      <w:pPr>
+        <w:tabs>
+          <w:tab w:val="num" w:pos="6480"/>
+        </w:tabs>
+        <w:ind w:left="6480" w:hanging="360"/>
+      </w:pPr>
+      <w:rPr>
+        <w:rFonts w:ascii="Wingdings" w:hAnsi="Wingdings" w:hint="default"/>
+        <w:sz w:val="20"/>
+      </w:rPr>
+    </w:lvl>
+  </w:abstractNum>
+  <w:abstractNum w:abstractNumId="1" w15:restartNumberingAfterBreak="0">
+    <w:nsid w:val="08195A43"/>
+    <w:multiLevelType w:val="multilevel"/>
+    <w:tmpl w:val="27A661B0"/>
+    <w:lvl w:ilvl="0">
+      <w:start w:val="1"/>
+      <w:numFmt w:val="bullet"/>
+      <w:lvlText w:val=""/>
+      <w:lvlJc w:val="left"/>
+      <w:pPr>
+        <w:tabs>
+          <w:tab w:val="num" w:pos="720"/>
+        </w:tabs>
+        <w:ind w:left="720" w:hanging="360"/>
+      </w:pPr>
+      <w:rPr>
+        <w:rFonts w:ascii="Symbol" w:hAnsi="Symbol" w:hint="default"/>
+        <w:sz w:val="20"/>
+      </w:rPr>
+    </w:lvl>
+    <w:lvl w:ilvl="1" w:tentative="1">
+      <w:start w:val="1"/>
+      <w:numFmt w:val="bullet"/>
+      <w:lvlText w:val="o"/>
+      <w:lvlJc w:val="left"/>
+      <w:pPr>
+        <w:tabs>
+          <w:tab w:val="num" w:pos="1440"/>
+        </w:tabs>
+        <w:ind w:left="1440" w:hanging="360"/>
+      </w:pPr>
+      <w:rPr>
+        <w:rFonts w:ascii="Courier New" w:hAnsi="Courier New" w:hint="default"/>
+        <w:sz w:val="20"/>
+      </w:rPr>
+    </w:lvl>
+    <w:lvl w:ilvl="2" w:tentative="1">
+      <w:start w:val="1"/>
+      <w:numFmt w:val="bullet"/>
+      <w:lvlText w:val=""/>
+      <w:lvlJc w:val="left"/>
+      <w:pPr>
+        <w:tabs>
+          <w:tab w:val="num" w:pos="2160"/>
+        </w:tabs>
+        <w:ind w:left="2160" w:hanging="360"/>
+      </w:pPr>
+      <w:rPr>
+        <w:rFonts w:ascii="Wingdings" w:hAnsi="Wingdings" w:hint="default"/>
+        <w:sz w:val="20"/>
+      </w:rPr>
+    </w:lvl>
+    <w:lvl w:ilvl="3" w:tentative="1">
+      <w:start w:val="1"/>
+      <w:numFmt w:val="bullet"/>
+      <w:lvlText w:val=""/>
+      <w:lvlJc w:val="left"/>
+      <w:pPr>
+        <w:tabs>
+          <w:tab w:val="num" w:pos="2880"/>
+        </w:tabs>
+        <w:ind w:left="2880" w:hanging="360"/>
+      </w:pPr>
+      <w:rPr>
+        <w:rFonts w:ascii="Wingdings" w:hAnsi="Wingdings" w:hint="default"/>
+        <w:sz w:val="20"/>
+      </w:rPr>
+    </w:lvl>
+    <w:lvl w:ilvl="4" w:tentative="1">
+      <w:start w:val="1"/>
+      <w:numFmt w:val="bullet"/>
+      <w:lvlText w:val=""/>
+      <w:lvlJc w:val="left"/>
+      <w:pPr>
+        <w:tabs>
+          <w:tab w:val="num" w:pos="3600"/>
+        </w:tabs>
+        <w:ind w:left="3600" w:hanging="360"/>
+      </w:pPr>
+      <w:rPr>
+        <w:rFonts w:ascii="Wingdings" w:hAnsi="Wingdings" w:hint="default"/>
+        <w:sz w:val="20"/>
+      </w:rPr>
+    </w:lvl>
+    <w:lvl w:ilvl="5" w:tentative="1">
+      <w:start w:val="1"/>
+      <w:numFmt w:val="bullet"/>
+      <w:lvlText w:val=""/>
+      <w:lvlJc w:val="left"/>
+      <w:pPr>
+        <w:tabs>
+          <w:tab w:val="num" w:pos="4320"/>
+        </w:tabs>
+        <w:ind w:left="4320" w:hanging="360"/>
+      </w:pPr>
+      <w:rPr>
+        <w:rFonts w:ascii="Wingdings" w:hAnsi="Wingdings" w:hint="default"/>
+        <w:sz w:val="20"/>
+      </w:rPr>
+    </w:lvl>
+    <w:lvl w:ilvl="6" w:tentative="1">
+      <w:start w:val="1"/>
+      <w:numFmt w:val="bullet"/>
+      <w:lvlText w:val=""/>
+      <w:lvlJc w:val="left"/>
+      <w:pPr>
+        <w:tabs>
+          <w:tab w:val="num" w:pos="5040"/>
+        </w:tabs>
+        <w:ind w:left="5040" w:hanging="360"/>
+      </w:pPr>
+      <w:rPr>
+        <w:rFonts w:ascii="Wingdings" w:hAnsi="Wingdings" w:hint="default"/>
+        <w:sz w:val="20"/>
+      </w:rPr>
+    </w:lvl>
+    <w:lvl w:ilvl="7" w:tentative="1">
+      <w:start w:val="1"/>
+      <w:numFmt w:val="bullet"/>
+      <w:lvlText w:val=""/>
+      <w:lvlJc w:val="left"/>
+      <w:pPr>
+        <w:tabs>
+          <w:tab w:val="num" w:pos="5760"/>
+        </w:tabs>
+        <w:ind w:left="5760" w:hanging="360"/>
+      </w:pPr>
+      <w:rPr>
+        <w:rFonts w:ascii="Wingdings" w:hAnsi="Wingdings" w:hint="default"/>
+        <w:sz w:val="20"/>
+      </w:rPr>
+    </w:lvl>
+    <w:lvl w:ilvl="8" w:tentative="1">
+      <w:start w:val="1"/>
+      <w:numFmt w:val="bullet"/>
+      <w:lvlText w:val=""/>
+      <w:lvlJc w:val="left"/>
+      <w:pPr>
+        <w:tabs>
+          <w:tab w:val="num" w:pos="6480"/>
+        </w:tabs>
+        <w:ind w:left="6480" w:hanging="360"/>
+      </w:pPr>
+      <w:rPr>
+        <w:rFonts w:ascii="Wingdings" w:hAnsi="Wingdings" w:hint="default"/>
+        <w:sz w:val="20"/>
+      </w:rPr>
+    </w:lvl>
+  </w:abstractNum>
+  <w:abstractNum w:abstractNumId="2" w15:restartNumberingAfterBreak="0">
     <w:nsid w:val="17B1241C"/>
     <w:multiLevelType w:val="multilevel"/>
     <w:tmpl w:val="EEFA73E8"/>
@@ -1030,7 +3391,156 @@
       </w:rPr>
     </w:lvl>
   </w:abstractNum>
-  <w:abstractNum w:abstractNumId="1" w15:restartNumberingAfterBreak="0">
+  <w:abstractNum w:abstractNumId="3" w15:restartNumberingAfterBreak="0">
+    <w:nsid w:val="240C2B8E"/>
+    <w:multiLevelType w:val="multilevel"/>
+    <w:tmpl w:val="4A54FF6A"/>
+    <w:lvl w:ilvl="0">
+      <w:start w:val="1"/>
+      <w:numFmt w:val="bullet"/>
+      <w:lvlText w:val=""/>
+      <w:lvlJc w:val="left"/>
+      <w:pPr>
+        <w:tabs>
+          <w:tab w:val="num" w:pos="720"/>
+        </w:tabs>
+        <w:ind w:left="720" w:hanging="360"/>
+      </w:pPr>
+      <w:rPr>
+        <w:rFonts w:ascii="Symbol" w:hAnsi="Symbol" w:hint="default"/>
+        <w:sz w:val="20"/>
+      </w:rPr>
+    </w:lvl>
+    <w:lvl w:ilvl="1" w:tentative="1">
+      <w:start w:val="1"/>
+      <w:numFmt w:val="bullet"/>
+      <w:lvlText w:val="o"/>
+      <w:lvlJc w:val="left"/>
+      <w:pPr>
+        <w:tabs>
+          <w:tab w:val="num" w:pos="1440"/>
+        </w:tabs>
+        <w:ind w:left="1440" w:hanging="360"/>
+      </w:pPr>
+      <w:rPr>
+        <w:rFonts w:ascii="Courier New" w:hAnsi="Courier New" w:hint="default"/>
+        <w:sz w:val="20"/>
+      </w:rPr>
+    </w:lvl>
+    <w:lvl w:ilvl="2" w:tentative="1">
+      <w:start w:val="1"/>
+      <w:numFmt w:val="bullet"/>
+      <w:lvlText w:val=""/>
+      <w:lvlJc w:val="left"/>
+      <w:pPr>
+        <w:tabs>
+          <w:tab w:val="num" w:pos="2160"/>
+        </w:tabs>
+        <w:ind w:left="2160" w:hanging="360"/>
+      </w:pPr>
+      <w:rPr>
+        <w:rFonts w:ascii="Wingdings" w:hAnsi="Wingdings" w:hint="default"/>
+        <w:sz w:val="20"/>
+      </w:rPr>
+    </w:lvl>
+    <w:lvl w:ilvl="3" w:tentative="1">
+      <w:start w:val="1"/>
+      <w:numFmt w:val="bullet"/>
+      <w:lvlText w:val=""/>
+      <w:lvlJc w:val="left"/>
+      <w:pPr>
+        <w:tabs>
+          <w:tab w:val="num" w:pos="2880"/>
+        </w:tabs>
+        <w:ind w:left="2880" w:hanging="360"/>
+      </w:pPr>
+      <w:rPr>
+        <w:rFonts w:ascii="Wingdings" w:hAnsi="Wingdings" w:hint="default"/>
+        <w:sz w:val="20"/>
+      </w:rPr>
+    </w:lvl>
+    <w:lvl w:ilvl="4" w:tentative="1">
+      <w:start w:val="1"/>
+      <w:numFmt w:val="bullet"/>
+      <w:lvlText w:val=""/>
+      <w:lvlJc w:val="left"/>
+      <w:pPr>
+        <w:tabs>
+          <w:tab w:val="num" w:pos="3600"/>
+        </w:tabs>
+        <w:ind w:left="3600" w:hanging="360"/>
+      </w:pPr>
+      <w:rPr>
+        <w:rFonts w:ascii="Wingdings" w:hAnsi="Wingdings" w:hint="default"/>
+        <w:sz w:val="20"/>
+      </w:rPr>
+    </w:lvl>
+    <w:lvl w:ilvl="5" w:tentative="1">
+      <w:start w:val="1"/>
+      <w:numFmt w:val="bullet"/>
+      <w:lvlText w:val=""/>
+      <w:lvlJc w:val="left"/>
+      <w:pPr>
+        <w:tabs>
+          <w:tab w:val="num" w:pos="4320"/>
+        </w:tabs>
+        <w:ind w:left="4320" w:hanging="360"/>
+      </w:pPr>
+      <w:rPr>
+        <w:rFonts w:ascii="Wingdings" w:hAnsi="Wingdings" w:hint="default"/>
+        <w:sz w:val="20"/>
+      </w:rPr>
+    </w:lvl>
+    <w:lvl w:ilvl="6" w:tentative="1">
+      <w:start w:val="1"/>
+      <w:numFmt w:val="bullet"/>
+      <w:lvlText w:val=""/>
+      <w:lvlJc w:val="left"/>
+      <w:pPr>
+        <w:tabs>
+          <w:tab w:val="num" w:pos="5040"/>
+        </w:tabs>
+        <w:ind w:left="5040" w:hanging="360"/>
+      </w:pPr>
+      <w:rPr>
+        <w:rFonts w:ascii="Wingdings" w:hAnsi="Wingdings" w:hint="default"/>
+        <w:sz w:val="20"/>
+      </w:rPr>
+    </w:lvl>
+    <w:lvl w:ilvl="7" w:tentative="1">
+      <w:start w:val="1"/>
+      <w:numFmt w:val="bullet"/>
+      <w:lvlText w:val=""/>
+      <w:lvlJc w:val="left"/>
+      <w:pPr>
+        <w:tabs>
+          <w:tab w:val="num" w:pos="5760"/>
+        </w:tabs>
+        <w:ind w:left="5760" w:hanging="360"/>
+      </w:pPr>
+      <w:rPr>
+        <w:rFonts w:ascii="Wingdings" w:hAnsi="Wingdings" w:hint="default"/>
+        <w:sz w:val="20"/>
+      </w:rPr>
+    </w:lvl>
+    <w:lvl w:ilvl="8" w:tentative="1">
+      <w:start w:val="1"/>
+      <w:numFmt w:val="bullet"/>
+      <w:lvlText w:val=""/>
+      <w:lvlJc w:val="left"/>
+      <w:pPr>
+        <w:tabs>
+          <w:tab w:val="num" w:pos="6480"/>
+        </w:tabs>
+        <w:ind w:left="6480" w:hanging="360"/>
+      </w:pPr>
+      <w:rPr>
+        <w:rFonts w:ascii="Wingdings" w:hAnsi="Wingdings" w:hint="default"/>
+        <w:sz w:val="20"/>
+      </w:rPr>
+    </w:lvl>
+  </w:abstractNum>
+  <w:abstractNum w:abstractNumId="4" w15:restartNumberingAfterBreak="0">
     <w:nsid w:val="2FCC6A32"/>
     <w:multiLevelType w:val="hybridMultilevel"/>
     <w:tmpl w:val="309AE152"/>
@@ -1142,7 +3652,156 @@
       </w:rPr>
     </w:lvl>
   </w:abstractNum>
-  <w:abstractNum w:abstractNumId="2" w15:restartNumberingAfterBreak="0">
+  <w:abstractNum w:abstractNumId="5" w15:restartNumberingAfterBreak="0">
+    <w:nsid w:val="311E0D9F"/>
+    <w:multiLevelType w:val="multilevel"/>
+    <w:tmpl w:val="9E106166"/>
+    <w:lvl w:ilvl="0">
+      <w:start w:val="1"/>
+      <w:numFmt w:val="bullet"/>
+      <w:lvlText w:val=""/>
+      <w:lvlJc w:val="left"/>
+      <w:pPr>
+        <w:tabs>
+          <w:tab w:val="num" w:pos="720"/>
+        </w:tabs>
+        <w:ind w:left="720" w:hanging="360"/>
+      </w:pPr>
+      <w:rPr>
+        <w:rFonts w:ascii="Symbol" w:hAnsi="Symbol" w:hint="default"/>
+        <w:sz w:val="20"/>
+      </w:rPr>
+    </w:lvl>
+    <w:lvl w:ilvl="1" w:tentative="1">
+      <w:start w:val="1"/>
+      <w:numFmt w:val="bullet"/>
+      <w:lvlText w:val="o"/>
+      <w:lvlJc w:val="left"/>
+      <w:pPr>
+        <w:tabs>
+          <w:tab w:val="num" w:pos="1440"/>
+        </w:tabs>
+        <w:ind w:left="1440" w:hanging="360"/>
+      </w:pPr>
+      <w:rPr>
+        <w:rFonts w:ascii="Courier New" w:hAnsi="Courier New" w:hint="default"/>
+        <w:sz w:val="20"/>
+      </w:rPr>
+    </w:lvl>
+    <w:lvl w:ilvl="2" w:tentative="1">
+      <w:start w:val="1"/>
+      <w:numFmt w:val="bullet"/>
+      <w:lvlText w:val=""/>
+      <w:lvlJc w:val="left"/>
+      <w:pPr>
+        <w:tabs>
+          <w:tab w:val="num" w:pos="2160"/>
+        </w:tabs>
+        <w:ind w:left="2160" w:hanging="360"/>
+      </w:pPr>
+      <w:rPr>
+        <w:rFonts w:ascii="Wingdings" w:hAnsi="Wingdings" w:hint="default"/>
+        <w:sz w:val="20"/>
+      </w:rPr>
+    </w:lvl>
+    <w:lvl w:ilvl="3" w:tentative="1">
+      <w:start w:val="1"/>
+      <w:numFmt w:val="bullet"/>
+      <w:lvlText w:val=""/>
+      <w:lvlJc w:val="left"/>
+      <w:pPr>
+        <w:tabs>
+          <w:tab w:val="num" w:pos="2880"/>
+        </w:tabs>
+        <w:ind w:left="2880" w:hanging="360"/>
+      </w:pPr>
+      <w:rPr>
+        <w:rFonts w:ascii="Wingdings" w:hAnsi="Wingdings" w:hint="default"/>
+        <w:sz w:val="20"/>
+      </w:rPr>
+    </w:lvl>
+    <w:lvl w:ilvl="4" w:tentative="1">
+      <w:start w:val="1"/>
+      <w:numFmt w:val="bullet"/>
+      <w:lvlText w:val=""/>
+      <w:lvlJc w:val="left"/>
+      <w:pPr>
+        <w:tabs>
+          <w:tab w:val="num" w:pos="3600"/>
+        </w:tabs>
+        <w:ind w:left="3600" w:hanging="360"/>
+      </w:pPr>
+      <w:rPr>
+        <w:rFonts w:ascii="Wingdings" w:hAnsi="Wingdings" w:hint="default"/>
+        <w:sz w:val="20"/>
+      </w:rPr>
+    </w:lvl>
+    <w:lvl w:ilvl="5" w:tentative="1">
+      <w:start w:val="1"/>
+      <w:numFmt w:val="bullet"/>
+      <w:lvlText w:val=""/>
+      <w:lvlJc w:val="left"/>
+      <w:pPr>
+        <w:tabs>
+          <w:tab w:val="num" w:pos="4320"/>
+        </w:tabs>
+        <w:ind w:left="4320" w:hanging="360"/>
+      </w:pPr>
+      <w:rPr>
+        <w:rFonts w:ascii="Wingdings" w:hAnsi="Wingdings" w:hint="default"/>
+        <w:sz w:val="20"/>
+      </w:rPr>
+    </w:lvl>
+    <w:lvl w:ilvl="6" w:tentative="1">
+      <w:start w:val="1"/>
+      <w:numFmt w:val="bullet"/>
+      <w:lvlText w:val=""/>
+      <w:lvlJc w:val="left"/>
+      <w:pPr>
+        <w:tabs>
+          <w:tab w:val="num" w:pos="5040"/>
+        </w:tabs>
+        <w:ind w:left="5040" w:hanging="360"/>
+      </w:pPr>
+      <w:rPr>
+        <w:rFonts w:ascii="Wingdings" w:hAnsi="Wingdings" w:hint="default"/>
+        <w:sz w:val="20"/>
+      </w:rPr>
+    </w:lvl>
+    <w:lvl w:ilvl="7" w:tentative="1">
+      <w:start w:val="1"/>
+      <w:numFmt w:val="bullet"/>
+      <w:lvlText w:val=""/>
+      <w:lvlJc w:val="left"/>
+      <w:pPr>
+        <w:tabs>
+          <w:tab w:val="num" w:pos="5760"/>
+        </w:tabs>
+        <w:ind w:left="5760" w:hanging="360"/>
+      </w:pPr>
+      <w:rPr>
+        <w:rFonts w:ascii="Wingdings" w:hAnsi="Wingdings" w:hint="default"/>
+        <w:sz w:val="20"/>
+      </w:rPr>
+    </w:lvl>
+    <w:lvl w:ilvl="8" w:tentative="1">
+      <w:start w:val="1"/>
+      <w:numFmt w:val="bullet"/>
+      <w:lvlText w:val=""/>
+      <w:lvlJc w:val="left"/>
+      <w:pPr>
+        <w:tabs>
+          <w:tab w:val="num" w:pos="6480"/>
+        </w:tabs>
+        <w:ind w:left="6480" w:hanging="360"/>
+      </w:pPr>
+      <w:rPr>
+        <w:rFonts w:ascii="Wingdings" w:hAnsi="Wingdings" w:hint="default"/>
+        <w:sz w:val="20"/>
+      </w:rPr>
+    </w:lvl>
+  </w:abstractNum>
+  <w:abstractNum w:abstractNumId="6" w15:restartNumberingAfterBreak="0">
     <w:nsid w:val="3C0A1786"/>
     <w:multiLevelType w:val="hybridMultilevel"/>
     <w:tmpl w:val="B568E458"/>
@@ -1255,7 +3914,901 @@
       </w:rPr>
     </w:lvl>
   </w:abstractNum>
-  <w:abstractNum w:abstractNumId="3" w15:restartNumberingAfterBreak="0">
+  <w:abstractNum w:abstractNumId="7" w15:restartNumberingAfterBreak="0">
+    <w:nsid w:val="47500C29"/>
+    <w:multiLevelType w:val="multilevel"/>
+    <w:tmpl w:val="51EA0BD8"/>
+    <w:lvl w:ilvl="0">
+      <w:start w:val="1"/>
+      <w:numFmt w:val="bullet"/>
+      <w:lvlText w:val=""/>
+      <w:lvlJc w:val="left"/>
+      <w:pPr>
+        <w:tabs>
+          <w:tab w:val="num" w:pos="720"/>
+        </w:tabs>
+        <w:ind w:left="720" w:hanging="360"/>
+      </w:pPr>
+      <w:rPr>
+        <w:rFonts w:ascii="Symbol" w:hAnsi="Symbol" w:hint="default"/>
+        <w:sz w:val="20"/>
+      </w:rPr>
+    </w:lvl>
+    <w:lvl w:ilvl="1" w:tentative="1">
+      <w:start w:val="1"/>
+      <w:numFmt w:val="bullet"/>
+      <w:lvlText w:val="o"/>
+      <w:lvlJc w:val="left"/>
+      <w:pPr>
+        <w:tabs>
+          <w:tab w:val="num" w:pos="1440"/>
+        </w:tabs>
+        <w:ind w:left="1440" w:hanging="360"/>
+      </w:pPr>
+      <w:rPr>
+        <w:rFonts w:ascii="Courier New" w:hAnsi="Courier New" w:hint="default"/>
+        <w:sz w:val="20"/>
+      </w:rPr>
+    </w:lvl>
+    <w:lvl w:ilvl="2" w:tentative="1">
+      <w:start w:val="1"/>
+      <w:numFmt w:val="bullet"/>
+      <w:lvlText w:val=""/>
+      <w:lvlJc w:val="left"/>
+      <w:pPr>
+        <w:tabs>
+          <w:tab w:val="num" w:pos="2160"/>
+        </w:tabs>
+        <w:ind w:left="2160" w:hanging="360"/>
+      </w:pPr>
+      <w:rPr>
+        <w:rFonts w:ascii="Wingdings" w:hAnsi="Wingdings" w:hint="default"/>
+        <w:sz w:val="20"/>
+      </w:rPr>
+    </w:lvl>
+    <w:lvl w:ilvl="3" w:tentative="1">
+      <w:start w:val="1"/>
+      <w:numFmt w:val="bullet"/>
+      <w:lvlText w:val=""/>
+      <w:lvlJc w:val="left"/>
+      <w:pPr>
+        <w:tabs>
+          <w:tab w:val="num" w:pos="2880"/>
+        </w:tabs>
+        <w:ind w:left="2880" w:hanging="360"/>
+      </w:pPr>
+      <w:rPr>
+        <w:rFonts w:ascii="Wingdings" w:hAnsi="Wingdings" w:hint="default"/>
+        <w:sz w:val="20"/>
+      </w:rPr>
+    </w:lvl>
+    <w:lvl w:ilvl="4" w:tentative="1">
+      <w:start w:val="1"/>
+      <w:numFmt w:val="bullet"/>
+      <w:lvlText w:val=""/>
+      <w:lvlJc w:val="left"/>
+      <w:pPr>
+        <w:tabs>
+          <w:tab w:val="num" w:pos="3600"/>
+        </w:tabs>
+        <w:ind w:left="3600" w:hanging="360"/>
+      </w:pPr>
+      <w:rPr>
+        <w:rFonts w:ascii="Wingdings" w:hAnsi="Wingdings" w:hint="default"/>
+        <w:sz w:val="20"/>
+      </w:rPr>
+    </w:lvl>
+    <w:lvl w:ilvl="5" w:tentative="1">
+      <w:start w:val="1"/>
+      <w:numFmt w:val="bullet"/>
+      <w:lvlText w:val=""/>
+      <w:lvlJc w:val="left"/>
+      <w:pPr>
+        <w:tabs>
+          <w:tab w:val="num" w:pos="4320"/>
+        </w:tabs>
+        <w:ind w:left="4320" w:hanging="360"/>
+      </w:pPr>
+      <w:rPr>
+        <w:rFonts w:ascii="Wingdings" w:hAnsi="Wingdings" w:hint="default"/>
+        <w:sz w:val="20"/>
+      </w:rPr>
+    </w:lvl>
+    <w:lvl w:ilvl="6" w:tentative="1">
+      <w:start w:val="1"/>
+      <w:numFmt w:val="bullet"/>
+      <w:lvlText w:val=""/>
+      <w:lvlJc w:val="left"/>
+      <w:pPr>
+        <w:tabs>
+          <w:tab w:val="num" w:pos="5040"/>
+        </w:tabs>
+        <w:ind w:left="5040" w:hanging="360"/>
+      </w:pPr>
+      <w:rPr>
+        <w:rFonts w:ascii="Wingdings" w:hAnsi="Wingdings" w:hint="default"/>
+        <w:sz w:val="20"/>
+      </w:rPr>
+    </w:lvl>
+    <w:lvl w:ilvl="7" w:tentative="1">
+      <w:start w:val="1"/>
+      <w:numFmt w:val="bullet"/>
+      <w:lvlText w:val=""/>
+      <w:lvlJc w:val="left"/>
+      <w:pPr>
+        <w:tabs>
+          <w:tab w:val="num" w:pos="5760"/>
+        </w:tabs>
+        <w:ind w:left="5760" w:hanging="360"/>
+      </w:pPr>
+      <w:rPr>
+        <w:rFonts w:ascii="Wingdings" w:hAnsi="Wingdings" w:hint="default"/>
+        <w:sz w:val="20"/>
+      </w:rPr>
+    </w:lvl>
+    <w:lvl w:ilvl="8" w:tentative="1">
+      <w:start w:val="1"/>
+      <w:numFmt w:val="bullet"/>
+      <w:lvlText w:val=""/>
+      <w:lvlJc w:val="left"/>
+      <w:pPr>
+        <w:tabs>
+          <w:tab w:val="num" w:pos="6480"/>
+        </w:tabs>
+        <w:ind w:left="6480" w:hanging="360"/>
+      </w:pPr>
+      <w:rPr>
+        <w:rFonts w:ascii="Wingdings" w:hAnsi="Wingdings" w:hint="default"/>
+        <w:sz w:val="20"/>
+      </w:rPr>
+    </w:lvl>
+  </w:abstractNum>
+  <w:abstractNum w:abstractNumId="8" w15:restartNumberingAfterBreak="0">
+    <w:nsid w:val="52526151"/>
+    <w:multiLevelType w:val="multilevel"/>
+    <w:tmpl w:val="6C06AD0E"/>
+    <w:lvl w:ilvl="0">
+      <w:start w:val="1"/>
+      <w:numFmt w:val="bullet"/>
+      <w:lvlText w:val=""/>
+      <w:lvlJc w:val="left"/>
+      <w:pPr>
+        <w:tabs>
+          <w:tab w:val="num" w:pos="720"/>
+        </w:tabs>
+        <w:ind w:left="720" w:hanging="360"/>
+      </w:pPr>
+      <w:rPr>
+        <w:rFonts w:ascii="Symbol" w:hAnsi="Symbol" w:hint="default"/>
+        <w:sz w:val="20"/>
+      </w:rPr>
+    </w:lvl>
+    <w:lvl w:ilvl="1" w:tentative="1">
+      <w:start w:val="1"/>
+      <w:numFmt w:val="bullet"/>
+      <w:lvlText w:val="o"/>
+      <w:lvlJc w:val="left"/>
+      <w:pPr>
+        <w:tabs>
+          <w:tab w:val="num" w:pos="1440"/>
+        </w:tabs>
+        <w:ind w:left="1440" w:hanging="360"/>
+      </w:pPr>
+      <w:rPr>
+        <w:rFonts w:ascii="Courier New" w:hAnsi="Courier New" w:hint="default"/>
+        <w:sz w:val="20"/>
+      </w:rPr>
+    </w:lvl>
+    <w:lvl w:ilvl="2" w:tentative="1">
+      <w:start w:val="1"/>
+      <w:numFmt w:val="bullet"/>
+      <w:lvlText w:val=""/>
+      <w:lvlJc w:val="left"/>
+      <w:pPr>
+        <w:tabs>
+          <w:tab w:val="num" w:pos="2160"/>
+        </w:tabs>
+        <w:ind w:left="2160" w:hanging="360"/>
+      </w:pPr>
+      <w:rPr>
+        <w:rFonts w:ascii="Wingdings" w:hAnsi="Wingdings" w:hint="default"/>
+        <w:sz w:val="20"/>
+      </w:rPr>
+    </w:lvl>
+    <w:lvl w:ilvl="3" w:tentative="1">
+      <w:start w:val="1"/>
+      <w:numFmt w:val="bullet"/>
+      <w:lvlText w:val=""/>
+      <w:lvlJc w:val="left"/>
+      <w:pPr>
+        <w:tabs>
+          <w:tab w:val="num" w:pos="2880"/>
+        </w:tabs>
+        <w:ind w:left="2880" w:hanging="360"/>
+      </w:pPr>
+      <w:rPr>
+        <w:rFonts w:ascii="Wingdings" w:hAnsi="Wingdings" w:hint="default"/>
+        <w:sz w:val="20"/>
+      </w:rPr>
+    </w:lvl>
+    <w:lvl w:ilvl="4" w:tentative="1">
+      <w:start w:val="1"/>
+      <w:numFmt w:val="bullet"/>
+      <w:lvlText w:val=""/>
+      <w:lvlJc w:val="left"/>
+      <w:pPr>
+        <w:tabs>
+          <w:tab w:val="num" w:pos="3600"/>
+        </w:tabs>
+        <w:ind w:left="3600" w:hanging="360"/>
+      </w:pPr>
+      <w:rPr>
+        <w:rFonts w:ascii="Wingdings" w:hAnsi="Wingdings" w:hint="default"/>
+        <w:sz w:val="20"/>
+      </w:rPr>
+    </w:lvl>
+    <w:lvl w:ilvl="5" w:tentative="1">
+      <w:start w:val="1"/>
+      <w:numFmt w:val="bullet"/>
+      <w:lvlText w:val=""/>
+      <w:lvlJc w:val="left"/>
+      <w:pPr>
+        <w:tabs>
+          <w:tab w:val="num" w:pos="4320"/>
+        </w:tabs>
+        <w:ind w:left="4320" w:hanging="360"/>
+      </w:pPr>
+      <w:rPr>
+        <w:rFonts w:ascii="Wingdings" w:hAnsi="Wingdings" w:hint="default"/>
+        <w:sz w:val="20"/>
+      </w:rPr>
+    </w:lvl>
+    <w:lvl w:ilvl="6" w:tentative="1">
+      <w:start w:val="1"/>
+      <w:numFmt w:val="bullet"/>
+      <w:lvlText w:val=""/>
+      <w:lvlJc w:val="left"/>
+      <w:pPr>
+        <w:tabs>
+          <w:tab w:val="num" w:pos="5040"/>
+        </w:tabs>
+        <w:ind w:left="5040" w:hanging="360"/>
+      </w:pPr>
+      <w:rPr>
+        <w:rFonts w:ascii="Wingdings" w:hAnsi="Wingdings" w:hint="default"/>
+        <w:sz w:val="20"/>
+      </w:rPr>
+    </w:lvl>
+    <w:lvl w:ilvl="7" w:tentative="1">
+      <w:start w:val="1"/>
+      <w:numFmt w:val="bullet"/>
+      <w:lvlText w:val=""/>
+      <w:lvlJc w:val="left"/>
+      <w:pPr>
+        <w:tabs>
+          <w:tab w:val="num" w:pos="5760"/>
+        </w:tabs>
+        <w:ind w:left="5760" w:hanging="360"/>
+      </w:pPr>
+      <w:rPr>
+        <w:rFonts w:ascii="Wingdings" w:hAnsi="Wingdings" w:hint="default"/>
+        <w:sz w:val="20"/>
+      </w:rPr>
+    </w:lvl>
+    <w:lvl w:ilvl="8" w:tentative="1">
+      <w:start w:val="1"/>
+      <w:numFmt w:val="bullet"/>
+      <w:lvlText w:val=""/>
+      <w:lvlJc w:val="left"/>
+      <w:pPr>
+        <w:tabs>
+          <w:tab w:val="num" w:pos="6480"/>
+        </w:tabs>
+        <w:ind w:left="6480" w:hanging="360"/>
+      </w:pPr>
+      <w:rPr>
+        <w:rFonts w:ascii="Wingdings" w:hAnsi="Wingdings" w:hint="default"/>
+        <w:sz w:val="20"/>
+      </w:rPr>
+    </w:lvl>
+  </w:abstractNum>
+  <w:abstractNum w:abstractNumId="9" w15:restartNumberingAfterBreak="0">
+    <w:nsid w:val="53FB7D78"/>
+    <w:multiLevelType w:val="multilevel"/>
+    <w:tmpl w:val="650E5618"/>
+    <w:lvl w:ilvl="0">
+      <w:start w:val="1"/>
+      <w:numFmt w:val="bullet"/>
+      <w:lvlText w:val=""/>
+      <w:lvlJc w:val="left"/>
+      <w:pPr>
+        <w:tabs>
+          <w:tab w:val="num" w:pos="720"/>
+        </w:tabs>
+        <w:ind w:left="720" w:hanging="360"/>
+      </w:pPr>
+      <w:rPr>
+        <w:rFonts w:ascii="Symbol" w:hAnsi="Symbol" w:hint="default"/>
+        <w:sz w:val="20"/>
+      </w:rPr>
+    </w:lvl>
+    <w:lvl w:ilvl="1">
+      <w:start w:val="1"/>
+      <w:numFmt w:val="bullet"/>
+      <w:lvlText w:val="o"/>
+      <w:lvlJc w:val="left"/>
+      <w:pPr>
+        <w:tabs>
+          <w:tab w:val="num" w:pos="1440"/>
+        </w:tabs>
+        <w:ind w:left="1440" w:hanging="360"/>
+      </w:pPr>
+      <w:rPr>
+        <w:rFonts w:ascii="Courier New" w:hAnsi="Courier New" w:hint="default"/>
+        <w:sz w:val="20"/>
+      </w:rPr>
+    </w:lvl>
+    <w:lvl w:ilvl="2" w:tentative="1">
+      <w:start w:val="1"/>
+      <w:numFmt w:val="bullet"/>
+      <w:lvlText w:val=""/>
+      <w:lvlJc w:val="left"/>
+      <w:pPr>
+        <w:tabs>
+          <w:tab w:val="num" w:pos="2160"/>
+        </w:tabs>
+        <w:ind w:left="2160" w:hanging="360"/>
+      </w:pPr>
+      <w:rPr>
+        <w:rFonts w:ascii="Wingdings" w:hAnsi="Wingdings" w:hint="default"/>
+        <w:sz w:val="20"/>
+      </w:rPr>
+    </w:lvl>
+    <w:lvl w:ilvl="3" w:tentative="1">
+      <w:start w:val="1"/>
+      <w:numFmt w:val="bullet"/>
+      <w:lvlText w:val=""/>
+      <w:lvlJc w:val="left"/>
+      <w:pPr>
+        <w:tabs>
+          <w:tab w:val="num" w:pos="2880"/>
+        </w:tabs>
+        <w:ind w:left="2880" w:hanging="360"/>
+      </w:pPr>
+      <w:rPr>
+        <w:rFonts w:ascii="Wingdings" w:hAnsi="Wingdings" w:hint="default"/>
+        <w:sz w:val="20"/>
+      </w:rPr>
+    </w:lvl>
+    <w:lvl w:ilvl="4" w:tentative="1">
+      <w:start w:val="1"/>
+      <w:numFmt w:val="bullet"/>
+      <w:lvlText w:val=""/>
+      <w:lvlJc w:val="left"/>
+      <w:pPr>
+        <w:tabs>
+          <w:tab w:val="num" w:pos="3600"/>
+        </w:tabs>
+        <w:ind w:left="3600" w:hanging="360"/>
+      </w:pPr>
+      <w:rPr>
+        <w:rFonts w:ascii="Wingdings" w:hAnsi="Wingdings" w:hint="default"/>
+        <w:sz w:val="20"/>
+      </w:rPr>
+    </w:lvl>
+    <w:lvl w:ilvl="5" w:tentative="1">
+      <w:start w:val="1"/>
+      <w:numFmt w:val="bullet"/>
+      <w:lvlText w:val=""/>
+      <w:lvlJc w:val="left"/>
+      <w:pPr>
+        <w:tabs>
+          <w:tab w:val="num" w:pos="4320"/>
+        </w:tabs>
+        <w:ind w:left="4320" w:hanging="360"/>
+      </w:pPr>
+      <w:rPr>
+        <w:rFonts w:ascii="Wingdings" w:hAnsi="Wingdings" w:hint="default"/>
+        <w:sz w:val="20"/>
+      </w:rPr>
+    </w:lvl>
+    <w:lvl w:ilvl="6" w:tentative="1">
+      <w:start w:val="1"/>
+      <w:numFmt w:val="bullet"/>
+      <w:lvlText w:val=""/>
+      <w:lvlJc w:val="left"/>
+      <w:pPr>
+        <w:tabs>
+          <w:tab w:val="num" w:pos="5040"/>
+        </w:tabs>
+        <w:ind w:left="5040" w:hanging="360"/>
+      </w:pPr>
+      <w:rPr>
+        <w:rFonts w:ascii="Wingdings" w:hAnsi="Wingdings" w:hint="default"/>
+        <w:sz w:val="20"/>
+      </w:rPr>
+    </w:lvl>
+    <w:lvl w:ilvl="7" w:tentative="1">
+      <w:start w:val="1"/>
+      <w:numFmt w:val="bullet"/>
+      <w:lvlText w:val=""/>
+      <w:lvlJc w:val="left"/>
+      <w:pPr>
+        <w:tabs>
+          <w:tab w:val="num" w:pos="5760"/>
+        </w:tabs>
+        <w:ind w:left="5760" w:hanging="360"/>
+      </w:pPr>
+      <w:rPr>
+        <w:rFonts w:ascii="Wingdings" w:hAnsi="Wingdings" w:hint="default"/>
+        <w:sz w:val="20"/>
+      </w:rPr>
+    </w:lvl>
+    <w:lvl w:ilvl="8" w:tentative="1">
+      <w:start w:val="1"/>
+      <w:numFmt w:val="bullet"/>
+      <w:lvlText w:val=""/>
+      <w:lvlJc w:val="left"/>
+      <w:pPr>
+        <w:tabs>
+          <w:tab w:val="num" w:pos="6480"/>
+        </w:tabs>
+        <w:ind w:left="6480" w:hanging="360"/>
+      </w:pPr>
+      <w:rPr>
+        <w:rFonts w:ascii="Wingdings" w:hAnsi="Wingdings" w:hint="default"/>
+        <w:sz w:val="20"/>
+      </w:rPr>
+    </w:lvl>
+  </w:abstractNum>
+  <w:abstractNum w:abstractNumId="10" w15:restartNumberingAfterBreak="0">
+    <w:nsid w:val="5D303639"/>
+    <w:multiLevelType w:val="multilevel"/>
+    <w:tmpl w:val="DB0AAF9C"/>
+    <w:lvl w:ilvl="0">
+      <w:start w:val="1"/>
+      <w:numFmt w:val="bullet"/>
+      <w:lvlText w:val=""/>
+      <w:lvlJc w:val="left"/>
+      <w:pPr>
+        <w:tabs>
+          <w:tab w:val="num" w:pos="720"/>
+        </w:tabs>
+        <w:ind w:left="720" w:hanging="360"/>
+      </w:pPr>
+      <w:rPr>
+        <w:rFonts w:ascii="Symbol" w:hAnsi="Symbol" w:hint="default"/>
+        <w:sz w:val="20"/>
+      </w:rPr>
+    </w:lvl>
+    <w:lvl w:ilvl="1" w:tentative="1">
+      <w:start w:val="1"/>
+      <w:numFmt w:val="bullet"/>
+      <w:lvlText w:val="o"/>
+      <w:lvlJc w:val="left"/>
+      <w:pPr>
+        <w:tabs>
+          <w:tab w:val="num" w:pos="1440"/>
+        </w:tabs>
+        <w:ind w:left="1440" w:hanging="360"/>
+      </w:pPr>
+      <w:rPr>
+        <w:rFonts w:ascii="Courier New" w:hAnsi="Courier New" w:hint="default"/>
+        <w:sz w:val="20"/>
+      </w:rPr>
+    </w:lvl>
+    <w:lvl w:ilvl="2" w:tentative="1">
+      <w:start w:val="1"/>
+      <w:numFmt w:val="bullet"/>
+      <w:lvlText w:val=""/>
+      <w:lvlJc w:val="left"/>
+      <w:pPr>
+        <w:tabs>
+          <w:tab w:val="num" w:pos="2160"/>
+        </w:tabs>
+        <w:ind w:left="2160" w:hanging="360"/>
+      </w:pPr>
+      <w:rPr>
+        <w:rFonts w:ascii="Wingdings" w:hAnsi="Wingdings" w:hint="default"/>
+        <w:sz w:val="20"/>
+      </w:rPr>
+    </w:lvl>
+    <w:lvl w:ilvl="3" w:tentative="1">
+      <w:start w:val="1"/>
+      <w:numFmt w:val="bullet"/>
+      <w:lvlText w:val=""/>
+      <w:lvlJc w:val="left"/>
+      <w:pPr>
+        <w:tabs>
+          <w:tab w:val="num" w:pos="2880"/>
+        </w:tabs>
+        <w:ind w:left="2880" w:hanging="360"/>
+      </w:pPr>
+      <w:rPr>
+        <w:rFonts w:ascii="Wingdings" w:hAnsi="Wingdings" w:hint="default"/>
+        <w:sz w:val="20"/>
+      </w:rPr>
+    </w:lvl>
+    <w:lvl w:ilvl="4" w:tentative="1">
+      <w:start w:val="1"/>
+      <w:numFmt w:val="bullet"/>
+      <w:lvlText w:val=""/>
+      <w:lvlJc w:val="left"/>
+      <w:pPr>
+        <w:tabs>
+          <w:tab w:val="num" w:pos="3600"/>
+        </w:tabs>
+        <w:ind w:left="3600" w:hanging="360"/>
+      </w:pPr>
+      <w:rPr>
+        <w:rFonts w:ascii="Wingdings" w:hAnsi="Wingdings" w:hint="default"/>
+        <w:sz w:val="20"/>
+      </w:rPr>
+    </w:lvl>
+    <w:lvl w:ilvl="5" w:tentative="1">
+      <w:start w:val="1"/>
+      <w:numFmt w:val="bullet"/>
+      <w:lvlText w:val=""/>
+      <w:lvlJc w:val="left"/>
+      <w:pPr>
+        <w:tabs>
+          <w:tab w:val="num" w:pos="4320"/>
+        </w:tabs>
+        <w:ind w:left="4320" w:hanging="360"/>
+      </w:pPr>
+      <w:rPr>
+        <w:rFonts w:ascii="Wingdings" w:hAnsi="Wingdings" w:hint="default"/>
+        <w:sz w:val="20"/>
+      </w:rPr>
+    </w:lvl>
+    <w:lvl w:ilvl="6" w:tentative="1">
+      <w:start w:val="1"/>
+      <w:numFmt w:val="bullet"/>
+      <w:lvlText w:val=""/>
+      <w:lvlJc w:val="left"/>
+      <w:pPr>
+        <w:tabs>
+          <w:tab w:val="num" w:pos="5040"/>
+        </w:tabs>
+        <w:ind w:left="5040" w:hanging="360"/>
+      </w:pPr>
+      <w:rPr>
+        <w:rFonts w:ascii="Wingdings" w:hAnsi="Wingdings" w:hint="default"/>
+        <w:sz w:val="20"/>
+      </w:rPr>
+    </w:lvl>
+    <w:lvl w:ilvl="7" w:tentative="1">
+      <w:start w:val="1"/>
+      <w:numFmt w:val="bullet"/>
+      <w:lvlText w:val=""/>
+      <w:lvlJc w:val="left"/>
+      <w:pPr>
+        <w:tabs>
+          <w:tab w:val="num" w:pos="5760"/>
+        </w:tabs>
+        <w:ind w:left="5760" w:hanging="360"/>
+      </w:pPr>
+      <w:rPr>
+        <w:rFonts w:ascii="Wingdings" w:hAnsi="Wingdings" w:hint="default"/>
+        <w:sz w:val="20"/>
+      </w:rPr>
+    </w:lvl>
+    <w:lvl w:ilvl="8" w:tentative="1">
+      <w:start w:val="1"/>
+      <w:numFmt w:val="bullet"/>
+      <w:lvlText w:val=""/>
+      <w:lvlJc w:val="left"/>
+      <w:pPr>
+        <w:tabs>
+          <w:tab w:val="num" w:pos="6480"/>
+        </w:tabs>
+        <w:ind w:left="6480" w:hanging="360"/>
+      </w:pPr>
+      <w:rPr>
+        <w:rFonts w:ascii="Wingdings" w:hAnsi="Wingdings" w:hint="default"/>
+        <w:sz w:val="20"/>
+      </w:rPr>
+    </w:lvl>
+  </w:abstractNum>
+  <w:abstractNum w:abstractNumId="11" w15:restartNumberingAfterBreak="0">
+    <w:nsid w:val="5E360374"/>
+    <w:multiLevelType w:val="multilevel"/>
+    <w:tmpl w:val="4E602CD8"/>
+    <w:lvl w:ilvl="0">
+      <w:start w:val="1"/>
+      <w:numFmt w:val="bullet"/>
+      <w:lvlText w:val=""/>
+      <w:lvlJc w:val="left"/>
+      <w:pPr>
+        <w:tabs>
+          <w:tab w:val="num" w:pos="720"/>
+        </w:tabs>
+        <w:ind w:left="720" w:hanging="360"/>
+      </w:pPr>
+      <w:rPr>
+        <w:rFonts w:ascii="Symbol" w:hAnsi="Symbol" w:hint="default"/>
+        <w:sz w:val="20"/>
+      </w:rPr>
+    </w:lvl>
+    <w:lvl w:ilvl="1" w:tentative="1">
+      <w:start w:val="1"/>
+      <w:numFmt w:val="bullet"/>
+      <w:lvlText w:val="o"/>
+      <w:lvlJc w:val="left"/>
+      <w:pPr>
+        <w:tabs>
+          <w:tab w:val="num" w:pos="1440"/>
+        </w:tabs>
+        <w:ind w:left="1440" w:hanging="360"/>
+      </w:pPr>
+      <w:rPr>
+        <w:rFonts w:ascii="Courier New" w:hAnsi="Courier New" w:hint="default"/>
+        <w:sz w:val="20"/>
+      </w:rPr>
+    </w:lvl>
+    <w:lvl w:ilvl="2" w:tentative="1">
+      <w:start w:val="1"/>
+      <w:numFmt w:val="bullet"/>
+      <w:lvlText w:val=""/>
+      <w:lvlJc w:val="left"/>
+      <w:pPr>
+        <w:tabs>
+          <w:tab w:val="num" w:pos="2160"/>
+        </w:tabs>
+        <w:ind w:left="2160" w:hanging="360"/>
+      </w:pPr>
+      <w:rPr>
+        <w:rFonts w:ascii="Wingdings" w:hAnsi="Wingdings" w:hint="default"/>
+        <w:sz w:val="20"/>
+      </w:rPr>
+    </w:lvl>
+    <w:lvl w:ilvl="3" w:tentative="1">
+      <w:start w:val="1"/>
+      <w:numFmt w:val="bullet"/>
+      <w:lvlText w:val=""/>
+      <w:lvlJc w:val="left"/>
+      <w:pPr>
+        <w:tabs>
+          <w:tab w:val="num" w:pos="2880"/>
+        </w:tabs>
+        <w:ind w:left="2880" w:hanging="360"/>
+      </w:pPr>
+      <w:rPr>
+        <w:rFonts w:ascii="Wingdings" w:hAnsi="Wingdings" w:hint="default"/>
+        <w:sz w:val="20"/>
+      </w:rPr>
+    </w:lvl>
+    <w:lvl w:ilvl="4" w:tentative="1">
+      <w:start w:val="1"/>
+      <w:numFmt w:val="bullet"/>
+      <w:lvlText w:val=""/>
+      <w:lvlJc w:val="left"/>
+      <w:pPr>
+        <w:tabs>
+          <w:tab w:val="num" w:pos="3600"/>
+        </w:tabs>
+        <w:ind w:left="3600" w:hanging="360"/>
+      </w:pPr>
+      <w:rPr>
+        <w:rFonts w:ascii="Wingdings" w:hAnsi="Wingdings" w:hint="default"/>
+        <w:sz w:val="20"/>
+      </w:rPr>
+    </w:lvl>
+    <w:lvl w:ilvl="5" w:tentative="1">
+      <w:start w:val="1"/>
+      <w:numFmt w:val="bullet"/>
+      <w:lvlText w:val=""/>
+      <w:lvlJc w:val="left"/>
+      <w:pPr>
+        <w:tabs>
+          <w:tab w:val="num" w:pos="4320"/>
+        </w:tabs>
+        <w:ind w:left="4320" w:hanging="360"/>
+      </w:pPr>
+      <w:rPr>
+        <w:rFonts w:ascii="Wingdings" w:hAnsi="Wingdings" w:hint="default"/>
+        <w:sz w:val="20"/>
+      </w:rPr>
+    </w:lvl>
+    <w:lvl w:ilvl="6" w:tentative="1">
+      <w:start w:val="1"/>
+      <w:numFmt w:val="bullet"/>
+      <w:lvlText w:val=""/>
+      <w:lvlJc w:val="left"/>
+      <w:pPr>
+        <w:tabs>
+          <w:tab w:val="num" w:pos="5040"/>
+        </w:tabs>
+        <w:ind w:left="5040" w:hanging="360"/>
+      </w:pPr>
+      <w:rPr>
+        <w:rFonts w:ascii="Wingdings" w:hAnsi="Wingdings" w:hint="default"/>
+        <w:sz w:val="20"/>
+      </w:rPr>
+    </w:lvl>
+    <w:lvl w:ilvl="7" w:tentative="1">
+      <w:start w:val="1"/>
+      <w:numFmt w:val="bullet"/>
+      <w:lvlText w:val=""/>
+      <w:lvlJc w:val="left"/>
+      <w:pPr>
+        <w:tabs>
+          <w:tab w:val="num" w:pos="5760"/>
+        </w:tabs>
+        <w:ind w:left="5760" w:hanging="360"/>
+      </w:pPr>
+      <w:rPr>
+        <w:rFonts w:ascii="Wingdings" w:hAnsi="Wingdings" w:hint="default"/>
+        <w:sz w:val="20"/>
+      </w:rPr>
+    </w:lvl>
+    <w:lvl w:ilvl="8" w:tentative="1">
+      <w:start w:val="1"/>
+      <w:numFmt w:val="bullet"/>
+      <w:lvlText w:val=""/>
+      <w:lvlJc w:val="left"/>
+      <w:pPr>
+        <w:tabs>
+          <w:tab w:val="num" w:pos="6480"/>
+        </w:tabs>
+        <w:ind w:left="6480" w:hanging="360"/>
+      </w:pPr>
+      <w:rPr>
+        <w:rFonts w:ascii="Wingdings" w:hAnsi="Wingdings" w:hint="default"/>
+        <w:sz w:val="20"/>
+      </w:rPr>
+    </w:lvl>
+  </w:abstractNum>
+  <w:abstractNum w:abstractNumId="12" w15:restartNumberingAfterBreak="0">
+    <w:nsid w:val="62121AD4"/>
+    <w:multiLevelType w:val="multilevel"/>
+    <w:tmpl w:val="FC4E0230"/>
+    <w:lvl w:ilvl="0">
+      <w:start w:val="1"/>
+      <w:numFmt w:val="bullet"/>
+      <w:lvlText w:val=""/>
+      <w:lvlJc w:val="left"/>
+      <w:pPr>
+        <w:tabs>
+          <w:tab w:val="num" w:pos="720"/>
+        </w:tabs>
+        <w:ind w:left="720" w:hanging="360"/>
+      </w:pPr>
+      <w:rPr>
+        <w:rFonts w:ascii="Symbol" w:hAnsi="Symbol" w:hint="default"/>
+        <w:sz w:val="20"/>
+      </w:rPr>
+    </w:lvl>
+    <w:lvl w:ilvl="1">
+      <w:start w:val="1"/>
+      <w:numFmt w:val="bullet"/>
+      <w:lvlText w:val="o"/>
+      <w:lvlJc w:val="left"/>
+      <w:pPr>
+        <w:tabs>
+          <w:tab w:val="num" w:pos="1440"/>
+        </w:tabs>
+        <w:ind w:left="1440" w:hanging="360"/>
+      </w:pPr>
+      <w:rPr>
+        <w:rFonts w:ascii="Courier New" w:hAnsi="Courier New" w:hint="default"/>
+        <w:sz w:val="20"/>
+      </w:rPr>
+    </w:lvl>
+    <w:lvl w:ilvl="2" w:tentative="1">
+      <w:start w:val="1"/>
+      <w:numFmt w:val="bullet"/>
+      <w:lvlText w:val=""/>
+      <w:lvlJc w:val="left"/>
+      <w:pPr>
+        <w:tabs>
+          <w:tab w:val="num" w:pos="2160"/>
+        </w:tabs>
+        <w:ind w:left="2160" w:hanging="360"/>
+      </w:pPr>
+      <w:rPr>
+        <w:rFonts w:ascii="Wingdings" w:hAnsi="Wingdings" w:hint="default"/>
+        <w:sz w:val="20"/>
+      </w:rPr>
+    </w:lvl>
+    <w:lvl w:ilvl="3" w:tentative="1">
+      <w:start w:val="1"/>
+      <w:numFmt w:val="bullet"/>
+      <w:lvlText w:val=""/>
+      <w:lvlJc w:val="left"/>
+      <w:pPr>
+        <w:tabs>
+          <w:tab w:val="num" w:pos="2880"/>
+        </w:tabs>
+        <w:ind w:left="2880" w:hanging="360"/>
+      </w:pPr>
+      <w:rPr>
+        <w:rFonts w:ascii="Wingdings" w:hAnsi="Wingdings" w:hint="default"/>
+        <w:sz w:val="20"/>
+      </w:rPr>
+    </w:lvl>
+    <w:lvl w:ilvl="4" w:tentative="1">
+      <w:start w:val="1"/>
+      <w:numFmt w:val="bullet"/>
+      <w:lvlText w:val=""/>
+      <w:lvlJc w:val="left"/>
+      <w:pPr>
+        <w:tabs>
+          <w:tab w:val="num" w:pos="3600"/>
+        </w:tabs>
+        <w:ind w:left="3600" w:hanging="360"/>
+      </w:pPr>
+      <w:rPr>
+        <w:rFonts w:ascii="Wingdings" w:hAnsi="Wingdings" w:hint="default"/>
+        <w:sz w:val="20"/>
+      </w:rPr>
+    </w:lvl>
+    <w:lvl w:ilvl="5" w:tentative="1">
+      <w:start w:val="1"/>
+      <w:numFmt w:val="bullet"/>
+      <w:lvlText w:val=""/>
+      <w:lvlJc w:val="left"/>
+      <w:pPr>
+        <w:tabs>
+          <w:tab w:val="num" w:pos="4320"/>
+        </w:tabs>
+        <w:ind w:left="4320" w:hanging="360"/>
+      </w:pPr>
+      <w:rPr>
+        <w:rFonts w:ascii="Wingdings" w:hAnsi="Wingdings" w:hint="default"/>
+        <w:sz w:val="20"/>
+      </w:rPr>
+    </w:lvl>
+    <w:lvl w:ilvl="6" w:tentative="1">
+      <w:start w:val="1"/>
+      <w:numFmt w:val="bullet"/>
+      <w:lvlText w:val=""/>
+      <w:lvlJc w:val="left"/>
+      <w:pPr>
+        <w:tabs>
+          <w:tab w:val="num" w:pos="5040"/>
+        </w:tabs>
+        <w:ind w:left="5040" w:hanging="360"/>
+      </w:pPr>
+      <w:rPr>
+        <w:rFonts w:ascii="Wingdings" w:hAnsi="Wingdings" w:hint="default"/>
+        <w:sz w:val="20"/>
+      </w:rPr>
+    </w:lvl>
+    <w:lvl w:ilvl="7" w:tentative="1">
+      <w:start w:val="1"/>
+      <w:numFmt w:val="bullet"/>
+      <w:lvlText w:val=""/>
+      <w:lvlJc w:val="left"/>
+      <w:pPr>
+        <w:tabs>
+          <w:tab w:val="num" w:pos="5760"/>
+        </w:tabs>
+        <w:ind w:left="5760" w:hanging="360"/>
+      </w:pPr>
+      <w:rPr>
+        <w:rFonts w:ascii="Wingdings" w:hAnsi="Wingdings" w:hint="default"/>
+        <w:sz w:val="20"/>
+      </w:rPr>
+    </w:lvl>
+    <w:lvl w:ilvl="8" w:tentative="1">
+      <w:start w:val="1"/>
+      <w:numFmt w:val="bullet"/>
+      <w:lvlText w:val=""/>
+      <w:lvlJc w:val="left"/>
+      <w:pPr>
+        <w:tabs>
+          <w:tab w:val="num" w:pos="6480"/>
+        </w:tabs>
+        <w:ind w:left="6480" w:hanging="360"/>
+      </w:pPr>
+      <w:rPr>
+        <w:rFonts w:ascii="Wingdings" w:hAnsi="Wingdings" w:hint="default"/>
+        <w:sz w:val="20"/>
+      </w:rPr>
+    </w:lvl>
+  </w:abstractNum>
+  <w:abstractNum w:abstractNumId="13" w15:restartNumberingAfterBreak="0">
     <w:nsid w:val="687058B5"/>
     <w:multiLevelType w:val="hybridMultilevel"/>
     <w:tmpl w:val="D3EC7BE8"/>
@@ -1368,7 +4921,7 @@
       </w:rPr>
     </w:lvl>
   </w:abstractNum>
-  <w:abstractNum w:abstractNumId="4" w15:restartNumberingAfterBreak="0">
+  <w:abstractNum w:abstractNumId="14" w15:restartNumberingAfterBreak="0">
     <w:nsid w:val="70621C78"/>
     <w:multiLevelType w:val="multilevel"/>
     <w:tmpl w:val="9A9A9780"/>
@@ -1517,26 +5070,664 @@
       </w:rPr>
     </w:lvl>
   </w:abstractNum>
+  <w:abstractNum w:abstractNumId="15" w15:restartNumberingAfterBreak="0">
+    <w:nsid w:val="7359661E"/>
+    <w:multiLevelType w:val="multilevel"/>
+    <w:tmpl w:val="9752B54C"/>
+    <w:lvl w:ilvl="0">
+      <w:start w:val="1"/>
+      <w:numFmt w:val="bullet"/>
+      <w:lvlText w:val=""/>
+      <w:lvlJc w:val="left"/>
+      <w:pPr>
+        <w:tabs>
+          <w:tab w:val="num" w:pos="720"/>
+        </w:tabs>
+        <w:ind w:left="720" w:hanging="360"/>
+      </w:pPr>
+      <w:rPr>
+        <w:rFonts w:ascii="Symbol" w:hAnsi="Symbol" w:hint="default"/>
+        <w:sz w:val="20"/>
+      </w:rPr>
+    </w:lvl>
+    <w:lvl w:ilvl="1" w:tentative="1">
+      <w:start w:val="1"/>
+      <w:numFmt w:val="bullet"/>
+      <w:lvlText w:val="o"/>
+      <w:lvlJc w:val="left"/>
+      <w:pPr>
+        <w:tabs>
+          <w:tab w:val="num" w:pos="1440"/>
+        </w:tabs>
+        <w:ind w:left="1440" w:hanging="360"/>
+      </w:pPr>
+      <w:rPr>
+        <w:rFonts w:ascii="Courier New" w:hAnsi="Courier New" w:hint="default"/>
+        <w:sz w:val="20"/>
+      </w:rPr>
+    </w:lvl>
+    <w:lvl w:ilvl="2" w:tentative="1">
+      <w:start w:val="1"/>
+      <w:numFmt w:val="bullet"/>
+      <w:lvlText w:val=""/>
+      <w:lvlJc w:val="left"/>
+      <w:pPr>
+        <w:tabs>
+          <w:tab w:val="num" w:pos="2160"/>
+        </w:tabs>
+        <w:ind w:left="2160" w:hanging="360"/>
+      </w:pPr>
+      <w:rPr>
+        <w:rFonts w:ascii="Wingdings" w:hAnsi="Wingdings" w:hint="default"/>
+        <w:sz w:val="20"/>
+      </w:rPr>
+    </w:lvl>
+    <w:lvl w:ilvl="3" w:tentative="1">
+      <w:start w:val="1"/>
+      <w:numFmt w:val="bullet"/>
+      <w:lvlText w:val=""/>
+      <w:lvlJc w:val="left"/>
+      <w:pPr>
+        <w:tabs>
+          <w:tab w:val="num" w:pos="2880"/>
+        </w:tabs>
+        <w:ind w:left="2880" w:hanging="360"/>
+      </w:pPr>
+      <w:rPr>
+        <w:rFonts w:ascii="Wingdings" w:hAnsi="Wingdings" w:hint="default"/>
+        <w:sz w:val="20"/>
+      </w:rPr>
+    </w:lvl>
+    <w:lvl w:ilvl="4" w:tentative="1">
+      <w:start w:val="1"/>
+      <w:numFmt w:val="bullet"/>
+      <w:lvlText w:val=""/>
+      <w:lvlJc w:val="left"/>
+      <w:pPr>
+        <w:tabs>
+          <w:tab w:val="num" w:pos="3600"/>
+        </w:tabs>
+        <w:ind w:left="3600" w:hanging="360"/>
+      </w:pPr>
+      <w:rPr>
+        <w:rFonts w:ascii="Wingdings" w:hAnsi="Wingdings" w:hint="default"/>
+        <w:sz w:val="20"/>
+      </w:rPr>
+    </w:lvl>
+    <w:lvl w:ilvl="5" w:tentative="1">
+      <w:start w:val="1"/>
+      <w:numFmt w:val="bullet"/>
+      <w:lvlText w:val=""/>
+      <w:lvlJc w:val="left"/>
+      <w:pPr>
+        <w:tabs>
+          <w:tab w:val="num" w:pos="4320"/>
+        </w:tabs>
+        <w:ind w:left="4320" w:hanging="360"/>
+      </w:pPr>
+      <w:rPr>
+        <w:rFonts w:ascii="Wingdings" w:hAnsi="Wingdings" w:hint="default"/>
+        <w:sz w:val="20"/>
+      </w:rPr>
+    </w:lvl>
+    <w:lvl w:ilvl="6" w:tentative="1">
+      <w:start w:val="1"/>
+      <w:numFmt w:val="bullet"/>
+      <w:lvlText w:val=""/>
+      <w:lvlJc w:val="left"/>
+      <w:pPr>
+        <w:tabs>
+          <w:tab w:val="num" w:pos="5040"/>
+        </w:tabs>
+        <w:ind w:left="5040" w:hanging="360"/>
+      </w:pPr>
+      <w:rPr>
+        <w:rFonts w:ascii="Wingdings" w:hAnsi="Wingdings" w:hint="default"/>
+        <w:sz w:val="20"/>
+      </w:rPr>
+    </w:lvl>
+    <w:lvl w:ilvl="7" w:tentative="1">
+      <w:start w:val="1"/>
+      <w:numFmt w:val="bullet"/>
+      <w:lvlText w:val=""/>
+      <w:lvlJc w:val="left"/>
+      <w:pPr>
+        <w:tabs>
+          <w:tab w:val="num" w:pos="5760"/>
+        </w:tabs>
+        <w:ind w:left="5760" w:hanging="360"/>
+      </w:pPr>
+      <w:rPr>
+        <w:rFonts w:ascii="Wingdings" w:hAnsi="Wingdings" w:hint="default"/>
+        <w:sz w:val="20"/>
+      </w:rPr>
+    </w:lvl>
+    <w:lvl w:ilvl="8" w:tentative="1">
+      <w:start w:val="1"/>
+      <w:numFmt w:val="bullet"/>
+      <w:lvlText w:val=""/>
+      <w:lvlJc w:val="left"/>
+      <w:pPr>
+        <w:tabs>
+          <w:tab w:val="num" w:pos="6480"/>
+        </w:tabs>
+        <w:ind w:left="6480" w:hanging="360"/>
+      </w:pPr>
+      <w:rPr>
+        <w:rFonts w:ascii="Wingdings" w:hAnsi="Wingdings" w:hint="default"/>
+        <w:sz w:val="20"/>
+      </w:rPr>
+    </w:lvl>
+  </w:abstractNum>
+  <w:abstractNum w:abstractNumId="16" w15:restartNumberingAfterBreak="0">
+    <w:nsid w:val="73E13EB1"/>
+    <w:multiLevelType w:val="multilevel"/>
+    <w:tmpl w:val="B7CCA208"/>
+    <w:lvl w:ilvl="0">
+      <w:start w:val="1"/>
+      <w:numFmt w:val="bullet"/>
+      <w:lvlText w:val=""/>
+      <w:lvlJc w:val="left"/>
+      <w:pPr>
+        <w:tabs>
+          <w:tab w:val="num" w:pos="720"/>
+        </w:tabs>
+        <w:ind w:left="720" w:hanging="360"/>
+      </w:pPr>
+      <w:rPr>
+        <w:rFonts w:ascii="Symbol" w:hAnsi="Symbol" w:hint="default"/>
+        <w:sz w:val="20"/>
+      </w:rPr>
+    </w:lvl>
+    <w:lvl w:ilvl="1" w:tentative="1">
+      <w:start w:val="1"/>
+      <w:numFmt w:val="bullet"/>
+      <w:lvlText w:val="o"/>
+      <w:lvlJc w:val="left"/>
+      <w:pPr>
+        <w:tabs>
+          <w:tab w:val="num" w:pos="1440"/>
+        </w:tabs>
+        <w:ind w:left="1440" w:hanging="360"/>
+      </w:pPr>
+      <w:rPr>
+        <w:rFonts w:ascii="Courier New" w:hAnsi="Courier New" w:hint="default"/>
+        <w:sz w:val="20"/>
+      </w:rPr>
+    </w:lvl>
+    <w:lvl w:ilvl="2" w:tentative="1">
+      <w:start w:val="1"/>
+      <w:numFmt w:val="bullet"/>
+      <w:lvlText w:val=""/>
+      <w:lvlJc w:val="left"/>
+      <w:pPr>
+        <w:tabs>
+          <w:tab w:val="num" w:pos="2160"/>
+        </w:tabs>
+        <w:ind w:left="2160" w:hanging="360"/>
+      </w:pPr>
+      <w:rPr>
+        <w:rFonts w:ascii="Wingdings" w:hAnsi="Wingdings" w:hint="default"/>
+        <w:sz w:val="20"/>
+      </w:rPr>
+    </w:lvl>
+    <w:lvl w:ilvl="3" w:tentative="1">
+      <w:start w:val="1"/>
+      <w:numFmt w:val="bullet"/>
+      <w:lvlText w:val=""/>
+      <w:lvlJc w:val="left"/>
+      <w:pPr>
+        <w:tabs>
+          <w:tab w:val="num" w:pos="2880"/>
+        </w:tabs>
+        <w:ind w:left="2880" w:hanging="360"/>
+      </w:pPr>
+      <w:rPr>
+        <w:rFonts w:ascii="Wingdings" w:hAnsi="Wingdings" w:hint="default"/>
+        <w:sz w:val="20"/>
+      </w:rPr>
+    </w:lvl>
+    <w:lvl w:ilvl="4" w:tentative="1">
+      <w:start w:val="1"/>
+      <w:numFmt w:val="bullet"/>
+      <w:lvlText w:val=""/>
+      <w:lvlJc w:val="left"/>
+      <w:pPr>
+        <w:tabs>
+          <w:tab w:val="num" w:pos="3600"/>
+        </w:tabs>
+        <w:ind w:left="3600" w:hanging="360"/>
+      </w:pPr>
+      <w:rPr>
+        <w:rFonts w:ascii="Wingdings" w:hAnsi="Wingdings" w:hint="default"/>
+        <w:sz w:val="20"/>
+      </w:rPr>
+    </w:lvl>
+    <w:lvl w:ilvl="5" w:tentative="1">
+      <w:start w:val="1"/>
+      <w:numFmt w:val="bullet"/>
+      <w:lvlText w:val=""/>
+      <w:lvlJc w:val="left"/>
+      <w:pPr>
+        <w:tabs>
+          <w:tab w:val="num" w:pos="4320"/>
+        </w:tabs>
+        <w:ind w:left="4320" w:hanging="360"/>
+      </w:pPr>
+      <w:rPr>
+        <w:rFonts w:ascii="Wingdings" w:hAnsi="Wingdings" w:hint="default"/>
+        <w:sz w:val="20"/>
+      </w:rPr>
+    </w:lvl>
+    <w:lvl w:ilvl="6" w:tentative="1">
+      <w:start w:val="1"/>
+      <w:numFmt w:val="bullet"/>
+      <w:lvlText w:val=""/>
+      <w:lvlJc w:val="left"/>
+      <w:pPr>
+        <w:tabs>
+          <w:tab w:val="num" w:pos="5040"/>
+        </w:tabs>
+        <w:ind w:left="5040" w:hanging="360"/>
+      </w:pPr>
+      <w:rPr>
+        <w:rFonts w:ascii="Wingdings" w:hAnsi="Wingdings" w:hint="default"/>
+        <w:sz w:val="20"/>
+      </w:rPr>
+    </w:lvl>
+    <w:lvl w:ilvl="7" w:tentative="1">
+      <w:start w:val="1"/>
+      <w:numFmt w:val="bullet"/>
+      <w:lvlText w:val=""/>
+      <w:lvlJc w:val="left"/>
+      <w:pPr>
+        <w:tabs>
+          <w:tab w:val="num" w:pos="5760"/>
+        </w:tabs>
+        <w:ind w:left="5760" w:hanging="360"/>
+      </w:pPr>
+      <w:rPr>
+        <w:rFonts w:ascii="Wingdings" w:hAnsi="Wingdings" w:hint="default"/>
+        <w:sz w:val="20"/>
+      </w:rPr>
+    </w:lvl>
+    <w:lvl w:ilvl="8" w:tentative="1">
+      <w:start w:val="1"/>
+      <w:numFmt w:val="bullet"/>
+      <w:lvlText w:val=""/>
+      <w:lvlJc w:val="left"/>
+      <w:pPr>
+        <w:tabs>
+          <w:tab w:val="num" w:pos="6480"/>
+        </w:tabs>
+        <w:ind w:left="6480" w:hanging="360"/>
+      </w:pPr>
+      <w:rPr>
+        <w:rFonts w:ascii="Wingdings" w:hAnsi="Wingdings" w:hint="default"/>
+        <w:sz w:val="20"/>
+      </w:rPr>
+    </w:lvl>
+  </w:abstractNum>
+  <w:abstractNum w:abstractNumId="17" w15:restartNumberingAfterBreak="0">
+    <w:nsid w:val="78D56872"/>
+    <w:multiLevelType w:val="multilevel"/>
+    <w:tmpl w:val="3D42A1F4"/>
+    <w:lvl w:ilvl="0">
+      <w:start w:val="1"/>
+      <w:numFmt w:val="bullet"/>
+      <w:lvlText w:val=""/>
+      <w:lvlJc w:val="left"/>
+      <w:pPr>
+        <w:tabs>
+          <w:tab w:val="num" w:pos="720"/>
+        </w:tabs>
+        <w:ind w:left="720" w:hanging="360"/>
+      </w:pPr>
+      <w:rPr>
+        <w:rFonts w:ascii="Symbol" w:hAnsi="Symbol" w:hint="default"/>
+        <w:sz w:val="20"/>
+      </w:rPr>
+    </w:lvl>
+    <w:lvl w:ilvl="1" w:tentative="1">
+      <w:start w:val="1"/>
+      <w:numFmt w:val="bullet"/>
+      <w:lvlText w:val="o"/>
+      <w:lvlJc w:val="left"/>
+      <w:pPr>
+        <w:tabs>
+          <w:tab w:val="num" w:pos="1440"/>
+        </w:tabs>
+        <w:ind w:left="1440" w:hanging="360"/>
+      </w:pPr>
+      <w:rPr>
+        <w:rFonts w:ascii="Courier New" w:hAnsi="Courier New" w:hint="default"/>
+        <w:sz w:val="20"/>
+      </w:rPr>
+    </w:lvl>
+    <w:lvl w:ilvl="2" w:tentative="1">
+      <w:start w:val="1"/>
+      <w:numFmt w:val="bullet"/>
+      <w:lvlText w:val=""/>
+      <w:lvlJc w:val="left"/>
+      <w:pPr>
+        <w:tabs>
+          <w:tab w:val="num" w:pos="2160"/>
+        </w:tabs>
+        <w:ind w:left="2160" w:hanging="360"/>
+      </w:pPr>
+      <w:rPr>
+        <w:rFonts w:ascii="Wingdings" w:hAnsi="Wingdings" w:hint="default"/>
+        <w:sz w:val="20"/>
+      </w:rPr>
+    </w:lvl>
+    <w:lvl w:ilvl="3" w:tentative="1">
+      <w:start w:val="1"/>
+      <w:numFmt w:val="bullet"/>
+      <w:lvlText w:val=""/>
+      <w:lvlJc w:val="left"/>
+      <w:pPr>
+        <w:tabs>
+          <w:tab w:val="num" w:pos="2880"/>
+        </w:tabs>
+        <w:ind w:left="2880" w:hanging="360"/>
+      </w:pPr>
+      <w:rPr>
+        <w:rFonts w:ascii="Wingdings" w:hAnsi="Wingdings" w:hint="default"/>
+        <w:sz w:val="20"/>
+      </w:rPr>
+    </w:lvl>
+    <w:lvl w:ilvl="4" w:tentative="1">
+      <w:start w:val="1"/>
+      <w:numFmt w:val="bullet"/>
+      <w:lvlText w:val=""/>
+      <w:lvlJc w:val="left"/>
+      <w:pPr>
+        <w:tabs>
+          <w:tab w:val="num" w:pos="3600"/>
+        </w:tabs>
+        <w:ind w:left="3600" w:hanging="360"/>
+      </w:pPr>
+      <w:rPr>
+        <w:rFonts w:ascii="Wingdings" w:hAnsi="Wingdings" w:hint="default"/>
+        <w:sz w:val="20"/>
+      </w:rPr>
+    </w:lvl>
+    <w:lvl w:ilvl="5" w:tentative="1">
+      <w:start w:val="1"/>
+      <w:numFmt w:val="bullet"/>
+      <w:lvlText w:val=""/>
+      <w:lvlJc w:val="left"/>
+      <w:pPr>
+        <w:tabs>
+          <w:tab w:val="num" w:pos="4320"/>
+        </w:tabs>
+        <w:ind w:left="4320" w:hanging="360"/>
+      </w:pPr>
+      <w:rPr>
+        <w:rFonts w:ascii="Wingdings" w:hAnsi="Wingdings" w:hint="default"/>
+        <w:sz w:val="20"/>
+      </w:rPr>
+    </w:lvl>
+    <w:lvl w:ilvl="6" w:tentative="1">
+      <w:start w:val="1"/>
+      <w:numFmt w:val="bullet"/>
+      <w:lvlText w:val=""/>
+      <w:lvlJc w:val="left"/>
+      <w:pPr>
+        <w:tabs>
+          <w:tab w:val="num" w:pos="5040"/>
+        </w:tabs>
+        <w:ind w:left="5040" w:hanging="360"/>
+      </w:pPr>
+      <w:rPr>
+        <w:rFonts w:ascii="Wingdings" w:hAnsi="Wingdings" w:hint="default"/>
+        <w:sz w:val="20"/>
+      </w:rPr>
+    </w:lvl>
+    <w:lvl w:ilvl="7" w:tentative="1">
+      <w:start w:val="1"/>
+      <w:numFmt w:val="bullet"/>
+      <w:lvlText w:val=""/>
+      <w:lvlJc w:val="left"/>
+      <w:pPr>
+        <w:tabs>
+          <w:tab w:val="num" w:pos="5760"/>
+        </w:tabs>
+        <w:ind w:left="5760" w:hanging="360"/>
+      </w:pPr>
+      <w:rPr>
+        <w:rFonts w:ascii="Wingdings" w:hAnsi="Wingdings" w:hint="default"/>
+        <w:sz w:val="20"/>
+      </w:rPr>
+    </w:lvl>
+    <w:lvl w:ilvl="8" w:tentative="1">
+      <w:start w:val="1"/>
+      <w:numFmt w:val="bullet"/>
+      <w:lvlText w:val=""/>
+      <w:lvlJc w:val="left"/>
+      <w:pPr>
+        <w:tabs>
+          <w:tab w:val="num" w:pos="6480"/>
+        </w:tabs>
+        <w:ind w:left="6480" w:hanging="360"/>
+      </w:pPr>
+      <w:rPr>
+        <w:rFonts w:ascii="Wingdings" w:hAnsi="Wingdings" w:hint="default"/>
+        <w:sz w:val="20"/>
+      </w:rPr>
+    </w:lvl>
+  </w:abstractNum>
+  <w:abstractNum w:abstractNumId="18" w15:restartNumberingAfterBreak="0">
+    <w:nsid w:val="7BAC3EEB"/>
+    <w:multiLevelType w:val="multilevel"/>
+    <w:tmpl w:val="0F407B80"/>
+    <w:lvl w:ilvl="0">
+      <w:start w:val="1"/>
+      <w:numFmt w:val="bullet"/>
+      <w:lvlText w:val=""/>
+      <w:lvlJc w:val="left"/>
+      <w:pPr>
+        <w:tabs>
+          <w:tab w:val="num" w:pos="720"/>
+        </w:tabs>
+        <w:ind w:left="720" w:hanging="360"/>
+      </w:pPr>
+      <w:rPr>
+        <w:rFonts w:ascii="Symbol" w:hAnsi="Symbol" w:hint="default"/>
+        <w:sz w:val="20"/>
+      </w:rPr>
+    </w:lvl>
+    <w:lvl w:ilvl="1">
+      <w:start w:val="1"/>
+      <w:numFmt w:val="bullet"/>
+      <w:lvlText w:val="o"/>
+      <w:lvlJc w:val="left"/>
+      <w:pPr>
+        <w:tabs>
+          <w:tab w:val="num" w:pos="1440"/>
+        </w:tabs>
+        <w:ind w:left="1440" w:hanging="360"/>
+      </w:pPr>
+      <w:rPr>
+        <w:rFonts w:ascii="Courier New" w:hAnsi="Courier New" w:hint="default"/>
+        <w:sz w:val="20"/>
+      </w:rPr>
+    </w:lvl>
+    <w:lvl w:ilvl="2" w:tentative="1">
+      <w:start w:val="1"/>
+      <w:numFmt w:val="bullet"/>
+      <w:lvlText w:val=""/>
+      <w:lvlJc w:val="left"/>
+      <w:pPr>
+        <w:tabs>
+          <w:tab w:val="num" w:pos="2160"/>
+        </w:tabs>
+        <w:ind w:left="2160" w:hanging="360"/>
+      </w:pPr>
+      <w:rPr>
+        <w:rFonts w:ascii="Wingdings" w:hAnsi="Wingdings" w:hint="default"/>
+        <w:sz w:val="20"/>
+      </w:rPr>
+    </w:lvl>
+    <w:lvl w:ilvl="3" w:tentative="1">
+      <w:start w:val="1"/>
+      <w:numFmt w:val="bullet"/>
+      <w:lvlText w:val=""/>
+      <w:lvlJc w:val="left"/>
+      <w:pPr>
+        <w:tabs>
+          <w:tab w:val="num" w:pos="2880"/>
+        </w:tabs>
+        <w:ind w:left="2880" w:hanging="360"/>
+      </w:pPr>
+      <w:rPr>
+        <w:rFonts w:ascii="Wingdings" w:hAnsi="Wingdings" w:hint="default"/>
+        <w:sz w:val="20"/>
+      </w:rPr>
+    </w:lvl>
+    <w:lvl w:ilvl="4" w:tentative="1">
+      <w:start w:val="1"/>
+      <w:numFmt w:val="bullet"/>
+      <w:lvlText w:val=""/>
+      <w:lvlJc w:val="left"/>
+      <w:pPr>
+        <w:tabs>
+          <w:tab w:val="num" w:pos="3600"/>
+        </w:tabs>
+        <w:ind w:left="3600" w:hanging="360"/>
+      </w:pPr>
+      <w:rPr>
+        <w:rFonts w:ascii="Wingdings" w:hAnsi="Wingdings" w:hint="default"/>
+        <w:sz w:val="20"/>
+      </w:rPr>
+    </w:lvl>
+    <w:lvl w:ilvl="5" w:tentative="1">
+      <w:start w:val="1"/>
+      <w:numFmt w:val="bullet"/>
+      <w:lvlText w:val=""/>
+      <w:lvlJc w:val="left"/>
+      <w:pPr>
+        <w:tabs>
+          <w:tab w:val="num" w:pos="4320"/>
+        </w:tabs>
+        <w:ind w:left="4320" w:hanging="360"/>
+      </w:pPr>
+      <w:rPr>
+        <w:rFonts w:ascii="Wingdings" w:hAnsi="Wingdings" w:hint="default"/>
+        <w:sz w:val="20"/>
+      </w:rPr>
+    </w:lvl>
+    <w:lvl w:ilvl="6" w:tentative="1">
+      <w:start w:val="1"/>
+      <w:numFmt w:val="bullet"/>
+      <w:lvlText w:val=""/>
+      <w:lvlJc w:val="left"/>
+      <w:pPr>
+        <w:tabs>
+          <w:tab w:val="num" w:pos="5040"/>
+        </w:tabs>
+        <w:ind w:left="5040" w:hanging="360"/>
+      </w:pPr>
+      <w:rPr>
+        <w:rFonts w:ascii="Wingdings" w:hAnsi="Wingdings" w:hint="default"/>
+        <w:sz w:val="20"/>
+      </w:rPr>
+    </w:lvl>
+    <w:lvl w:ilvl="7" w:tentative="1">
+      <w:start w:val="1"/>
+      <w:numFmt w:val="bullet"/>
+      <w:lvlText w:val=""/>
+      <w:lvlJc w:val="left"/>
+      <w:pPr>
+        <w:tabs>
+          <w:tab w:val="num" w:pos="5760"/>
+        </w:tabs>
+        <w:ind w:left="5760" w:hanging="360"/>
+      </w:pPr>
+      <w:rPr>
+        <w:rFonts w:ascii="Wingdings" w:hAnsi="Wingdings" w:hint="default"/>
+        <w:sz w:val="20"/>
+      </w:rPr>
+    </w:lvl>
+    <w:lvl w:ilvl="8" w:tentative="1">
+      <w:start w:val="1"/>
+      <w:numFmt w:val="bullet"/>
+      <w:lvlText w:val=""/>
+      <w:lvlJc w:val="left"/>
+      <w:pPr>
+        <w:tabs>
+          <w:tab w:val="num" w:pos="6480"/>
+        </w:tabs>
+        <w:ind w:left="6480" w:hanging="360"/>
+      </w:pPr>
+      <w:rPr>
+        <w:rFonts w:ascii="Wingdings" w:hAnsi="Wingdings" w:hint="default"/>
+        <w:sz w:val="20"/>
+      </w:rPr>
+    </w:lvl>
+  </w:abstractNum>
   <w:num w:numId="1" w16cid:durableId="435827181">
+    <w:abstractNumId w:val="4"/>
+  </w:num>
+  <w:num w:numId="2" w16cid:durableId="456677387">
+    <w:abstractNumId w:val="6"/>
+  </w:num>
+  <w:num w:numId="3" w16cid:durableId="1949048088">
+    <w:abstractNumId w:val="13"/>
+  </w:num>
+  <w:num w:numId="4" w16cid:durableId="1524711767">
+    <w:abstractNumId w:val="14"/>
+  </w:num>
+  <w:num w:numId="5" w16cid:durableId="354892043">
+    <w:abstractNumId w:val="2"/>
+  </w:num>
+  <w:num w:numId="6" w16cid:durableId="1462377596">
+    <w:abstractNumId w:val="7"/>
+  </w:num>
+  <w:num w:numId="7" w16cid:durableId="1745449280">
+    <w:abstractNumId w:val="15"/>
+  </w:num>
+  <w:num w:numId="8" w16cid:durableId="1457067222">
+    <w:abstractNumId w:val="16"/>
+  </w:num>
+  <w:num w:numId="9" w16cid:durableId="1667005585">
+    <w:abstractNumId w:val="11"/>
+  </w:num>
+  <w:num w:numId="10" w16cid:durableId="33505256">
     <w:abstractNumId w:val="1"/>
   </w:num>
-  <w:num w:numId="2" w16cid:durableId="456677387">
-    <w:abstractNumId w:val="2"/>
+  <w:num w:numId="11" w16cid:durableId="1536309090">
+    <w:abstractNumId w:val="17"/>
   </w:num>
-  <w:num w:numId="3" w16cid:durableId="1949048088">
+  <w:num w:numId="12" w16cid:durableId="1028023601">
+    <w:abstractNumId w:val="0"/>
+  </w:num>
+  <w:num w:numId="13" w16cid:durableId="2123303410">
+    <w:abstractNumId w:val="5"/>
+  </w:num>
+  <w:num w:numId="14" w16cid:durableId="423494414">
+    <w:abstractNumId w:val="9"/>
+  </w:num>
+  <w:num w:numId="15" w16cid:durableId="628319589">
     <w:abstractNumId w:val="3"/>
   </w:num>
-  <w:num w:numId="4" w16cid:durableId="1524711767">
-    <w:abstractNumId w:val="4"/>
+  <w:num w:numId="16" w16cid:durableId="553663451">
+    <w:abstractNumId w:val="18"/>
   </w:num>
-  <w:num w:numId="5" w16cid:durableId="354892043">
-    <w:abstractNumId w:val="0"/>
+  <w:num w:numId="17" w16cid:durableId="310915186">
+    <w:abstractNumId w:val="12"/>
+  </w:num>
+  <w:num w:numId="18" w16cid:durableId="1328750535">
+    <w:abstractNumId w:val="8"/>
+  </w:num>
+  <w:num w:numId="19" w16cid:durableId="812258368">
+    <w:abstractNumId w:val="10"/>
   </w:num>
 </w:numbering>
 </file>
 
 <file path=word/styles.xml><?xml version="1.0" encoding="utf-8"?>
-<w:styles xmlns:mc="http://schemas.openxmlformats.org/markup-compatibility/2006" xmlns:r="http://schemas.openxmlformats.org/officeDocument/2006/relationships" xmlns:w="http://schemas.openxmlformats.org/wordprocessingml/2006/main" xmlns:w14="http://schemas.microsoft.com/office/word/2010/wordml" xmlns:w15="http://schemas.microsoft.com/office/word/2012/wordml" xmlns:w16cex="http://schemas.microsoft.com/office/word/2018/wordml/cex" xmlns:w16cid="http://schemas.microsoft.com/office/word/2016/wordml/cid" xmlns:w16="http://schemas.microsoft.com/office/word/2018/wordml" xmlns:w16sdtdh="http://schemas.microsoft.com/office/word/2020/wordml/sdtdatahash" xmlns:w16se="http://schemas.microsoft.com/office/word/2015/wordml/symex" mc:Ignorable="w14 w15 w16se w16cid w16 w16cex w16sdtdh">
+<w:styles xmlns:mc="http://schemas.openxmlformats.org/markup-compatibility/2006" xmlns:r="http://schemas.openxmlformats.org/officeDocument/2006/relationships" xmlns:w="http://schemas.openxmlformats.org/wordprocessingml/2006/main" xmlns:w14="http://schemas.microsoft.com/office/word/2010/wordml" xmlns:w15="http://schemas.microsoft.com/office/word/2012/wordml" xmlns:w16cex="http://schemas.microsoft.com/office/word/2018/wordml/cex" xmlns:w16cid="http://schemas.microsoft.com/office/word/2016/wordml/cid" xmlns:w16="http://schemas.microsoft.com/office/word/2018/wordml" xmlns:w16du="http://schemas.microsoft.com/office/word/2023/wordml/word16du" xmlns:w16sdtdh="http://schemas.microsoft.com/office/word/2020/wordml/sdtdatahash" xmlns:w16sdtfl="http://schemas.microsoft.com/office/word/2024/wordml/sdtformatlock" xmlns:w16se="http://schemas.microsoft.com/office/word/2015/wordml/symex" mc:Ignorable="w14 w15 w16se w16cid w16 w16cex w16sdtdh w16sdtfl w16du">
   <w:docDefaults>
     <w:rPrDefault>
       <w:rPr>
